--- a/docs/files/f9_文雪_山东北辰机电_供应链实习生（供应链管理）.docx
+++ b/docs/files/f9_文雪_山东北辰机电_供应链实习生（供应链管理）.docx
@@ -9,6 +9,7 @@
           <w:rFonts w:hint="default"/>
           <w:vanish/>
         </w:rPr>
+        <w:spacing w:line="240" w:lineRule="auto" w:before="0" w:after="0"/>
       </w:pPr>
     </w:p>
     <w:tbl>
@@ -53,7 +54,7 @@
           </w:tcPr>
           <w:p>
             <w:pPr>
-              <w:spacing w:line="505" w:lineRule="atLeast"/>
+              <w:spacing w:line="240" w:lineRule="auto" w:before="0" w:after="0"/>
               <w:rPr>
                 <w:rFonts w:ascii="宋体" w:eastAsia="宋体" w:hAnsi="宋体"/>
                 <w:b/>
@@ -94,6 +95,7 @@
               <w:rPr>
                 <w:rFonts w:hint="default"/>
               </w:rPr>
+              <w:spacing w:line="240" w:lineRule="auto" w:before="0" w:after="0"/>
             </w:pPr>
             <w:r>
               <w:rPr>
@@ -132,102 +134,6 @@
           <w:trHeight w:val="430"/>
           <w:jc w:val="center"/>
         </w:trPr>
-        <w:tc>
-          <w:tcPr>
-            <w:tcW w:w="3673" w:type="dxa"/>
-            <w:tcBorders>
-              <w:top w:val="nil"/>
-              <w:left w:val="nil"/>
-              <w:bottom w:val="nil"/>
-              <w:right w:val="nil"/>
-            </w:tcBorders>
-            <w:tcMar>
-              <w:top w:w="0" w:type="dxa"/>
-              <w:left w:w="227" w:type="dxa"/>
-              <w:bottom w:w="0" w:type="dxa"/>
-              <w:right w:w="85" w:type="dxa"/>
-            </w:tcMar>
-            <w:vAlign w:val="center"/>
-          </w:tcPr>
-          <w:p>
-            <w:pPr>
-              <w:spacing w:line="315" w:lineRule="atLeast"/>
-              <w:rPr>
-                <w:rFonts w:hint="default"/>
-                <w:sz w:val="21"/>
-              </w:rPr>
-            </w:pPr>
-            <w:r>
-              <w:rPr>
-                <w:b/>
-                <w:bCs/>
-                <w:sz w:val="21"/>
-              </w:rPr>
-              <w:t>电话：</w:t>
-            </w:r>
-            <w:r>
-              <w:rPr>
-                <w:rFonts w:ascii="Times New Roman" w:hAnsi="Times New Roman" w:hint="default"/>
-                <w:sz w:val="21"/>
-              </w:rPr>
-              <w:t>18658249341</w:t>
-            </w:r>
-          </w:p>
-        </w:tc>
-        <w:tc>
-          <w:tcPr>
-            <w:tcW w:w="5868" w:type="dxa"/>
-            <w:tcBorders>
-              <w:top w:val="nil"/>
-              <w:left w:val="nil"/>
-              <w:bottom w:val="nil"/>
-              <w:right w:val="nil"/>
-            </w:tcBorders>
-            <w:tcMar>
-              <w:top w:w="0" w:type="dxa"/>
-              <w:left w:w="85" w:type="dxa"/>
-              <w:bottom w:w="0" w:type="dxa"/>
-              <w:right w:w="85" w:type="dxa"/>
-            </w:tcMar>
-            <w:vAlign w:val="center"/>
-          </w:tcPr>
-          <w:p>
-            <w:pPr>
-              <w:spacing w:line="315" w:lineRule="atLeast"/>
-              <w:rPr>
-                <w:sz w:val="21"/>
-              </w:rPr>
-            </w:pPr>
-            <w:r>
-              <w:rPr>
-                <w:b/>
-                <w:bCs/>
-                <w:sz w:val="21"/>
-              </w:rPr>
-              <w:t>邮箱：</w:t>
-            </w:r>
-            <w:r>
-              <w:rPr>
-                <w:rFonts w:ascii="Times New Roman" w:hAnsi="Times New Roman" w:hint="default"/>
-                <w:sz w:val="21"/>
-              </w:rPr>
-              <w:t>2631217547@qq.com</w:t>
-            </w:r>
-          </w:p>
-        </w:tc>
-        <w:tc>
-          <w:tcPr>
-            <w:tcW w:w="1203" w:type="dxa"/>
-            <w:shd w:val="clear" w:color="auto" w:fill="FFFFFF"/>
-          </w:tcPr>
-          <w:p>
-            <w:pPr>
-              <w:rPr>
-                <w:sz w:val="21"/>
-              </w:rPr>
-            </w:pPr>
-          </w:p>
-        </w:tc>
       </w:tr>
       <w:tr>
         <w:trPr>
@@ -254,7 +160,7 @@
           </w:tcPr>
           <w:p>
             <w:pPr>
-              <w:spacing w:line="315" w:lineRule="atLeast"/>
+              <w:spacing w:line="240" w:lineRule="auto" w:before="0" w:after="0"/>
               <w:rPr>
                 <w:b/>
                 <w:bCs/>
@@ -272,7 +178,7 @@
             </w:r>
             <w:r>
               <w:rPr>
-                <w:rFonts w:ascii="Times New Roman" w:eastAsia="宋体" w:hAnsi="Times New Roman" w:cs="宋体"/>
+                <w:rFonts w:ascii="宋体" w:eastAsia="宋体" w:hAnsi="宋体" w:cs="宋体"/>
                 <w:b/>
                 <w:bCs/>
                 <w:sz w:val="21"/>
@@ -282,6 +188,8 @@
             <w:r>
               <w:rPr>
                 <w:rFonts w:ascii="宋体" w:eastAsia="宋体" w:hAnsi="宋体" w:cs="宋体"/>
+                <w:b/>
+                <w:bCs/>
                 <w:sz w:val="21"/>
               </w:rPr>
               <w:t xml:space="preserve">供应链实习生（供应链管理方向）</w:t>
@@ -298,6 +206,7 @@
               <w:rPr>
                 <w:sz w:val="21"/>
               </w:rPr>
+              <w:spacing w:line="240" w:lineRule="auto" w:before="0" w:after="0"/>
             </w:pPr>
           </w:p>
         </w:tc>
@@ -326,7 +235,7 @@
           </w:tcPr>
           <w:p>
             <w:pPr>
-              <w:spacing w:line="315" w:lineRule="atLeast"/>
+              <w:spacing w:line="240" w:lineRule="auto" w:before="0" w:after="0"/>
               <w:rPr>
                 <w:b/>
                 <w:bCs/>
@@ -345,6 +254,8 @@
             <w:r>
               <w:rPr>
                 <w:rFonts w:ascii="宋体" w:eastAsia="宋体" w:hAnsi="宋体" w:cs="宋体"/>
+                <w:b/>
+                <w:bCs/>
                 <w:sz w:val="21"/>
               </w:rPr>
               <w:t xml:space="preserve">数据整理分析：掌握</w:t>
@@ -359,6 +270,8 @@
             <w:r>
               <w:rPr>
                 <w:rFonts w:ascii="宋体" w:eastAsia="宋体" w:hAnsi="宋体" w:cs="宋体"/>
+                <w:b/>
+                <w:bCs/>
                 <w:sz w:val="21"/>
               </w:rPr>
               <w:t xml:space="preserve">，累计处理</w:t>
@@ -373,6 +286,8 @@
             <w:r>
               <w:rPr>
                 <w:rFonts w:ascii="宋体" w:eastAsia="宋体" w:hAnsi="宋体" w:cs="宋体"/>
+                <w:b/>
+                <w:bCs/>
                 <w:sz w:val="21"/>
               </w:rPr>
               <w:t xml:space="preserve">万</w:t>
@@ -387,6 +302,8 @@
             <w:r>
               <w:rPr>
                 <w:rFonts w:ascii="宋体" w:eastAsia="宋体" w:hAnsi="宋体" w:cs="宋体"/>
+                <w:b/>
+                <w:bCs/>
                 <w:sz w:val="21"/>
               </w:rPr>
               <w:t xml:space="preserve">条业务数据，能独立完成数据清洗、统计分析与报表输出；订单与库存实操：用友</w:t>
@@ -401,6 +318,8 @@
             <w:r>
               <w:rPr>
                 <w:rFonts w:ascii="宋体" w:eastAsia="宋体" w:hAnsi="宋体" w:cs="宋体"/>
+                <w:b/>
+                <w:bCs/>
                 <w:sz w:val="21"/>
               </w:rPr>
               <w:t xml:space="preserve">采购</w:t>
@@ -415,6 +334,8 @@
             <w:r>
               <w:rPr>
                 <w:rFonts w:ascii="宋体" w:eastAsia="宋体" w:hAnsi="宋体" w:cs="宋体"/>
+                <w:b/>
+                <w:bCs/>
                 <w:sz w:val="21"/>
               </w:rPr>
               <w:t xml:space="preserve">销售</w:t>
@@ -429,6 +350,8 @@
             <w:r>
               <w:rPr>
                 <w:rFonts w:ascii="宋体" w:eastAsia="宋体" w:hAnsi="宋体" w:cs="宋体"/>
+                <w:b/>
+                <w:bCs/>
                 <w:sz w:val="21"/>
               </w:rPr>
               <w:t xml:space="preserve">库存全流程操作经验，瑞幸门店日盘与效期管理经验，理解订单执行到库存盘点的完整链路；沟通协调与文档管理：</w:t>
@@ -443,6 +366,8 @@
             <w:r>
               <w:rPr>
                 <w:rFonts w:ascii="宋体" w:eastAsia="宋体" w:hAnsi="宋体" w:cs="宋体"/>
+                <w:b/>
+                <w:bCs/>
                 <w:sz w:val="21"/>
               </w:rPr>
               <w:t xml:space="preserve">个月项目助理统筹</w:t>
@@ -457,6 +382,8 @@
             <w:r>
               <w:rPr>
                 <w:rFonts w:ascii="宋体" w:eastAsia="宋体" w:hAnsi="宋体" w:cs="宋体"/>
+                <w:b/>
+                <w:bCs/>
                 <w:sz w:val="21"/>
               </w:rPr>
               <w:t xml:space="preserve">份材料，建立三级校验与归档体系实现零差错，跨部门对接经验丰富，工作细致认真</w:t>
@@ -471,6 +398,7 @@
           <w:vanish/>
           <w:sz w:val="2"/>
         </w:rPr>
+        <w:spacing w:line="240" w:lineRule="auto" w:before="0" w:after="0"/>
       </w:pPr>
     </w:p>
     <w:tbl>
@@ -512,7 +440,7 @@
           </w:tcPr>
           <w:p>
             <w:pPr>
-              <w:spacing w:line="275" w:lineRule="atLeast"/>
+              <w:spacing w:line="240" w:lineRule="auto" w:before="0" w:after="0"/>
             </w:pPr>
             <w:r>
               <w:rPr>
@@ -583,7 +511,7 @@
                 </w:tcPr>
                 <w:p>
                   <w:pPr>
-                    <w:spacing w:line="315" w:lineRule="atLeast"/>
+                    <w:spacing w:line="240" w:lineRule="auto" w:before="0" w:after="0"/>
                     <w:jc w:val="center"/>
                     <w:rPr>
                       <w:sz w:val="21"/>
@@ -610,7 +538,7 @@
                 </w:tcPr>
                 <w:p>
                   <w:pPr>
-                    <w:spacing w:line="315" w:lineRule="atLeast"/>
+                    <w:spacing w:line="240" w:lineRule="auto" w:before="0" w:after="0"/>
                     <w:rPr>
                       <w:b/>
                       <w:bCs/>
@@ -647,7 +575,7 @@
                 </w:tcPr>
                 <w:p>
                   <w:pPr>
-                    <w:spacing w:line="315" w:lineRule="atLeast"/>
+                    <w:spacing w:line="240" w:lineRule="auto" w:before="0" w:after="0"/>
                     <w:rPr>
                       <w:b/>
                       <w:bCs/>
@@ -722,7 +650,7 @@
                 </w:tcPr>
                 <w:p>
                   <w:pPr>
-                    <w:spacing w:line="315" w:lineRule="atLeast"/>
+                    <w:spacing w:line="240" w:lineRule="auto" w:before="0" w:after="0"/>
                     <w:rPr>
                       <w:rFonts w:ascii="Times New Roman" w:eastAsia="等线" w:hAnsi="Times New Roman" w:hint="default"/>
                       <w:b/>
@@ -745,7 +673,7 @@
           </w:tbl>
           <w:p>
             <w:pPr>
-              <w:spacing w:line="275" w:lineRule="atLeast"/>
+              <w:spacing w:line="240" w:lineRule="auto" w:before="0" w:after="0"/>
               <w:rPr>
                 <w:b/>
                 <w:bCs/>
@@ -760,6 +688,7 @@
         <w:rPr>
           <w:vanish/>
         </w:rPr>
+        <w:spacing w:line="240" w:lineRule="auto" w:before="0" w:after="0"/>
       </w:pPr>
     </w:p>
     <w:p>
@@ -768,6 +697,7 @@
           <w:vanish/>
           <w:sz w:val="21"/>
         </w:rPr>
+        <w:spacing w:line="240" w:lineRule="auto" w:before="0" w:after="0"/>
       </w:pPr>
     </w:p>
     <w:tbl>
@@ -809,7 +739,7 @@
           </w:tcPr>
           <w:p>
             <w:pPr>
-              <w:spacing w:line="210" w:lineRule="atLeast"/>
+              <w:spacing w:line="240" w:lineRule="auto" w:before="0" w:after="0"/>
               <w:rPr>
                 <w:sz w:val="21"/>
               </w:rPr>
@@ -839,7 +769,7 @@
                 <w:ilvl w:val="0"/>
                 <w:numId w:val="2"/>
               </w:numPr>
-              <w:spacing w:line="315" w:lineRule="atLeast"/>
+              <w:spacing w:line="240" w:lineRule="auto" w:before="0" w:after="0"/>
               <w:ind w:left="442" w:hanging="442"/>
               <w:rPr>
                 <w:sz w:val="21"/>
@@ -864,6 +794,8 @@
             <w:r>
               <w:rPr>
                 <w:rFonts w:ascii="宋体" w:eastAsia="宋体" w:hAnsi="宋体" w:cs="宋体"/>
+                <w:b/>
+                <w:bCs/>
                 <w:sz w:val="21"/>
               </w:rPr>
               <w:t xml:space="preserve">供应链管理综合实验、采购管理、物流管理、供应链建模与仿真、供应链资源规划、统计学</w:t>
@@ -894,7 +826,7 @@
           </w:tcPr>
           <w:p>
             <w:pPr>
-              <w:spacing w:line="210" w:lineRule="atLeast"/>
+              <w:spacing w:line="240" w:lineRule="auto" w:before="0" w:after="0"/>
               <w:rPr>
                 <w:sz w:val="21"/>
               </w:rPr>
@@ -924,7 +856,7 @@
                 <w:ilvl w:val="0"/>
                 <w:numId w:val="2"/>
               </w:numPr>
-              <w:spacing w:line="315" w:lineRule="atLeast"/>
+              <w:spacing w:line="240" w:lineRule="auto" w:before="0" w:after="0"/>
               <w:rPr>
                 <w:sz w:val="21"/>
               </w:rPr>
@@ -941,6 +873,8 @@
             <w:r>
               <w:rPr>
                 <w:rFonts w:ascii="宋体" w:eastAsia="宋体" w:hAnsi="宋体" w:cs="宋体"/>
+                <w:b/>
+                <w:bCs/>
                 <w:sz w:val="21"/>
               </w:rPr>
               <w:t xml:space="preserve">山东大学</w:t>
@@ -955,6 +889,8 @@
             <w:r>
               <w:rPr>
                 <w:rFonts w:ascii="宋体" w:eastAsia="宋体" w:hAnsi="宋体" w:cs="宋体"/>
+                <w:b/>
+                <w:bCs/>
                 <w:sz w:val="21"/>
               </w:rPr>
               <w:t xml:space="preserve">—</w:t>
@@ -969,6 +905,8 @@
             <w:r>
               <w:rPr>
                 <w:rFonts w:ascii="宋体" w:eastAsia="宋体" w:hAnsi="宋体" w:cs="宋体"/>
+                <w:b/>
+                <w:bCs/>
                 <w:sz w:val="21"/>
               </w:rPr>
               <w:t xml:space="preserve">年暑期社会实践专项优秀等级</w:t>
@@ -983,6 +921,7 @@
           <w:vanish/>
           <w:sz w:val="21"/>
         </w:rPr>
+        <w:spacing w:line="240" w:lineRule="auto" w:before="0" w:after="0"/>
       </w:pPr>
     </w:p>
     <w:p>
@@ -991,6 +930,7 @@
           <w:vanish/>
           <w:sz w:val="2"/>
         </w:rPr>
+        <w:spacing w:line="240" w:lineRule="auto" w:before="0" w:after="0"/>
       </w:pPr>
     </w:p>
     <w:p>
@@ -998,6 +938,7 @@
         <w:rPr>
           <w:vanish/>
         </w:rPr>
+        <w:spacing w:line="240" w:lineRule="auto" w:before="0" w:after="0"/>
       </w:pPr>
     </w:p>
     <w:p>
@@ -1006,6 +947,7 @@
           <w:vanish/>
           <w:sz w:val="21"/>
         </w:rPr>
+        <w:spacing w:line="240" w:lineRule="auto" w:before="0" w:after="0"/>
       </w:pPr>
     </w:p>
     <w:p>
@@ -1014,6 +956,7 @@
           <w:vanish/>
           <w:sz w:val="21"/>
         </w:rPr>
+        <w:spacing w:line="240" w:lineRule="auto" w:before="0" w:after="0"/>
       </w:pPr>
     </w:p>
     <w:p>
@@ -1022,6 +965,7 @@
           <w:vanish/>
           <w:sz w:val="2"/>
         </w:rPr>
+        <w:spacing w:line="240" w:lineRule="auto" w:before="0" w:after="0"/>
       </w:pPr>
     </w:p>
     <w:tbl>
@@ -1075,7 +1019,7 @@
           </w:tcPr>
           <w:p>
             <w:pPr>
-              <w:spacing w:line="275" w:lineRule="atLeast"/>
+              <w:spacing w:line="240" w:lineRule="auto" w:before="0" w:after="0"/>
               <w:rPr>
                 <w:rFonts w:ascii="Times New Roman" w:hAnsi="Times New Roman"/>
                 <w:b/>
@@ -1126,7 +1070,7 @@
           </w:tcPr>
           <w:p>
             <w:pPr>
-              <w:spacing w:line="315" w:lineRule="atLeast"/>
+              <w:spacing w:line="240" w:lineRule="auto" w:before="0" w:after="0"/>
               <w:rPr>
                 <w:rFonts w:ascii="Times New Roman" w:hAnsi="Times New Roman"/>
                 <w:sz w:val="21"/>
@@ -1154,7 +1098,7 @@
           </w:tcPr>
           <w:p>
             <w:pPr>
-              <w:spacing w:line="315" w:lineRule="atLeast"/>
+              <w:spacing w:line="240" w:lineRule="auto" w:before="0" w:after="0"/>
               <w:rPr>
                 <w:rFonts w:ascii="Times New Roman" w:hAnsi="Times New Roman"/>
                 <w:sz w:val="21"/>
@@ -1185,7 +1129,7 @@
           </w:tcPr>
           <w:p>
             <w:pPr>
-              <w:spacing w:line="315" w:lineRule="atLeast"/>
+              <w:spacing w:line="240" w:lineRule="auto" w:before="0" w:after="0"/>
               <w:rPr>
                 <w:rFonts w:ascii="Times New Roman" w:eastAsia="等线" w:hAnsi="Times New Roman"/>
                 <w:b/>
@@ -1217,7 +1161,7 @@
           </w:tcPr>
           <w:p>
             <w:pPr>
-              <w:spacing w:line="315" w:lineRule="atLeast"/>
+              <w:spacing w:line="240" w:lineRule="auto" w:before="0" w:after="0"/>
               <w:rPr>
                 <w:rFonts w:ascii="Times New Roman" w:eastAsia="等线" w:hAnsi="Times New Roman" w:hint="default"/>
                 <w:b/>
@@ -1227,7 +1171,7 @@
             </w:pPr>
             <w:r>
               <w:rPr>
-                <w:rFonts w:ascii="Times New Roman" w:eastAsia="宋体" w:hAnsi="Times New Roman" w:cs="宋体"/>
+                <w:rFonts w:ascii="宋体" w:eastAsia="宋体" w:hAnsi="宋体" w:cs="宋体"/>
                 <w:b/>
                 <w:bCs/>
                 <w:sz w:val="21"/>
@@ -1262,7 +1206,7 @@
           </w:tcPr>
           <w:p>
             <w:pPr>
-              <w:spacing w:line="315" w:lineRule="atLeast"/>
+              <w:spacing w:line="240" w:lineRule="auto" w:before="0" w:after="0"/>
               <w:rPr>
                 <w:rFonts w:ascii="Times New Roman" w:hAnsi="Times New Roman"/>
                 <w:sz w:val="21"/>
@@ -1294,7 +1238,7 @@
                 <w:ilvl w:val="0"/>
                 <w:numId w:val="9"/>
               </w:numPr>
-              <w:spacing w:line="315" w:lineRule="atLeast"/>
+              <w:spacing w:line="240" w:lineRule="auto" w:before="0" w:after="0"/>
               <w:rPr>
                 <w:rFonts w:ascii="Times New Roman" w:eastAsia="宋体" w:hAnsi="Times New Roman" w:cs="宋体" w:hint="default"/>
                 <w:sz w:val="21"/>
@@ -1303,6 +1247,8 @@
             <w:r>
               <w:rPr>
                 <w:rFonts w:ascii="宋体" w:eastAsia="宋体" w:hAnsi="宋体" w:cs="宋体"/>
+                <w:b/>
+                <w:bCs/>
                 <w:sz w:val="21"/>
               </w:rPr>
               <w:t xml:space="preserve">针对老龄化小区自提点布局零散、配送效率低的问题，调研</w:t>
@@ -1317,6 +1263,8 @@
             <w:r>
               <w:rPr>
                 <w:rFonts w:ascii="宋体" w:eastAsia="宋体" w:hAnsi="宋体" w:cs="宋体"/>
+                <w:b/>
+                <w:bCs/>
                 <w:sz w:val="21"/>
               </w:rPr>
               <w:t xml:space="preserve">个候选点位与日均</w:t>
@@ -1331,6 +1279,8 @@
             <w:r>
               <w:rPr>
                 <w:rFonts w:ascii="宋体" w:eastAsia="宋体" w:hAnsi="宋体" w:cs="宋体"/>
+                <w:b/>
+                <w:bCs/>
                 <w:sz w:val="21"/>
               </w:rPr>
               <w:t xml:space="preserve">单真实需求，设计</w:t>
@@ -1345,6 +1295,8 @@
             <w:r>
               <w:rPr>
                 <w:rFonts w:ascii="宋体" w:eastAsia="宋体" w:hAnsi="宋体" w:cs="宋体"/>
+                <w:b/>
+                <w:bCs/>
                 <w:sz w:val="21"/>
               </w:rPr>
               <w:t xml:space="preserve">核心点</w:t>
@@ -1359,6 +1311,8 @@
             <w:r>
               <w:rPr>
                 <w:rFonts w:ascii="宋体" w:eastAsia="宋体" w:hAnsi="宋体" w:cs="宋体"/>
+                <w:b/>
+                <w:bCs/>
                 <w:sz w:val="21"/>
               </w:rPr>
               <w:t xml:space="preserve">动态临时点</w:t>
@@ -1373,6 +1327,8 @@
             <w:r>
               <w:rPr>
                 <w:rFonts w:ascii="宋体" w:eastAsia="宋体" w:hAnsi="宋体" w:cs="宋体"/>
+                <w:b/>
+                <w:bCs/>
                 <w:sz w:val="21"/>
               </w:rPr>
               <w:t xml:space="preserve">的弹性运营方案</w:t>
@@ -1384,7 +1340,7 @@
                 <w:ilvl w:val="0"/>
                 <w:numId w:val="9"/>
               </w:numPr>
-              <w:spacing w:line="315" w:lineRule="atLeast"/>
+              <w:spacing w:line="240" w:lineRule="auto" w:before="0" w:after="0"/>
               <w:rPr>
                 <w:rFonts w:ascii="Times New Roman" w:eastAsia="宋体" w:hAnsi="Times New Roman" w:cs="宋体" w:hint="default"/>
                 <w:sz w:val="21"/>
@@ -1393,6 +1349,8 @@
             <w:r>
               <w:rPr>
                 <w:rFonts w:ascii="宋体" w:eastAsia="宋体" w:hAnsi="宋体" w:cs="宋体"/>
+                <w:b/>
+                <w:bCs/>
                 <w:sz w:val="21"/>
               </w:rPr>
               <w:t xml:space="preserve">将年龄分层服务半径与电梯等待时间纳入优化模型，用</w:t>
@@ -1407,6 +1365,8 @@
             <w:r>
               <w:rPr>
                 <w:rFonts w:ascii="宋体" w:eastAsia="宋体" w:hAnsi="宋体" w:cs="宋体"/>
+                <w:b/>
+                <w:bCs/>
                 <w:sz w:val="21"/>
               </w:rPr>
               <w:t xml:space="preserve">完成方案测算：总运营成本降低</w:t>
@@ -1421,6 +1381,8 @@
             <w:r>
               <w:rPr>
                 <w:rFonts w:ascii="宋体" w:eastAsia="宋体" w:hAnsi="宋体" w:cs="宋体"/>
+                <w:b/>
+                <w:bCs/>
                 <w:sz w:val="21"/>
               </w:rPr>
               <w:t xml:space="preserve">，老年人服务覆盖率</w:t>
@@ -1435,6 +1397,8 @@
             <w:r>
               <w:rPr>
                 <w:rFonts w:ascii="宋体" w:eastAsia="宋体" w:hAnsi="宋体" w:cs="宋体"/>
+                <w:b/>
+                <w:bCs/>
                 <w:sz w:val="21"/>
               </w:rPr>
               <w:t xml:space="preserve">→</w:t>
@@ -1449,6 +1413,8 @@
             <w:r>
               <w:rPr>
                 <w:rFonts w:ascii="宋体" w:eastAsia="宋体" w:hAnsi="宋体" w:cs="宋体"/>
+                <w:b/>
+                <w:bCs/>
                 <w:sz w:val="21"/>
               </w:rPr>
               <w:t xml:space="preserve">，平均配送时长缩短</w:t>
@@ -1463,6 +1429,8 @@
             <w:r>
               <w:rPr>
                 <w:rFonts w:ascii="宋体" w:eastAsia="宋体" w:hAnsi="宋体" w:cs="宋体"/>
+                <w:b/>
+                <w:bCs/>
                 <w:sz w:val="21"/>
               </w:rPr>
               <w:t xml:space="preserve">；方案可快速响应周末</w:t>
@@ -1477,6 +1445,8 @@
             <w:r>
               <w:rPr>
                 <w:rFonts w:ascii="宋体" w:eastAsia="宋体" w:hAnsi="宋体" w:cs="宋体"/>
+                <w:b/>
+                <w:bCs/>
                 <w:sz w:val="21"/>
               </w:rPr>
               <w:t xml:space="preserve">、促销日</w:t>
@@ -1491,6 +1461,8 @@
             <w:r>
               <w:rPr>
                 <w:rFonts w:ascii="宋体" w:eastAsia="宋体" w:hAnsi="宋体" w:cs="宋体"/>
+                <w:b/>
+                <w:bCs/>
                 <w:sz w:val="21"/>
               </w:rPr>
               <w:t xml:space="preserve">的需求波动</w:t>
@@ -1523,7 +1495,7 @@
           </w:tcPr>
           <w:p>
             <w:pPr>
-              <w:spacing w:line="315" w:lineRule="atLeast"/>
+              <w:spacing w:line="240" w:lineRule="auto" w:before="0" w:after="0"/>
               <w:rPr>
                 <w:rFonts w:ascii="Times New Roman" w:hAnsi="Times New Roman"/>
                 <w:sz w:val="21"/>
@@ -1551,7 +1523,7 @@
           </w:tcPr>
           <w:p>
             <w:pPr>
-              <w:spacing w:line="315" w:lineRule="atLeast"/>
+              <w:spacing w:line="240" w:lineRule="auto" w:before="0" w:after="0"/>
               <w:rPr>
                 <w:rFonts w:ascii="Times New Roman" w:hAnsi="Times New Roman"/>
                 <w:sz w:val="21"/>
@@ -1559,7 +1531,7 @@
             </w:pPr>
             <w:r>
               <w:rPr>
-                <w:rFonts w:ascii="Times New Roman" w:eastAsia="宋体" w:hAnsi="Times New Roman" w:cs="宋体"/>
+                <w:rFonts w:ascii="宋体" w:eastAsia="宋体" w:hAnsi="宋体" w:cs="宋体"/>
                 <w:b/>
                 <w:bCs/>
                 <w:sz w:val="21"/>
@@ -1591,7 +1563,7 @@
           </w:tcPr>
           <w:p>
             <w:pPr>
-              <w:spacing w:line="315" w:lineRule="atLeast"/>
+              <w:spacing w:line="240" w:lineRule="auto" w:before="0" w:after="0"/>
               <w:rPr>
                 <w:rFonts w:ascii="Times New Roman" w:eastAsia="等线" w:hAnsi="Times New Roman"/>
                 <w:b/>
@@ -1623,7 +1595,7 @@
           </w:tcPr>
           <w:p>
             <w:pPr>
-              <w:spacing w:line="315" w:lineRule="atLeast"/>
+              <w:spacing w:line="240" w:lineRule="auto" w:before="0" w:after="0"/>
               <w:rPr>
                 <w:rFonts w:ascii="Times New Roman" w:eastAsia="等线" w:hAnsi="Times New Roman" w:hint="default"/>
                 <w:b/>
@@ -1633,7 +1605,7 @@
             </w:pPr>
             <w:r>
               <w:rPr>
-                <w:rFonts w:ascii="Times New Roman" w:eastAsia="宋体" w:hAnsi="Times New Roman" w:cs="宋体"/>
+                <w:rFonts w:ascii="宋体" w:eastAsia="宋体" w:hAnsi="宋体" w:cs="宋体"/>
                 <w:b/>
                 <w:bCs/>
                 <w:sz w:val="21"/>
@@ -1668,7 +1640,7 @@
           </w:tcPr>
           <w:p>
             <w:pPr>
-              <w:spacing w:line="315" w:lineRule="atLeast"/>
+              <w:spacing w:line="240" w:lineRule="auto" w:before="0" w:after="0"/>
               <w:rPr>
                 <w:rFonts w:ascii="Times New Roman" w:hAnsi="Times New Roman"/>
                 <w:sz w:val="21"/>
@@ -1700,7 +1672,7 @@
                 <w:ilvl w:val="0"/>
                 <w:numId w:val="9"/>
               </w:numPr>
-              <w:spacing w:line="315" w:lineRule="atLeast"/>
+              <w:spacing w:line="240" w:lineRule="auto" w:before="0" w:after="0"/>
               <w:rPr>
                 <w:rFonts w:ascii="Times New Roman" w:eastAsia="宋体" w:hAnsi="Times New Roman" w:cs="宋体" w:hint="default"/>
                 <w:sz w:val="21"/>
@@ -1709,6 +1681,8 @@
             <w:r>
               <w:rPr>
                 <w:rFonts w:ascii="宋体" w:eastAsia="宋体" w:hAnsi="宋体" w:cs="宋体"/>
+                <w:b/>
+                <w:bCs/>
                 <w:sz w:val="21"/>
               </w:rPr>
               <w:t xml:space="preserve">以账套主管角色使用用友</w:t>
@@ -1723,6 +1697,8 @@
             <w:r>
               <w:rPr>
                 <w:rFonts w:ascii="宋体" w:eastAsia="宋体" w:hAnsi="宋体" w:cs="宋体"/>
+                <w:b/>
+                <w:bCs/>
                 <w:sz w:val="21"/>
               </w:rPr>
               <w:t xml:space="preserve">，以模拟贸易企业为对象，独立完成采购订单→到货入库→销售订单→发货出库→库存调拨→盘点→存货核算→收付款凭证全流程操作</w:t>
@@ -1734,7 +1710,7 @@
                 <w:ilvl w:val="0"/>
                 <w:numId w:val="9"/>
               </w:numPr>
-              <w:spacing w:line="315" w:lineRule="atLeast"/>
+              <w:spacing w:line="240" w:lineRule="auto" w:before="0" w:after="0"/>
               <w:rPr>
                 <w:rFonts w:ascii="Times New Roman" w:eastAsia="宋体" w:hAnsi="Times New Roman" w:cs="宋体" w:hint="default"/>
                 <w:sz w:val="21"/>
@@ -1743,6 +1719,8 @@
             <w:r>
               <w:rPr>
                 <w:rFonts w:ascii="宋体" w:eastAsia="宋体" w:hAnsi="宋体" w:cs="宋体"/>
+                <w:b/>
+                <w:bCs/>
                 <w:sz w:val="21"/>
               </w:rPr>
               <w:t xml:space="preserve">掌握采购、销售、库存、存货、财务五大模块间的数据流转与单据联动逻辑，能快速上手供应链系统的订单跟进与数据录入工作</w:t>
@@ -1775,7 +1753,7 @@
           </w:tcPr>
           <w:p>
             <w:pPr>
-              <w:spacing w:line="315" w:lineRule="atLeast"/>
+              <w:spacing w:line="240" w:lineRule="auto" w:before="0" w:after="0"/>
               <w:rPr>
                 <w:rFonts w:ascii="Times New Roman" w:hAnsi="Times New Roman"/>
                 <w:sz w:val="21"/>
@@ -1803,7 +1781,7 @@
           </w:tcPr>
           <w:p>
             <w:pPr>
-              <w:spacing w:line="315" w:lineRule="atLeast"/>
+              <w:spacing w:line="240" w:lineRule="auto" w:before="0" w:after="0"/>
               <w:rPr>
                 <w:rFonts w:ascii="Times New Roman" w:hAnsi="Times New Roman"/>
                 <w:sz w:val="21"/>
@@ -1834,7 +1812,7 @@
           </w:tcPr>
           <w:p>
             <w:pPr>
-              <w:spacing w:line="315" w:lineRule="atLeast"/>
+              <w:spacing w:line="240" w:lineRule="auto" w:before="0" w:after="0"/>
               <w:rPr>
                 <w:rFonts w:ascii="Times New Roman" w:eastAsia="等线" w:hAnsi="Times New Roman"/>
                 <w:b/>
@@ -1866,7 +1844,7 @@
           </w:tcPr>
           <w:p>
             <w:pPr>
-              <w:spacing w:line="315" w:lineRule="atLeast"/>
+              <w:spacing w:line="240" w:lineRule="auto" w:before="0" w:after="0"/>
               <w:rPr>
                 <w:rFonts w:ascii="Times New Roman" w:eastAsia="等线" w:hAnsi="Times New Roman" w:hint="default"/>
                 <w:b/>
@@ -1876,7 +1854,7 @@
             </w:pPr>
             <w:r>
               <w:rPr>
-                <w:rFonts w:ascii="Times New Roman" w:eastAsia="宋体" w:hAnsi="Times New Roman" w:cs="宋体"/>
+                <w:rFonts w:ascii="宋体" w:eastAsia="宋体" w:hAnsi="宋体" w:cs="宋体"/>
                 <w:b/>
                 <w:bCs/>
                 <w:sz w:val="21"/>
@@ -1911,7 +1889,7 @@
           </w:tcPr>
           <w:p>
             <w:pPr>
-              <w:spacing w:line="315" w:lineRule="atLeast"/>
+              <w:spacing w:line="240" w:lineRule="auto" w:before="0" w:after="0"/>
               <w:rPr>
                 <w:rFonts w:ascii="Times New Roman" w:hAnsi="Times New Roman"/>
                 <w:sz w:val="21"/>
@@ -1943,7 +1921,7 @@
                 <w:ilvl w:val="0"/>
                 <w:numId w:val="9"/>
               </w:numPr>
-              <w:spacing w:line="315" w:lineRule="atLeast"/>
+              <w:spacing w:line="240" w:lineRule="auto" w:before="0" w:after="0"/>
               <w:rPr>
                 <w:rFonts w:ascii="Times New Roman" w:eastAsia="宋体" w:hAnsi="Times New Roman" w:cs="宋体" w:hint="default"/>
                 <w:sz w:val="21"/>
@@ -1952,6 +1930,8 @@
             <w:r>
               <w:rPr>
                 <w:rFonts w:ascii="宋体" w:eastAsia="宋体" w:hAnsi="宋体" w:cs="宋体"/>
+                <w:b/>
+                <w:bCs/>
                 <w:sz w:val="21"/>
               </w:rPr>
               <w:t xml:space="preserve">基于</w:t>
@@ -1966,6 +1946,8 @@
             <w:r>
               <w:rPr>
                 <w:rFonts w:ascii="宋体" w:eastAsia="宋体" w:hAnsi="宋体" w:cs="宋体"/>
+                <w:b/>
+                <w:bCs/>
                 <w:sz w:val="21"/>
               </w:rPr>
               <w:t xml:space="preserve">条银行营销数据，用</w:t>
@@ -1980,9 +1962,521 @@
             <w:r>
               <w:rPr>
                 <w:rFonts w:ascii="宋体" w:eastAsia="宋体" w:hAnsi="宋体" w:cs="宋体"/>
+                <w:b/>
+                <w:bCs/>
                 <w:sz w:val="21"/>
               </w:rPr>
               <w:t xml:space="preserve">完成数据清洗与多维度分层统计，通过帕累托分析识别高价值客群特征，用转化瀑布图定位营销流失关键环节，独立输出分析报告</w:t>
+            </w:r>
+          </w:p>
+        </w:tc>
+      </w:tr>
+      <w:tr>
+        <w:trPr>
+          <w:gridAfter w:val="2"/>
+          <w:wAfter w:w="880" w:type="dxa"/>
+          <w:jc w:val="center"/>
+        </w:trPr>
+        <w:tc>
+          <w:tcPr>
+            <w:tcW w:w="695" w:type="dxa"/>
+            <w:tcBorders>
+              <w:top w:val="nil"/>
+              <w:left w:val="nil"/>
+              <w:bottom w:val="nil"/>
+              <w:right w:val="nil"/>
+            </w:tcBorders>
+            <w:tcMar>
+              <w:top w:w="0" w:type="dxa"/>
+              <w:left w:w="113" w:type="dxa"/>
+              <w:bottom w:w="0" w:type="dxa"/>
+              <w:right w:w="85" w:type="dxa"/>
+            </w:tcMar>
+            <w:vAlign w:val="center"/>
+          </w:tcPr>
+          <w:p>
+            <w:pPr>
+              <w:spacing w:line="240" w:lineRule="auto" w:before="0" w:after="0"/>
+              <w:rPr>
+                <w:rFonts w:ascii="Times New Roman" w:hAnsi="Times New Roman"/>
+                <w:sz w:val="21"/>
+              </w:rPr>
+            </w:pPr>
+          </w:p>
+        </w:tc>
+        <w:tc>
+          <w:tcPr>
+            <w:tcW w:w="4600" w:type="dxa"/>
+            <w:gridSpan w:val="4"/>
+            <w:tcBorders>
+              <w:top w:val="nil"/>
+              <w:left w:val="nil"/>
+              <w:bottom w:val="nil"/>
+              <w:right w:val="nil"/>
+            </w:tcBorders>
+            <w:tcMar>
+              <w:top w:w="0" w:type="dxa"/>
+              <w:left w:w="85" w:type="dxa"/>
+              <w:bottom w:w="0" w:type="dxa"/>
+              <w:right w:w="85" w:type="dxa"/>
+            </w:tcMar>
+            <w:vAlign w:val="center"/>
+          </w:tcPr>
+          <w:p>
+            <w:pPr>
+              <w:spacing w:line="240" w:lineRule="auto" w:before="0" w:after="0"/>
+              <w:rPr>
+                <w:rFonts w:ascii="Times New Roman" w:hAnsi="Times New Roman"/>
+                <w:sz w:val="21"/>
+              </w:rPr>
+            </w:pPr>
+            <w:r>
+              <w:rPr>
+                <w:rFonts w:ascii="宋体" w:eastAsia="宋体" w:hAnsi="宋体" w:cs="宋体"/>
+                <w:b/>
+                <w:bCs/>
+                <w:sz w:val="21"/>
+              </w:rPr>
+              <w:t xml:space="preserve">ERP</w:t>
+            </w:r>
+            <w:r>
+              <w:rPr>
+                <w:rFonts w:ascii="宋体" w:eastAsia="宋体" w:hAnsi="宋体" w:cs="宋体"/>
+                <w:b/>
+                <w:bCs/>
+                <w:sz w:val="21"/>
+              </w:rPr>
+              <w:t xml:space="preserve">供应链全流程模拟操作</w:t>
+            </w:r>
+          </w:p>
+        </w:tc>
+        <w:tc>
+          <w:tcPr>
+            <w:tcW w:w="2693" w:type="dxa"/>
+            <w:gridSpan w:val="2"/>
+            <w:tcBorders>
+              <w:top w:val="nil"/>
+              <w:left w:val="nil"/>
+              <w:bottom w:val="nil"/>
+              <w:right w:val="nil"/>
+            </w:tcBorders>
+            <w:vAlign w:val="center"/>
+          </w:tcPr>
+          <w:p>
+            <w:pPr>
+              <w:spacing w:line="240" w:lineRule="auto" w:before="0" w:after="0"/>
+              <w:rPr>
+                <w:rFonts w:ascii="Times New Roman" w:eastAsia="等线" w:hAnsi="Times New Roman"/>
+                <w:b/>
+                <w:bCs/>
+                <w:sz w:val="21"/>
+              </w:rPr>
+            </w:pPr>
+            <w:r>
+              <w:rPr>
+                <w:rFonts w:ascii="宋体" w:eastAsia="宋体" w:hAnsi="宋体" w:cs="宋体"/>
+                <w:b/>
+                <w:bCs/>
+                <w:sz w:val="21"/>
+              </w:rPr>
+              <w:t xml:space="preserve">课程实验・账套主管</w:t>
+            </w:r>
+          </w:p>
+        </w:tc>
+        <w:tc>
+          <w:tcPr>
+            <w:tcW w:w="2755" w:type="dxa"/>
+            <w:tcBorders>
+              <w:top w:val="nil"/>
+              <w:left w:val="nil"/>
+              <w:bottom w:val="nil"/>
+              <w:right w:val="nil"/>
+            </w:tcBorders>
+            <w:vAlign w:val="center"/>
+          </w:tcPr>
+          <w:p>
+            <w:pPr>
+              <w:spacing w:line="240" w:lineRule="auto" w:before="0" w:after="0"/>
+              <w:rPr>
+                <w:rFonts w:ascii="Times New Roman" w:eastAsia="等线" w:hAnsi="Times New Roman" w:hint="default"/>
+                <w:b/>
+                <w:bCs/>
+                <w:sz w:val="21"/>
+              </w:rPr>
+            </w:pPr>
+            <w:r>
+              <w:rPr>
+                <w:rFonts w:ascii="宋体" w:eastAsia="宋体" w:hAnsi="宋体" w:cs="宋体"/>
+                <w:b/>
+                <w:bCs/>
+                <w:sz w:val="21"/>
+              </w:rPr>
+              <w:t xml:space="preserve">2025.03-2025.07</w:t>
+            </w:r>
+          </w:p>
+        </w:tc>
+      </w:tr>
+      <w:tr>
+        <w:trPr>
+          <w:gridAfter w:val="2"/>
+          <w:wAfter w:w="880" w:type="dxa"/>
+          <w:jc w:val="center"/>
+        </w:trPr>
+        <w:tc>
+          <w:tcPr>
+            <w:tcW w:w="695" w:type="dxa"/>
+            <w:tcBorders>
+              <w:top w:val="nil"/>
+              <w:left w:val="nil"/>
+              <w:bottom w:val="nil"/>
+              <w:right w:val="nil"/>
+            </w:tcBorders>
+            <w:tcMar>
+              <w:top w:w="0" w:type="dxa"/>
+              <w:left w:w="113" w:type="dxa"/>
+              <w:bottom w:w="0" w:type="dxa"/>
+              <w:right w:w="85" w:type="dxa"/>
+            </w:tcMar>
+            <w:vAlign w:val="center"/>
+          </w:tcPr>
+          <w:p>
+            <w:pPr>
+              <w:spacing w:line="240" w:lineRule="auto" w:before="0" w:after="0"/>
+              <w:rPr>
+                <w:rFonts w:ascii="Times New Roman" w:hAnsi="Times New Roman"/>
+                <w:sz w:val="21"/>
+              </w:rPr>
+            </w:pPr>
+          </w:p>
+        </w:tc>
+        <w:tc>
+          <w:tcPr>
+            <w:tcW w:w="10048" w:type="dxa"/>
+            <w:gridSpan w:val="7"/>
+            <w:tcBorders>
+              <w:top w:val="nil"/>
+              <w:left w:val="nil"/>
+              <w:bottom w:val="nil"/>
+              <w:right w:val="nil"/>
+            </w:tcBorders>
+            <w:tcMar>
+              <w:top w:w="0" w:type="dxa"/>
+              <w:left w:w="85" w:type="dxa"/>
+              <w:bottom w:w="0" w:type="dxa"/>
+              <w:right w:w="85" w:type="dxa"/>
+            </w:tcMar>
+            <w:vAlign w:val="center"/>
+          </w:tcPr>
+          <w:p>
+            <w:pPr>
+              <w:numPr>
+                <w:ilvl w:val="0"/>
+                <w:numId w:val="9"/>
+              </w:numPr>
+              <w:spacing w:line="240" w:lineRule="auto" w:before="0" w:after="0"/>
+              <w:rPr>
+                <w:rFonts w:ascii="Times New Roman" w:eastAsia="宋体" w:hAnsi="Times New Roman" w:cs="宋体" w:hint="default"/>
+                <w:sz w:val="21"/>
+              </w:rPr>
+            </w:pPr>
+            <w:r>
+              <w:rPr>
+                <w:rFonts w:ascii="Times New Roman" w:eastAsia="宋体" w:hAnsi="Times New Roman" w:cs="宋体"/>
+                <w:b/>
+                <w:bCs/>
+                <w:sz w:val="21"/>
+              </w:rPr>
+              <w:t xml:space="preserve">以账套主管角色，以模拟箱包贸易企业为对象，独立完成采购订单→到货入库→销售订单→发货出库→库存调拨→盘点→存货核算→收付款凭证全流程实操</w:t>
+            </w:r>
+          </w:p>
+          <w:p>
+            <w:pPr>
+              <w:numPr>
+                <w:ilvl w:val="0"/>
+                <w:numId w:val="9"/>
+              </w:numPr>
+              <w:spacing w:line="240" w:lineRule="auto" w:before="0" w:after="0"/>
+              <w:rPr>
+                <w:rFonts w:ascii="Times New Roman" w:eastAsia="宋体" w:hAnsi="Times New Roman" w:cs="宋体" w:hint="default"/>
+                <w:sz w:val="21"/>
+              </w:rPr>
+            </w:pPr>
+            <w:r>
+              <w:rPr>
+                <w:rFonts w:ascii="Times New Roman" w:eastAsia="宋体" w:hAnsi="Times New Roman" w:cs="宋体"/>
+                <w:b/>
+                <w:bCs/>
+                <w:sz w:val="21"/>
+              </w:rPr>
+              <w:t xml:space="preserve">梳理采购、销售、库存等模块间的数据流转与单据关联逻辑，理解</w:t>
+            </w:r>
+            <w:r>
+              <w:rPr>
+                <w:rFonts w:ascii="Times New Roman" w:hAnsi="Times New Roman" w:hint="default"/>
+                <w:sz w:val="21"/>
+              </w:rPr>
+              <w:t xml:space="preserve">ERP</w:t>
+            </w:r>
+            <w:r>
+              <w:rPr>
+                <w:rFonts w:ascii="Times New Roman" w:eastAsia="宋体" w:hAnsi="Times New Roman" w:cs="宋体"/>
+                <w:b/>
+                <w:bCs/>
+                <w:sz w:val="21"/>
+              </w:rPr>
+              <w:t xml:space="preserve">系统供应链业务标准化运作机制</w:t>
+            </w:r>
+          </w:p>
+        </w:tc>
+      </w:tr>
+      <w:tr>
+        <w:trPr>
+          <w:gridAfter w:val="2"/>
+          <w:wAfter w:w="880" w:type="dxa"/>
+          <w:jc w:val="center"/>
+        </w:trPr>
+        <w:tc>
+          <w:tcPr>
+            <w:tcW w:w="695" w:type="dxa"/>
+            <w:tcBorders>
+              <w:top w:val="nil"/>
+              <w:left w:val="nil"/>
+              <w:bottom w:val="nil"/>
+              <w:right w:val="nil"/>
+            </w:tcBorders>
+            <w:tcMar>
+              <w:top w:w="0" w:type="dxa"/>
+              <w:left w:w="113" w:type="dxa"/>
+              <w:bottom w:w="0" w:type="dxa"/>
+              <w:right w:w="85" w:type="dxa"/>
+            </w:tcMar>
+            <w:vAlign w:val="center"/>
+          </w:tcPr>
+          <w:p>
+            <w:pPr>
+              <w:spacing w:line="240" w:lineRule="auto" w:before="0" w:after="0"/>
+              <w:rPr>
+                <w:rFonts w:ascii="Times New Roman" w:hAnsi="Times New Roman"/>
+                <w:sz w:val="21"/>
+              </w:rPr>
+            </w:pPr>
+          </w:p>
+        </w:tc>
+        <w:tc>
+          <w:tcPr>
+            <w:tcW w:w="4600" w:type="dxa"/>
+            <w:gridSpan w:val="4"/>
+            <w:tcBorders>
+              <w:top w:val="nil"/>
+              <w:left w:val="nil"/>
+              <w:bottom w:val="nil"/>
+              <w:right w:val="nil"/>
+            </w:tcBorders>
+            <w:tcMar>
+              <w:top w:w="0" w:type="dxa"/>
+              <w:left w:w="85" w:type="dxa"/>
+              <w:bottom w:w="0" w:type="dxa"/>
+              <w:right w:w="85" w:type="dxa"/>
+            </w:tcMar>
+            <w:vAlign w:val="center"/>
+          </w:tcPr>
+          <w:p>
+            <w:pPr>
+              <w:spacing w:line="240" w:lineRule="auto" w:before="0" w:after="0"/>
+              <w:rPr>
+                <w:rFonts w:ascii="Times New Roman" w:hAnsi="Times New Roman"/>
+                <w:sz w:val="21"/>
+              </w:rPr>
+            </w:pPr>
+            <w:r>
+              <w:rPr>
+                <w:rFonts w:ascii="Times New Roman" w:eastAsia="宋体" w:hAnsi="Times New Roman" w:cs="宋体"/>
+                <w:b/>
+                <w:bCs/>
+                <w:sz w:val="21"/>
+              </w:rPr>
+              <w:t xml:space="preserve">ERP</w:t>
+            </w:r>
+            <w:r>
+              <w:rPr>
+                <w:rFonts w:ascii="宋体" w:eastAsia="宋体" w:hAnsi="宋体" w:cs="宋体"/>
+                <w:b/>
+                <w:bCs/>
+                <w:sz w:val="21"/>
+              </w:rPr>
+              <w:t xml:space="preserve">供应链全流程模拟操作</w:t>
+            </w:r>
+          </w:p>
+        </w:tc>
+        <w:tc>
+          <w:tcPr>
+            <w:tcW w:w="2693" w:type="dxa"/>
+            <w:gridSpan w:val="2"/>
+            <w:tcBorders>
+              <w:top w:val="nil"/>
+              <w:left w:val="nil"/>
+              <w:bottom w:val="nil"/>
+              <w:right w:val="nil"/>
+            </w:tcBorders>
+            <w:vAlign w:val="center"/>
+          </w:tcPr>
+          <w:p>
+            <w:pPr>
+              <w:spacing w:line="240" w:lineRule="auto" w:before="0" w:after="0"/>
+              <w:rPr>
+                <w:rFonts w:ascii="Times New Roman" w:eastAsia="等线" w:hAnsi="Times New Roman"/>
+                <w:b/>
+                <w:bCs/>
+                <w:sz w:val="21"/>
+              </w:rPr>
+            </w:pPr>
+            <w:r>
+              <w:rPr>
+                <w:rFonts w:ascii="宋体" w:eastAsia="宋体" w:hAnsi="宋体" w:cs="宋体"/>
+                <w:b/>
+                <w:bCs/>
+                <w:sz w:val="21"/>
+              </w:rPr>
+              <w:t xml:space="preserve">课程实验・账套主管</w:t>
+            </w:r>
+          </w:p>
+        </w:tc>
+        <w:tc>
+          <w:tcPr>
+            <w:tcW w:w="2755" w:type="dxa"/>
+            <w:tcBorders>
+              <w:top w:val="nil"/>
+              <w:left w:val="nil"/>
+              <w:bottom w:val="nil"/>
+              <w:right w:val="nil"/>
+            </w:tcBorders>
+            <w:vAlign w:val="center"/>
+          </w:tcPr>
+          <w:p>
+            <w:pPr>
+              <w:spacing w:line="240" w:lineRule="auto" w:before="0" w:after="0"/>
+              <w:rPr>
+                <w:rFonts w:ascii="Times New Roman" w:eastAsia="等线" w:hAnsi="Times New Roman" w:hint="default"/>
+                <w:b/>
+                <w:bCs/>
+                <w:sz w:val="21"/>
+              </w:rPr>
+            </w:pPr>
+            <w:r>
+              <w:rPr>
+                <w:rFonts w:ascii="Times New Roman" w:eastAsia="宋体" w:hAnsi="Times New Roman" w:cs="宋体"/>
+                <w:b/>
+                <w:bCs/>
+                <w:sz w:val="21"/>
+              </w:rPr>
+              <w:t xml:space="preserve">2025.03-2025.07</w:t>
+            </w:r>
+          </w:p>
+        </w:tc>
+      </w:tr>
+      <w:tr>
+        <w:trPr>
+          <w:gridAfter w:val="2"/>
+          <w:wAfter w:w="880" w:type="dxa"/>
+          <w:jc w:val="center"/>
+        </w:trPr>
+        <w:tc>
+          <w:tcPr>
+            <w:tcW w:w="695" w:type="dxa"/>
+            <w:tcBorders>
+              <w:top w:val="nil"/>
+              <w:left w:val="nil"/>
+              <w:bottom w:val="nil"/>
+              <w:right w:val="nil"/>
+            </w:tcBorders>
+            <w:tcMar>
+              <w:top w:w="0" w:type="dxa"/>
+              <w:left w:w="113" w:type="dxa"/>
+              <w:bottom w:w="0" w:type="dxa"/>
+              <w:right w:w="85" w:type="dxa"/>
+            </w:tcMar>
+            <w:vAlign w:val="center"/>
+          </w:tcPr>
+          <w:p>
+            <w:pPr>
+              <w:spacing w:line="240" w:lineRule="auto" w:before="0" w:after="0"/>
+              <w:rPr>
+                <w:rFonts w:ascii="Times New Roman" w:hAnsi="Times New Roman"/>
+                <w:sz w:val="21"/>
+              </w:rPr>
+            </w:pPr>
+          </w:p>
+        </w:tc>
+        <w:tc>
+          <w:tcPr>
+            <w:tcW w:w="10048" w:type="dxa"/>
+            <w:gridSpan w:val="7"/>
+            <w:tcBorders>
+              <w:top w:val="nil"/>
+              <w:left w:val="nil"/>
+              <w:bottom w:val="nil"/>
+              <w:right w:val="nil"/>
+            </w:tcBorders>
+            <w:tcMar>
+              <w:top w:w="0" w:type="dxa"/>
+              <w:left w:w="85" w:type="dxa"/>
+              <w:bottom w:w="0" w:type="dxa"/>
+              <w:right w:w="85" w:type="dxa"/>
+            </w:tcMar>
+            <w:vAlign w:val="center"/>
+          </w:tcPr>
+          <w:p>
+            <w:pPr>
+              <w:numPr>
+                <w:ilvl w:val="0"/>
+                <w:numId w:val="9"/>
+              </w:numPr>
+              <w:spacing w:line="240" w:lineRule="auto" w:before="0" w:after="0"/>
+              <w:rPr>
+                <w:rFonts w:ascii="Times New Roman" w:eastAsia="宋体" w:hAnsi="Times New Roman" w:cs="宋体" w:hint="default"/>
+                <w:sz w:val="21"/>
+              </w:rPr>
+            </w:pPr>
+            <w:r>
+              <w:rPr>
+                <w:rFonts w:ascii="宋体" w:eastAsia="宋体" w:hAnsi="宋体" w:cs="宋体"/>
+                <w:sz w:val="21"/>
+              </w:rPr>
+              <w:t xml:space="preserve">以账套主管角色，以模拟箱包贸易企业为对象，独立完成采购订单→到货入库→销售订单→发货出库→库存调拨→盘点→存货核算→收付款凭证全流程实操</w:t>
+            </w:r>
+          </w:p>
+          <w:p>
+            <w:pPr>
+              <w:numPr>
+                <w:ilvl w:val="0"/>
+                <w:numId w:val="9"/>
+              </w:numPr>
+              <w:spacing w:line="240" w:lineRule="auto" w:before="0" w:after="0"/>
+              <w:rPr>
+                <w:rFonts w:ascii="Times New Roman" w:eastAsia="宋体" w:hAnsi="Times New Roman" w:cs="宋体" w:hint="default"/>
+                <w:sz w:val="21"/>
+              </w:rPr>
+            </w:pPr>
+            <w:r>
+              <w:rPr>
+                <w:rFonts w:ascii="宋体" w:eastAsia="宋体" w:hAnsi="宋体" w:cs="宋体"/>
+                <w:sz w:val="21"/>
+              </w:rPr>
+              <w:t xml:space="preserve">梳理采购、销售、库存等模块间的数据流转与单据关联逻辑，理解</w:t>
+            </w:r>
+            <w:r>
+              <w:rPr>
+                <w:rFonts w:ascii="Times New Roman" w:hAnsi="Times New Roman" w:hint="default"/>
+                <w:sz w:val="21"/>
+              </w:rPr>
+              <w:t xml:space="preserve">ERP</w:t>
+            </w:r>
+            <w:r>
+              <w:rPr>
+                <w:rFonts w:ascii="宋体" w:eastAsia="宋体" w:hAnsi="宋体" w:cs="宋体"/>
+                <w:sz w:val="21"/>
+              </w:rPr>
+              <w:t xml:space="preserve">系统供应链业务标准化运作机制</w:t>
             </w:r>
           </w:p>
         </w:tc>
@@ -2014,7 +2508,7 @@
           </w:tcPr>
           <w:p>
             <w:pPr>
-              <w:spacing w:line="275" w:lineRule="atLeast"/>
+              <w:spacing w:line="240" w:lineRule="auto" w:before="0" w:after="0"/>
             </w:pPr>
             <w:r>
               <w:rPr>
@@ -2031,6 +2525,7 @@
         <w:rPr>
           <w:vanish/>
         </w:rPr>
+        <w:spacing w:line="240" w:lineRule="auto" w:before="0" w:after="0"/>
       </w:pPr>
     </w:p>
     <w:p>
@@ -2039,6 +2534,7 @@
           <w:vanish/>
           <w:sz w:val="21"/>
         </w:rPr>
+        <w:spacing w:line="240" w:lineRule="auto" w:before="0" w:after="0"/>
       </w:pPr>
     </w:p>
     <w:tbl>
@@ -2082,7 +2578,7 @@
           </w:tcPr>
           <w:p>
             <w:pPr>
-              <w:spacing w:line="315" w:lineRule="atLeast"/>
+              <w:spacing w:line="240" w:lineRule="auto" w:before="0" w:after="0"/>
               <w:rPr>
                 <w:sz w:val="21"/>
               </w:rPr>
@@ -2108,7 +2604,7 @@
           </w:tcPr>
           <w:p>
             <w:pPr>
-              <w:spacing w:line="315" w:lineRule="atLeast"/>
+              <w:spacing w:line="240" w:lineRule="auto" w:before="0" w:after="0"/>
               <w:rPr>
                 <w:b/>
                 <w:bCs/>
@@ -2139,7 +2635,7 @@
           </w:tcPr>
           <w:p>
             <w:pPr>
-              <w:spacing w:line="315" w:lineRule="atLeast"/>
+              <w:spacing w:line="240" w:lineRule="auto" w:before="0" w:after="0"/>
               <w:rPr>
                 <w:b/>
                 <w:bCs/>
@@ -2170,7 +2666,7 @@
           </w:tcPr>
           <w:p>
             <w:pPr>
-              <w:spacing w:line="315" w:lineRule="atLeast"/>
+              <w:spacing w:line="240" w:lineRule="auto" w:before="0" w:after="0"/>
               <w:rPr>
                 <w:rFonts w:ascii="Times New Roman" w:eastAsia="等线" w:hAnsi="Times New Roman" w:hint="default"/>
                 <w:b/>
@@ -2180,7 +2676,7 @@
             </w:pPr>
             <w:r>
               <w:rPr>
-                <w:rFonts w:ascii="Times New Roman" w:eastAsia="宋体" w:hAnsi="Times New Roman" w:cs="宋体"/>
+                <w:rFonts w:ascii="宋体" w:eastAsia="宋体" w:hAnsi="宋体" w:cs="宋体"/>
                 <w:b/>
                 <w:bCs/>
                 <w:sz w:val="21"/>
@@ -2213,7 +2709,7 @@
           </w:tcPr>
           <w:p>
             <w:pPr>
-              <w:spacing w:line="315" w:lineRule="atLeast"/>
+              <w:spacing w:line="240" w:lineRule="auto" w:before="0" w:after="0"/>
               <w:rPr>
                 <w:rFonts w:ascii="Times New Roman" w:hAnsi="Times New Roman"/>
                 <w:sz w:val="21"/>
@@ -2245,7 +2741,7 @@
                 <w:ilvl w:val="0"/>
                 <w:numId w:val="6"/>
               </w:numPr>
-              <w:spacing w:line="315" w:lineRule="atLeast"/>
+              <w:spacing w:line="240" w:lineRule="auto" w:before="0" w:after="0"/>
               <w:rPr>
                 <w:rFonts w:ascii="Times New Roman" w:eastAsia="宋体" w:hAnsi="Times New Roman" w:cs="宋体" w:hint="default"/>
                 <w:sz w:val="21"/>
@@ -2254,6 +2750,8 @@
             <w:r>
               <w:rPr>
                 <w:rFonts w:ascii="宋体" w:eastAsia="宋体" w:hAnsi="宋体" w:cs="宋体"/>
+                <w:b/>
+                <w:bCs/>
                 <w:sz w:val="21"/>
               </w:rPr>
               <w:t xml:space="preserve">负责门店数十种原辅料的日常盘点与效期管理，落实</w:t>
@@ -2268,6 +2766,8 @@
             <w:r>
               <w:rPr>
                 <w:rFonts w:ascii="宋体" w:eastAsia="宋体" w:hAnsi="宋体" w:cs="宋体"/>
+                <w:b/>
+                <w:bCs/>
                 <w:sz w:val="21"/>
               </w:rPr>
               <w:t xml:space="preserve">日盘</w:t>
@@ -2282,6 +2782,8 @@
             <w:r>
               <w:rPr>
                 <w:rFonts w:ascii="宋体" w:eastAsia="宋体" w:hAnsi="宋体" w:cs="宋体"/>
+                <w:b/>
+                <w:bCs/>
                 <w:sz w:val="21"/>
               </w:rPr>
               <w:t xml:space="preserve">效期预警</w:t>
@@ -2296,6 +2798,8 @@
             <w:r>
               <w:rPr>
                 <w:rFonts w:ascii="宋体" w:eastAsia="宋体" w:hAnsi="宋体" w:cs="宋体"/>
+                <w:b/>
+                <w:bCs/>
                 <w:sz w:val="21"/>
               </w:rPr>
               <w:t xml:space="preserve">机制，核对交接班出入库单据保持账实一致；根据销售消耗规律提醒仓库解冻备货，降低物料损耗与缺货风险</w:t>
@@ -2326,7 +2830,7 @@
           </w:tcPr>
           <w:p>
             <w:pPr>
-              <w:spacing w:line="315" w:lineRule="atLeast"/>
+              <w:spacing w:line="240" w:lineRule="auto" w:before="0" w:after="0"/>
               <w:rPr>
                 <w:sz w:val="21"/>
               </w:rPr>
@@ -2352,7 +2856,7 @@
           </w:tcPr>
           <w:p>
             <w:pPr>
-              <w:spacing w:line="315" w:lineRule="atLeast"/>
+              <w:spacing w:line="240" w:lineRule="auto" w:before="0" w:after="0"/>
               <w:rPr>
                 <w:b/>
                 <w:bCs/>
@@ -2383,7 +2887,7 @@
           </w:tcPr>
           <w:p>
             <w:pPr>
-              <w:spacing w:line="315" w:lineRule="atLeast"/>
+              <w:spacing w:line="240" w:lineRule="auto" w:before="0" w:after="0"/>
               <w:rPr>
                 <w:b/>
                 <w:bCs/>
@@ -2414,7 +2918,7 @@
           </w:tcPr>
           <w:p>
             <w:pPr>
-              <w:spacing w:line="315" w:lineRule="atLeast"/>
+              <w:spacing w:line="240" w:lineRule="auto" w:before="0" w:after="0"/>
               <w:rPr>
                 <w:rFonts w:ascii="Times New Roman" w:eastAsia="等线" w:hAnsi="Times New Roman" w:hint="default"/>
                 <w:b/>
@@ -2424,7 +2928,7 @@
             </w:pPr>
             <w:r>
               <w:rPr>
-                <w:rFonts w:ascii="Times New Roman" w:eastAsia="宋体" w:hAnsi="Times New Roman" w:cs="宋体"/>
+                <w:rFonts w:ascii="宋体" w:eastAsia="宋体" w:hAnsi="宋体" w:cs="宋体"/>
                 <w:b/>
                 <w:bCs/>
                 <w:sz w:val="21"/>
@@ -2457,7 +2961,7 @@
           </w:tcPr>
           <w:p>
             <w:pPr>
-              <w:spacing w:line="315" w:lineRule="atLeast"/>
+              <w:spacing w:line="240" w:lineRule="auto" w:before="0" w:after="0"/>
               <w:rPr>
                 <w:rFonts w:ascii="Times New Roman" w:hAnsi="Times New Roman"/>
                 <w:sz w:val="21"/>
@@ -2489,7 +2993,7 @@
                 <w:ilvl w:val="0"/>
                 <w:numId w:val="6"/>
               </w:numPr>
-              <w:spacing w:line="315" w:lineRule="atLeast"/>
+              <w:spacing w:line="240" w:lineRule="auto" w:before="0" w:after="0"/>
               <w:rPr>
                 <w:rFonts w:ascii="Times New Roman" w:eastAsia="宋体" w:hAnsi="Times New Roman" w:cs="宋体" w:hint="default"/>
                 <w:sz w:val="21"/>
@@ -2498,6 +3002,8 @@
             <w:r>
               <w:rPr>
                 <w:rFonts w:ascii="宋体" w:eastAsia="宋体" w:hAnsi="宋体" w:cs="宋体"/>
+                <w:b/>
+                <w:bCs/>
                 <w:sz w:val="21"/>
               </w:rPr>
               <w:t xml:space="preserve">统筹</w:t>
@@ -2512,6 +3018,8 @@
             <w:r>
               <w:rPr>
                 <w:rFonts w:ascii="宋体" w:eastAsia="宋体" w:hAnsi="宋体" w:cs="宋体"/>
+                <w:b/>
+                <w:bCs/>
                 <w:sz w:val="21"/>
               </w:rPr>
               <w:t xml:space="preserve">份申报材料全流程管理，用</w:t>
@@ -2526,6 +3034,8 @@
             <w:r>
               <w:rPr>
                 <w:rFonts w:ascii="宋体" w:eastAsia="宋体" w:hAnsi="宋体" w:cs="宋体"/>
+                <w:b/>
+                <w:bCs/>
                 <w:sz w:val="21"/>
               </w:rPr>
               <w:t xml:space="preserve">搭建分类台账，建立</w:t>
@@ -2540,6 +3050,8 @@
             <w:r>
               <w:rPr>
                 <w:rFonts w:ascii="宋体" w:eastAsia="宋体" w:hAnsi="宋体" w:cs="宋体"/>
+                <w:b/>
+                <w:bCs/>
                 <w:sz w:val="21"/>
               </w:rPr>
               <w:t xml:space="preserve">录入</w:t>
@@ -2554,6 +3066,8 @@
             <w:r>
               <w:rPr>
                 <w:rFonts w:ascii="宋体" w:eastAsia="宋体" w:hAnsi="宋体" w:cs="宋体"/>
+                <w:b/>
+                <w:bCs/>
                 <w:sz w:val="21"/>
               </w:rPr>
               <w:t xml:space="preserve">核对</w:t>
@@ -2568,6 +3082,8 @@
             <w:r>
               <w:rPr>
                 <w:rFonts w:ascii="宋体" w:eastAsia="宋体" w:hAnsi="宋体" w:cs="宋体"/>
+                <w:b/>
+                <w:bCs/>
                 <w:sz w:val="21"/>
               </w:rPr>
               <w:t xml:space="preserve">提交</w:t>
@@ -2582,6 +3098,8 @@
             <w:r>
               <w:rPr>
                 <w:rFonts w:ascii="宋体" w:eastAsia="宋体" w:hAnsi="宋体" w:cs="宋体"/>
+                <w:b/>
+                <w:bCs/>
                 <w:sz w:val="21"/>
               </w:rPr>
               <w:t xml:space="preserve">三级校验机制实现零差错提交</w:t>
@@ -2593,7 +3111,7 @@
                 <w:ilvl w:val="0"/>
                 <w:numId w:val="6"/>
               </w:numPr>
-              <w:spacing w:line="315" w:lineRule="atLeast"/>
+              <w:spacing w:line="240" w:lineRule="auto" w:before="0" w:after="0"/>
               <w:rPr>
                 <w:rFonts w:ascii="Times New Roman" w:eastAsia="宋体" w:hAnsi="Times New Roman" w:cs="宋体" w:hint="default"/>
                 <w:sz w:val="21"/>
@@ -2602,6 +3120,8 @@
             <w:r>
               <w:rPr>
                 <w:rFonts w:ascii="宋体" w:eastAsia="宋体" w:hAnsi="宋体" w:cs="宋体"/>
+                <w:b/>
+                <w:bCs/>
                 <w:sz w:val="21"/>
               </w:rPr>
               <w:t xml:space="preserve">梳理并标准化资料审核与报批流程，对接各部门同步进度；建立可检索的文档归档体系，提升材料调取效率</w:t>
@@ -2617,6 +3137,7 @@
           <w:vanish/>
           <w:sz w:val="21"/>
         </w:rPr>
+        <w:spacing w:line="240" w:lineRule="auto" w:before="0" w:after="0"/>
       </w:pPr>
     </w:p>
     <w:p>
@@ -2626,6 +3147,7 @@
           <w:vanish/>
           <w:sz w:val="21"/>
         </w:rPr>
+        <w:spacing w:line="240" w:lineRule="auto" w:before="0" w:after="0"/>
       </w:pPr>
     </w:p>
     <w:p>
@@ -2635,6 +3157,7 @@
           <w:vanish/>
           <w:sz w:val="21"/>
         </w:rPr>
+        <w:spacing w:line="240" w:lineRule="auto" w:before="0" w:after="0"/>
       </w:pPr>
     </w:p>
     <w:p>
@@ -2644,6 +3167,7 @@
           <w:vanish/>
           <w:sz w:val="2"/>
         </w:rPr>
+        <w:spacing w:line="240" w:lineRule="auto" w:before="0" w:after="0"/>
       </w:pPr>
     </w:p>
     <w:p>
@@ -2652,6 +3176,7 @@
           <w:rFonts w:ascii="Times New Roman" w:hAnsi="Times New Roman"/>
           <w:vanish/>
         </w:rPr>
+        <w:spacing w:line="240" w:lineRule="auto" w:before="0" w:after="0"/>
       </w:pPr>
     </w:p>
     <w:p>
@@ -2661,6 +3186,7 @@
           <w:vanish/>
           <w:sz w:val="21"/>
         </w:rPr>
+        <w:spacing w:line="240" w:lineRule="auto" w:before="0" w:after="0"/>
       </w:pPr>
     </w:p>
     <w:tbl>
@@ -2702,7 +3228,7 @@
           </w:tcPr>
           <w:p>
             <w:pPr>
-              <w:spacing w:before="63" w:after="42" w:line="275" w:lineRule="atLeast"/>
+              <w:spacing w:before="0" w:after="0" w:line="240" w:lineRule="auto"/>
               <w:rPr>
                 <w:rFonts w:ascii="Times New Roman" w:hAnsi="Times New Roman"/>
               </w:rPr>
@@ -2725,6 +3251,7 @@
           <w:rFonts w:ascii="Times New Roman" w:hAnsi="Times New Roman"/>
           <w:vanish/>
         </w:rPr>
+        <w:spacing w:line="240" w:lineRule="auto" w:before="0" w:after="0"/>
       </w:pPr>
     </w:p>
     <w:tbl>
@@ -2767,7 +3294,7 @@
           </w:tcPr>
           <w:p>
             <w:pPr>
-              <w:spacing w:before="63" w:after="21" w:line="210" w:lineRule="atLeast"/>
+              <w:spacing w:before="0" w:after="0" w:line="240" w:lineRule="auto"/>
               <w:rPr>
                 <w:rFonts w:ascii="Times New Roman" w:hAnsi="Times New Roman"/>
                 <w:sz w:val="21"/>
@@ -2794,7 +3321,7 @@
           </w:tcPr>
           <w:p>
             <w:pPr>
-              <w:spacing w:line="315" w:lineRule="atLeast"/>
+              <w:spacing w:line="240" w:lineRule="auto" w:before="0" w:after="0"/>
               <w:rPr>
                 <w:rFonts w:ascii="Times New Roman" w:eastAsia="宋体" w:hAnsi="Times New Roman" w:cs="宋体" w:hint="default"/>
                 <w:b/>
@@ -2821,6 +3348,8 @@
             <w:r>
               <w:rPr>
                 <w:rFonts w:ascii="宋体" w:eastAsia="宋体" w:hAnsi="宋体" w:cs="宋体"/>
+                <w:b/>
+                <w:bCs/>
                 <w:sz w:val="21"/>
               </w:rPr>
               <w:t xml:space="preserve">（数据透视表、</w:t>
@@ -2835,6 +3364,8 @@
             <w:r>
               <w:rPr>
                 <w:rFonts w:ascii="宋体" w:eastAsia="宋体" w:hAnsi="宋体" w:cs="宋体"/>
+                <w:b/>
+                <w:bCs/>
                 <w:sz w:val="21"/>
               </w:rPr>
               <w:t xml:space="preserve">、函数公式、图表可视化）、</w:t>
@@ -2849,6 +3380,8 @@
             <w:r>
               <w:rPr>
                 <w:rFonts w:ascii="宋体" w:eastAsia="宋体" w:hAnsi="宋体" w:cs="宋体"/>
+                <w:b/>
+                <w:bCs/>
                 <w:sz w:val="21"/>
               </w:rPr>
               <w:t xml:space="preserve">；</w:t>
@@ -2863,6 +3396,8 @@
             <w:r>
               <w:rPr>
                 <w:rFonts w:ascii="宋体" w:eastAsia="宋体" w:hAnsi="宋体" w:cs="宋体"/>
+                <w:b/>
+                <w:bCs/>
                 <w:sz w:val="21"/>
               </w:rPr>
               <w:t xml:space="preserve">（</w:t>
@@ -2877,6 +3412,8 @@
             <w:r>
               <w:rPr>
                 <w:rFonts w:ascii="宋体" w:eastAsia="宋体" w:hAnsi="宋体" w:cs="宋体"/>
+                <w:b/>
+                <w:bCs/>
                 <w:sz w:val="21"/>
               </w:rPr>
               <w:t xml:space="preserve">、</w:t>
@@ -2891,6 +3428,8 @@
             <w:r>
               <w:rPr>
                 <w:rFonts w:ascii="宋体" w:eastAsia="宋体" w:hAnsi="宋体" w:cs="宋体"/>
+                <w:b/>
+                <w:bCs/>
                 <w:sz w:val="21"/>
               </w:rPr>
               <w:t xml:space="preserve">）、</w:t>
@@ -2905,6 +3444,8 @@
             <w:r>
               <w:rPr>
                 <w:rFonts w:ascii="宋体" w:eastAsia="宋体" w:hAnsi="宋体" w:cs="宋体"/>
+                <w:b/>
+                <w:bCs/>
                 <w:sz w:val="21"/>
               </w:rPr>
               <w:t xml:space="preserve">、</w:t>
@@ -2919,7 +3460,7 @@
           </w:p>
           <w:p>
             <w:pPr>
-              <w:spacing w:line="315" w:lineRule="atLeast"/>
+              <w:spacing w:line="240" w:lineRule="auto" w:before="0" w:after="0"/>
               <w:rPr>
                 <w:rFonts w:ascii="Times New Roman" w:eastAsia="宋体" w:hAnsi="Times New Roman" w:cs="宋体" w:hint="default"/>
                 <w:b/>
@@ -2929,7 +3470,7 @@
             </w:pPr>
             <w:r>
               <w:rPr>
-                <w:rFonts w:ascii="Times New Roman" w:eastAsia="宋体" w:hAnsi="Times New Roman" w:cs="宋体"/>
+                <w:rFonts w:ascii="宋体" w:eastAsia="宋体" w:hAnsi="宋体" w:cs="宋体"/>
                 <w:b/>
                 <w:bCs/>
                 <w:sz w:val="21"/>
@@ -2948,6 +3489,8 @@
             <w:r>
               <w:rPr>
                 <w:rFonts w:ascii="宋体" w:eastAsia="宋体" w:hAnsi="宋体" w:cs="宋体"/>
+                <w:b/>
+                <w:bCs/>
                 <w:sz w:val="21"/>
               </w:rPr>
               <w:t xml:space="preserve">用友</w:t>
@@ -2962,6 +3505,8 @@
             <w:r>
               <w:rPr>
                 <w:rFonts w:ascii="宋体" w:eastAsia="宋体" w:hAnsi="宋体" w:cs="宋体"/>
+                <w:b/>
+                <w:bCs/>
                 <w:sz w:val="21"/>
               </w:rPr>
               <w:t xml:space="preserve">（采购</w:t>
@@ -2976,6 +3521,8 @@
             <w:r>
               <w:rPr>
                 <w:rFonts w:ascii="宋体" w:eastAsia="宋体" w:hAnsi="宋体" w:cs="宋体"/>
+                <w:b/>
+                <w:bCs/>
                 <w:sz w:val="21"/>
               </w:rPr>
               <w:t xml:space="preserve">销售</w:t>
@@ -2990,6 +3537,8 @@
             <w:r>
               <w:rPr>
                 <w:rFonts w:ascii="宋体" w:eastAsia="宋体" w:hAnsi="宋体" w:cs="宋体"/>
+                <w:b/>
+                <w:bCs/>
                 <w:sz w:val="21"/>
               </w:rPr>
               <w:t xml:space="preserve">库存</w:t>
@@ -3004,6 +3553,8 @@
             <w:r>
               <w:rPr>
                 <w:rFonts w:ascii="宋体" w:eastAsia="宋体" w:hAnsi="宋体" w:cs="宋体"/>
+                <w:b/>
+                <w:bCs/>
                 <w:sz w:val="21"/>
               </w:rPr>
               <w:t xml:space="preserve">存货核算全流程操作）</w:t>
@@ -3011,7 +3562,7 @@
           </w:p>
           <w:p>
             <w:pPr>
-              <w:spacing w:line="315" w:lineRule="atLeast"/>
+              <w:spacing w:line="240" w:lineRule="auto" w:before="0" w:after="0"/>
               <w:rPr>
                 <w:rFonts w:ascii="Times New Roman" w:eastAsia="宋体" w:hAnsi="Times New Roman" w:cs="宋体" w:hint="default"/>
                 <w:b/>
@@ -3038,6 +3589,8 @@
             <w:r>
               <w:rPr>
                 <w:rFonts w:ascii="宋体" w:eastAsia="宋体" w:hAnsi="宋体" w:cs="宋体"/>
+                <w:b/>
+                <w:bCs/>
                 <w:sz w:val="21"/>
               </w:rPr>
               <w:t xml:space="preserve">，可阅读英文专业资料</w:t>
@@ -3045,7 +3598,7 @@
           </w:p>
           <w:p>
             <w:pPr>
-              <w:spacing w:line="315" w:lineRule="atLeast"/>
+              <w:spacing w:line="240" w:lineRule="auto" w:before="0" w:after="0"/>
               <w:rPr>
                 <w:rFonts w:ascii="Times New Roman" w:eastAsia="宋体" w:hAnsi="Times New Roman" w:cs="宋体" w:hint="default"/>
                 <w:b/>
@@ -3065,6 +3618,8 @@
             <w:r>
               <w:rPr>
                 <w:rFonts w:ascii="宋体" w:eastAsia="宋体" w:hAnsi="宋体" w:cs="宋体"/>
+                <w:b/>
+                <w:bCs/>
                 <w:sz w:val="21"/>
               </w:rPr>
               <w:t xml:space="preserve">库存盘点与效期管理、数据整理分析、跨部门沟通协调、台账搭建与文档归档、流程标准化</w:t>
@@ -3079,6 +3634,7 @@
           <w:vanish/>
           <w:sz w:val="21"/>
         </w:rPr>
+        <w:spacing w:line="240" w:lineRule="auto" w:before="0" w:after="0"/>
       </w:pPr>
     </w:p>
     <w:sectPr>

--- a/docs/files/f9_文雪_山东北辰机电_供应链实习生（供应链管理）.docx
+++ b/docs/files/f9_文雪_山东北辰机电_供应链实习生（供应链管理）.docx
@@ -9,7 +9,7 @@
           <w:rFonts w:hint="default"/>
           <w:vanish/>
         </w:rPr>
-        <w:spacing w:line="240" w:lineRule="auto" w:before="0" w:after="0"/>
+        <w:spacing w:line="290" w:lineRule="atLeast" w:before="0" w:after="0"/>
       </w:pPr>
     </w:p>
     <w:tbl>
@@ -25,8 +25,7 @@
         <w:tblLook w:val="0000" w:firstRow="0" w:lastRow="0" w:firstColumn="0" w:lastColumn="0" w:noHBand="0" w:noVBand="0"/>
       </w:tblPr>
       <w:tblGrid>
-        <w:gridCol w:w="3673"/>
-        <w:gridCol w:w="5868"/>
+        <w:gridCol w:w="9541"/>
         <w:gridCol w:w="1203"/>
       </w:tblGrid>
       <w:tr>
@@ -37,7 +36,6 @@
         <w:tc>
           <w:tcPr>
             <w:tcW w:w="9541" w:type="dxa"/>
-            <w:gridSpan w:val="2"/>
             <w:tcBorders>
               <w:top w:val="nil"/>
               <w:left w:val="nil"/>
@@ -54,7 +52,7 @@
           </w:tcPr>
           <w:p>
             <w:pPr>
-              <w:spacing w:line="240" w:lineRule="auto" w:before="0" w:after="0"/>
+              <w:spacing w:line="290" w:lineRule="atLeast" w:before="0" w:after="0"/>
               <w:rPr>
                 <w:rFonts w:ascii="宋体" w:eastAsia="宋体" w:hAnsi="宋体"/>
                 <w:b/>
@@ -95,13 +93,13 @@
               <w:rPr>
                 <w:rFonts w:hint="default"/>
               </w:rPr>
-              <w:spacing w:line="240" w:lineRule="auto" w:before="0" w:after="0"/>
+              <w:spacing w:line="290" w:lineRule="atLeast" w:before="0" w:after="0"/>
             </w:pPr>
             <w:r>
               <w:rPr>
                 <w:noProof/>
               </w:rPr>
-              <w:pict w14:anchorId="66D4D0FE">
+              <w:pict w14:anchorId="7207AFA7">
                 <v:shapetype id="_x0000_t75" coordsize="21600,21600" o:spt="75" o:preferrelative="t" path="m@4@5l@4@11@9@11@9@5xe" filled="f" stroked="f">
                   <v:stroke joinstyle="miter"/>
                   <v:formulas>
@@ -134,16 +132,9 @@
           <w:trHeight w:val="430"/>
           <w:jc w:val="center"/>
         </w:trPr>
-      </w:tr>
-      <w:tr>
-        <w:trPr>
-          <w:trHeight w:val="423"/>
-          <w:jc w:val="center"/>
-        </w:trPr>
         <w:tc>
           <w:tcPr>
             <w:tcW w:w="9541" w:type="dxa"/>
-            <w:gridSpan w:val="2"/>
             <w:tcBorders>
               <w:top w:val="nil"/>
               <w:left w:val="nil"/>
@@ -160,39 +151,78 @@
           </w:tcPr>
           <w:p>
             <w:pPr>
-              <w:spacing w:line="240" w:lineRule="auto" w:before="0" w:after="0"/>
-              <w:rPr>
+              <w:spacing w:line="290" w:lineRule="atLeast" w:before="0" w:after="0"/>
+              <w:rPr>
+                <w:rFonts w:eastAsia="等线"/>
+                <w:sz w:val="21"/>
+              </w:rPr>
+            </w:pPr>
+            <w:r>
+              <w:rPr>
+                <w:rFonts w:ascii="Times New Roman" w:hAnsi="Times New Roman" w:hint="default"/>
+                <w:sz w:val="21"/>
+              </w:rPr>
+              <w:t>18658249341</w:t>
+            </w:r>
+            <w:r>
+              <w:rPr>
+                <w:rFonts w:eastAsia="等线"/>
+                <w:sz w:val="21"/>
+              </w:rPr>
+              <w:t xml:space="preserve"> </w:t>
+            </w:r>
+            <w:r>
+              <w:rPr>
+                <w:rFonts w:ascii="宋体" w:eastAsia="宋体" w:hAnsi="宋体"/>
+                <w:sz w:val="21"/>
+              </w:rPr>
+              <w:t xml:space="preserve"> </w:t>
+            </w:r>
+            <w:r>
+              <w:rPr>
+                <w:rFonts w:ascii="宋体" w:eastAsia="宋体" w:hAnsi="宋体"/>
                 <w:b/>
                 <w:bCs/>
                 <w:sz w:val="21"/>
               </w:rPr>
-            </w:pPr>
-            <w:r>
-              <w:rPr>
-                <w:rFonts w:ascii="宋体" w:eastAsia="宋体" w:hAnsi="宋体" w:cs="宋体"/>
+              <w:t>|</w:t>
+            </w:r>
+            <w:r>
+              <w:rPr>
+                <w:rFonts w:eastAsia="等线"/>
+                <w:sz w:val="21"/>
+              </w:rPr>
+              <w:t xml:space="preserve">  </w:t>
+            </w:r>
+            <w:r>
+              <w:rPr>
+                <w:rFonts w:ascii="Times New Roman" w:hAnsi="Times New Roman"/>
+                <w:sz w:val="21"/>
+              </w:rPr>
+              <w:t>2631217547@qq.com</w:t>
+            </w:r>
+            <w:r>
+              <w:rPr>
+                <w:rFonts w:ascii="Times New Roman" w:eastAsia="等线" w:hAnsi="Times New Roman"/>
+                <w:sz w:val="21"/>
+              </w:rPr>
+              <w:t xml:space="preserve">  </w:t>
+            </w:r>
+            <w:r>
+              <w:rPr>
+                <w:rFonts w:ascii="宋体" w:eastAsia="宋体" w:hAnsi="宋体"/>
                 <w:b/>
                 <w:bCs/>
                 <w:sz w:val="21"/>
               </w:rPr>
-              <w:t xml:space="preserve">求职意向：</w:t>
-            </w:r>
-            <w:r>
-              <w:rPr>
-                <w:rFonts w:ascii="宋体" w:eastAsia="宋体" w:hAnsi="宋体" w:cs="宋体"/>
-                <w:b/>
-                <w:bCs/>
-                <w:sz w:val="21"/>
-              </w:rPr>
-              <w:t xml:space="preserve"> </w:t>
-            </w:r>
-            <w:r>
-              <w:rPr>
-                <w:rFonts w:ascii="宋体" w:eastAsia="宋体" w:hAnsi="宋体" w:cs="宋体"/>
-                <w:b/>
-                <w:bCs/>
-                <w:sz w:val="21"/>
-              </w:rPr>
-              <w:t xml:space="preserve">供应链实习生（供应链管理方向）</w:t>
+              <w:t>|</w:t>
+            </w:r>
+            <w:r>
+              <w:rPr>
+                <w:rFonts w:ascii="宋体" w:eastAsia="宋体" w:hAnsi="宋体"/>
+                <w:sz w:val="21"/>
+              </w:rPr>
+              <w:t xml:space="preserve">  济南</w:t>
             </w:r>
           </w:p>
         </w:tc>
@@ -206,7 +236,80 @@
               <w:rPr>
                 <w:sz w:val="21"/>
               </w:rPr>
-              <w:spacing w:line="240" w:lineRule="auto" w:before="0" w:after="0"/>
+              <w:spacing w:line="290" w:lineRule="atLeast" w:before="0" w:after="0"/>
+            </w:pPr>
+          </w:p>
+        </w:tc>
+      </w:tr>
+      <w:tr>
+        <w:trPr>
+          <w:trHeight w:val="423"/>
+          <w:jc w:val="center"/>
+        </w:trPr>
+        <w:tc>
+          <w:tcPr>
+            <w:tcW w:w="9541" w:type="dxa"/>
+            <w:tcBorders>
+              <w:top w:val="nil"/>
+              <w:left w:val="nil"/>
+              <w:bottom w:val="nil"/>
+              <w:right w:val="nil"/>
+            </w:tcBorders>
+            <w:tcMar>
+              <w:top w:w="0" w:type="dxa"/>
+              <w:left w:w="227" w:type="dxa"/>
+              <w:bottom w:w="0" w:type="dxa"/>
+              <w:right w:w="85" w:type="dxa"/>
+            </w:tcMar>
+            <w:vAlign w:val="center"/>
+          </w:tcPr>
+          <w:p>
+            <w:pPr>
+              <w:spacing w:line="290" w:lineRule="atLeast" w:before="0" w:after="0"/>
+              <w:rPr>
+                <w:b/>
+                <w:bCs/>
+                <w:sz w:val="21"/>
+              </w:rPr>
+            </w:pPr>
+            <w:r>
+              <w:rPr>
+                <w:rFonts w:ascii="Times New Roman" w:eastAsia="宋体" w:hAnsi="Times New Roman" w:cs="宋体"/>
+                <w:b/>
+                <w:bCs/>
+                <w:sz w:val="21"/>
+              </w:rPr>
+              <w:t xml:space="preserve">求职意向：</w:t>
+            </w:r>
+            <w:r>
+              <w:rPr>
+                <w:rFonts w:ascii="Times New Roman" w:eastAsia="宋体" w:hAnsi="Times New Roman" w:cs="宋体"/>
+                <w:b/>
+                <w:bCs/>
+                <w:sz w:val="21"/>
+              </w:rPr>
+              <w:t xml:space="preserve"> </w:t>
+            </w:r>
+            <w:r>
+              <w:rPr>
+                <w:rFonts w:ascii="Times New Roman" w:eastAsia="宋体" w:hAnsi="Times New Roman" w:cs="宋体"/>
+                <w:sz w:val="21"/>
+              </w:rPr>
+              <w:t xml:space="preserve">供应链实习生（供应链管理方向）</w:t>
+            </w:r>
+          </w:p>
+        </w:tc>
+        <w:tc>
+          <w:tcPr>
+            <w:tcW w:w="1203" w:type="dxa"/>
+            <w:shd w:val="clear" w:color="auto" w:fill="FFFFFF"/>
+          </w:tcPr>
+          <w:p>
+            <w:pPr>
+              <w:rPr>
+                <w:sz w:val="21"/>
+              </w:rPr>
+              <w:spacing w:line="290" w:lineRule="atLeast" w:before="0" w:after="0"/>
             </w:pPr>
           </w:p>
         </w:tc>
@@ -219,7 +322,7 @@
         <w:tc>
           <w:tcPr>
             <w:tcW w:w="10744" w:type="dxa"/>
-            <w:gridSpan w:val="3"/>
+            <w:gridSpan w:val="2"/>
             <w:tcBorders>
               <w:top w:val="nil"/>
               <w:left w:val="nil"/>
@@ -235,7 +338,7 @@
           </w:tcPr>
           <w:p>
             <w:pPr>
-              <w:spacing w:line="240" w:lineRule="auto" w:before="0" w:after="0"/>
+              <w:spacing w:line="290" w:lineRule="atLeast" w:before="0" w:after="0"/>
               <w:rPr>
                 <w:b/>
                 <w:bCs/>
@@ -244,7 +347,7 @@
             </w:pPr>
             <w:r>
               <w:rPr>
-                <w:rFonts w:ascii="宋体" w:eastAsia="宋体" w:hAnsi="宋体" w:cs="宋体"/>
+                <w:rFonts w:ascii="Times New Roman" w:eastAsia="宋体" w:hAnsi="Times New Roman" w:cs="宋体"/>
                 <w:b/>
                 <w:bCs/>
                 <w:sz w:val="21"/>
@@ -253,137 +356,119 @@
             </w:r>
             <w:r>
               <w:rPr>
-                <w:rFonts w:ascii="宋体" w:eastAsia="宋体" w:hAnsi="宋体" w:cs="宋体"/>
-                <w:b/>
-                <w:bCs/>
+                <w:rFonts w:ascii="Times New Roman" w:eastAsia="宋体" w:hAnsi="Times New Roman" w:cs="宋体"/>
                 <w:sz w:val="21"/>
               </w:rPr>
               <w:t xml:space="preserve">数据整理分析：掌握</w:t>
             </w:r>
             <w:r>
               <w:rPr>
-                <w:rFonts w:ascii="Times New Roman" w:hAnsi="Times New Roman" w:hint="default"/>
+                <w:rFonts w:eastAsia="宋体" w:ascii="Times New Roman" w:hAnsi="Times New Roman"/>
                 <w:sz w:val="21"/>
               </w:rPr>
               <w:t xml:space="preserve">Excel/Python/R</w:t>
             </w:r>
             <w:r>
               <w:rPr>
-                <w:rFonts w:ascii="宋体" w:eastAsia="宋体" w:hAnsi="宋体" w:cs="宋体"/>
-                <w:b/>
-                <w:bCs/>
+                <w:rFonts w:ascii="Times New Roman" w:eastAsia="宋体" w:hAnsi="Times New Roman" w:cs="宋体"/>
                 <w:sz w:val="21"/>
               </w:rPr>
               <w:t xml:space="preserve">，累计处理</w:t>
             </w:r>
             <w:r>
               <w:rPr>
-                <w:rFonts w:ascii="Times New Roman" w:hAnsi="Times New Roman" w:hint="default"/>
+                <w:rFonts w:eastAsia="宋体" w:ascii="Times New Roman" w:hAnsi="Times New Roman"/>
                 <w:sz w:val="21"/>
               </w:rPr>
               <w:t xml:space="preserve">4.5</w:t>
             </w:r>
             <w:r>
               <w:rPr>
-                <w:rFonts w:ascii="宋体" w:eastAsia="宋体" w:hAnsi="宋体" w:cs="宋体"/>
-                <w:b/>
-                <w:bCs/>
+                <w:rFonts w:ascii="Times New Roman" w:eastAsia="宋体" w:hAnsi="Times New Roman" w:cs="宋体"/>
                 <w:sz w:val="21"/>
               </w:rPr>
               <w:t xml:space="preserve">万</w:t>
             </w:r>
             <w:r>
               <w:rPr>
-                <w:rFonts w:ascii="Times New Roman" w:hAnsi="Times New Roman" w:hint="default"/>
+                <w:rFonts w:eastAsia="宋体" w:ascii="Times New Roman" w:hAnsi="Times New Roman"/>
                 <w:sz w:val="21"/>
               </w:rPr>
               <w:t xml:space="preserve">+</w:t>
             </w:r>
             <w:r>
               <w:rPr>
-                <w:rFonts w:ascii="宋体" w:eastAsia="宋体" w:hAnsi="宋体" w:cs="宋体"/>
-                <w:b/>
-                <w:bCs/>
+                <w:rFonts w:ascii="Times New Roman" w:eastAsia="宋体" w:hAnsi="Times New Roman" w:cs="宋体"/>
                 <w:sz w:val="21"/>
               </w:rPr>
               <w:t xml:space="preserve">条业务数据，能独立完成数据清洗、统计分析与报表输出；订单与库存实操：用友</w:t>
             </w:r>
             <w:r>
               <w:rPr>
-                <w:rFonts w:ascii="Times New Roman" w:hAnsi="Times New Roman" w:hint="default"/>
+                <w:rFonts w:eastAsia="宋体" w:ascii="Times New Roman" w:hAnsi="Times New Roman"/>
                 <w:sz w:val="21"/>
               </w:rPr>
               <w:t xml:space="preserve">U8+ ERP</w:t>
             </w:r>
             <w:r>
               <w:rPr>
-                <w:rFonts w:ascii="宋体" w:eastAsia="宋体" w:hAnsi="宋体" w:cs="宋体"/>
-                <w:b/>
-                <w:bCs/>
+                <w:rFonts w:ascii="Times New Roman" w:eastAsia="宋体" w:hAnsi="Times New Roman" w:cs="宋体"/>
                 <w:sz w:val="21"/>
               </w:rPr>
               <w:t xml:space="preserve">采购</w:t>
             </w:r>
             <w:r>
               <w:rPr>
-                <w:rFonts w:ascii="Times New Roman" w:hAnsi="Times New Roman" w:hint="default"/>
+                <w:rFonts w:eastAsia="宋体" w:ascii="Times New Roman" w:hAnsi="Times New Roman"/>
                 <w:sz w:val="21"/>
               </w:rPr>
               <w:t xml:space="preserve">/</w:t>
             </w:r>
             <w:r>
               <w:rPr>
-                <w:rFonts w:ascii="宋体" w:eastAsia="宋体" w:hAnsi="宋体" w:cs="宋体"/>
-                <w:b/>
-                <w:bCs/>
+                <w:rFonts w:ascii="Times New Roman" w:eastAsia="宋体" w:hAnsi="Times New Roman" w:cs="宋体"/>
                 <w:sz w:val="21"/>
               </w:rPr>
               <w:t xml:space="preserve">销售</w:t>
             </w:r>
             <w:r>
               <w:rPr>
-                <w:rFonts w:ascii="Times New Roman" w:hAnsi="Times New Roman" w:hint="default"/>
+                <w:rFonts w:eastAsia="宋体" w:ascii="Times New Roman" w:hAnsi="Times New Roman"/>
                 <w:sz w:val="21"/>
               </w:rPr>
               <w:t xml:space="preserve">/</w:t>
             </w:r>
             <w:r>
               <w:rPr>
-                <w:rFonts w:ascii="宋体" w:eastAsia="宋体" w:hAnsi="宋体" w:cs="宋体"/>
-                <w:b/>
-                <w:bCs/>
+                <w:rFonts w:ascii="Times New Roman" w:eastAsia="宋体" w:hAnsi="Times New Roman" w:cs="宋体"/>
                 <w:sz w:val="21"/>
               </w:rPr>
               <w:t xml:space="preserve">库存全流程操作经验，瑞幸门店日盘与效期管理经验，理解订单执行到库存盘点的完整链路；沟通协调与文档管理：</w:t>
             </w:r>
             <w:r>
               <w:rPr>
-                <w:rFonts w:ascii="Times New Roman" w:hAnsi="Times New Roman" w:hint="default"/>
+                <w:rFonts w:eastAsia="宋体" w:ascii="Times New Roman" w:hAnsi="Times New Roman"/>
                 <w:sz w:val="21"/>
               </w:rPr>
               <w:t xml:space="preserve">3</w:t>
             </w:r>
             <w:r>
               <w:rPr>
-                <w:rFonts w:ascii="宋体" w:eastAsia="宋体" w:hAnsi="宋体" w:cs="宋体"/>
-                <w:b/>
-                <w:bCs/>
+                <w:rFonts w:ascii="Times New Roman" w:eastAsia="宋体" w:hAnsi="Times New Roman" w:cs="宋体"/>
                 <w:sz w:val="21"/>
               </w:rPr>
               <w:t xml:space="preserve">个月项目助理统筹</w:t>
             </w:r>
             <w:r>
               <w:rPr>
-                <w:rFonts w:ascii="Times New Roman" w:hAnsi="Times New Roman" w:hint="default"/>
+                <w:rFonts w:eastAsia="宋体" w:ascii="Times New Roman" w:hAnsi="Times New Roman"/>
                 <w:sz w:val="21"/>
               </w:rPr>
               <w:t xml:space="preserve">200+</w:t>
             </w:r>
             <w:r>
               <w:rPr>
-                <w:rFonts w:ascii="宋体" w:eastAsia="宋体" w:hAnsi="宋体" w:cs="宋体"/>
-                <w:b/>
-                <w:bCs/>
+                <w:rFonts w:ascii="Times New Roman" w:eastAsia="宋体" w:hAnsi="Times New Roman" w:cs="宋体"/>
                 <w:sz w:val="21"/>
               </w:rPr>
               <w:t xml:space="preserve">份材料，建立三级校验与归档体系实现零差错，跨部门对接经验丰富，工作细致认真</w:t>
@@ -398,7 +483,7 @@
           <w:vanish/>
           <w:sz w:val="2"/>
         </w:rPr>
-        <w:spacing w:line="240" w:lineRule="auto" w:before="0" w:after="0"/>
+        <w:spacing w:line="290" w:lineRule="atLeast" w:before="0" w:after="0"/>
       </w:pPr>
     </w:p>
     <w:tbl>
@@ -440,7 +525,7 @@
           </w:tcPr>
           <w:p>
             <w:pPr>
-              <w:spacing w:line="240" w:lineRule="auto" w:before="0" w:after="0"/>
+              <w:spacing w:line="290" w:lineRule="atLeast" w:before="0" w:after="0"/>
             </w:pPr>
             <w:r>
               <w:rPr>
@@ -511,7 +596,7 @@
                 </w:tcPr>
                 <w:p>
                   <w:pPr>
-                    <w:spacing w:line="240" w:lineRule="auto" w:before="0" w:after="0"/>
+                    <w:spacing w:line="290" w:lineRule="atLeast" w:before="0" w:after="0"/>
                     <w:jc w:val="center"/>
                     <w:rPr>
                       <w:sz w:val="21"/>
@@ -538,7 +623,7 @@
                 </w:tcPr>
                 <w:p>
                   <w:pPr>
-                    <w:spacing w:line="240" w:lineRule="auto" w:before="0" w:after="0"/>
+                    <w:spacing w:line="290" w:lineRule="atLeast" w:before="0" w:after="0"/>
                     <w:rPr>
                       <w:b/>
                       <w:bCs/>
@@ -575,7 +660,7 @@
                 </w:tcPr>
                 <w:p>
                   <w:pPr>
-                    <w:spacing w:line="240" w:lineRule="auto" w:before="0" w:after="0"/>
+                    <w:spacing w:line="290" w:lineRule="atLeast" w:before="0" w:after="0"/>
                     <w:rPr>
                       <w:b/>
                       <w:bCs/>
@@ -650,7 +735,7 @@
                 </w:tcPr>
                 <w:p>
                   <w:pPr>
-                    <w:spacing w:line="240" w:lineRule="auto" w:before="0" w:after="0"/>
+                    <w:spacing w:line="290" w:lineRule="atLeast" w:before="0" w:after="0"/>
                     <w:rPr>
                       <w:rFonts w:ascii="Times New Roman" w:eastAsia="等线" w:hAnsi="Times New Roman" w:hint="default"/>
                       <w:b/>
@@ -673,7 +758,7 @@
           </w:tbl>
           <w:p>
             <w:pPr>
-              <w:spacing w:line="240" w:lineRule="auto" w:before="0" w:after="0"/>
+              <w:spacing w:line="290" w:lineRule="atLeast" w:before="0" w:after="0"/>
               <w:rPr>
                 <w:b/>
                 <w:bCs/>
@@ -688,7 +773,7 @@
         <w:rPr>
           <w:vanish/>
         </w:rPr>
-        <w:spacing w:line="240" w:lineRule="auto" w:before="0" w:after="0"/>
+        <w:spacing w:line="290" w:lineRule="atLeast" w:before="0" w:after="0"/>
       </w:pPr>
     </w:p>
     <w:p>
@@ -697,7 +782,7 @@
           <w:vanish/>
           <w:sz w:val="21"/>
         </w:rPr>
-        <w:spacing w:line="240" w:lineRule="auto" w:before="0" w:after="0"/>
+        <w:spacing w:line="290" w:lineRule="atLeast" w:before="0" w:after="0"/>
       </w:pPr>
     </w:p>
     <w:tbl>
@@ -739,7 +824,7 @@
           </w:tcPr>
           <w:p>
             <w:pPr>
-              <w:spacing w:line="240" w:lineRule="auto" w:before="0" w:after="0"/>
+              <w:spacing w:line="290" w:lineRule="atLeast" w:before="0" w:after="0"/>
               <w:rPr>
                 <w:sz w:val="21"/>
               </w:rPr>
@@ -769,7 +854,7 @@
                 <w:ilvl w:val="0"/>
                 <w:numId w:val="2"/>
               </w:numPr>
-              <w:spacing w:line="240" w:lineRule="auto" w:before="0" w:after="0"/>
+              <w:spacing w:line="290" w:lineRule="atLeast" w:before="0" w:after="0"/>
               <w:ind w:left="442" w:hanging="442"/>
               <w:rPr>
                 <w:sz w:val="21"/>
@@ -777,7 +862,7 @@
             </w:pPr>
             <w:r>
               <w:rPr>
-                <w:rFonts w:ascii="宋体" w:eastAsia="宋体" w:hAnsi="宋体" w:cs="宋体"/>
+                <w:rFonts w:ascii="Times New Roman" w:eastAsia="宋体" w:hAnsi="Times New Roman" w:cs="宋体"/>
                 <w:b/>
                 <w:bCs/>
                 <w:sz w:val="21"/>
@@ -786,16 +871,14 @@
             </w:r>
             <w:r>
               <w:rPr>
-                <w:rFonts w:ascii="Times New Roman" w:hAnsi="Times New Roman" w:hint="default"/>
+                <w:rFonts w:eastAsia="宋体" w:ascii="Times New Roman" w:hAnsi="Times New Roman"/>
                 <w:sz w:val="21"/>
               </w:rPr>
               <w:t xml:space="preserve">ERP</w:t>
             </w:r>
             <w:r>
               <w:rPr>
-                <w:rFonts w:ascii="宋体" w:eastAsia="宋体" w:hAnsi="宋体" w:cs="宋体"/>
-                <w:b/>
-                <w:bCs/>
+                <w:rFonts w:ascii="Times New Roman" w:eastAsia="宋体" w:hAnsi="Times New Roman" w:cs="宋体"/>
                 <w:sz w:val="21"/>
               </w:rPr>
               <w:t xml:space="preserve">供应链管理综合实验、采购管理、物流管理、供应链建模与仿真、供应链资源规划、统计学</w:t>
@@ -826,7 +909,7 @@
           </w:tcPr>
           <w:p>
             <w:pPr>
-              <w:spacing w:line="240" w:lineRule="auto" w:before="0" w:after="0"/>
+              <w:spacing w:line="290" w:lineRule="atLeast" w:before="0" w:after="0"/>
               <w:rPr>
                 <w:sz w:val="21"/>
               </w:rPr>
@@ -856,14 +939,14 @@
                 <w:ilvl w:val="0"/>
                 <w:numId w:val="2"/>
               </w:numPr>
-              <w:spacing w:line="240" w:lineRule="auto" w:before="0" w:after="0"/>
+              <w:spacing w:line="290" w:lineRule="atLeast" w:before="0" w:after="0"/>
               <w:rPr>
                 <w:sz w:val="21"/>
               </w:rPr>
             </w:pPr>
             <w:r>
               <w:rPr>
-                <w:rFonts w:ascii="宋体" w:eastAsia="宋体" w:hAnsi="宋体" w:cs="宋体"/>
+                <w:rFonts w:ascii="Times New Roman" w:eastAsia="宋体" w:hAnsi="Times New Roman" w:cs="宋体"/>
                 <w:b/>
                 <w:bCs/>
                 <w:sz w:val="21"/>
@@ -872,41 +955,35 @@
             </w:r>
             <w:r>
               <w:rPr>
-                <w:rFonts w:ascii="宋体" w:eastAsia="宋体" w:hAnsi="宋体" w:cs="宋体"/>
-                <w:b/>
-                <w:bCs/>
+                <w:rFonts w:ascii="Times New Roman" w:eastAsia="宋体" w:hAnsi="Times New Roman" w:cs="宋体"/>
                 <w:sz w:val="21"/>
               </w:rPr>
               <w:t xml:space="preserve">山东大学</w:t>
             </w:r>
             <w:r>
               <w:rPr>
-                <w:rFonts w:ascii="Times New Roman" w:hAnsi="Times New Roman" w:hint="default"/>
+                <w:rFonts w:eastAsia="宋体" w:ascii="Times New Roman" w:hAnsi="Times New Roman"/>
                 <w:sz w:val="21"/>
               </w:rPr>
               <w:t xml:space="preserve">2024</w:t>
             </w:r>
             <w:r>
               <w:rPr>
-                <w:rFonts w:ascii="宋体" w:eastAsia="宋体" w:hAnsi="宋体" w:cs="宋体"/>
-                <w:b/>
-                <w:bCs/>
+                <w:rFonts w:ascii="Times New Roman" w:eastAsia="宋体" w:hAnsi="Times New Roman" w:cs="宋体"/>
                 <w:sz w:val="21"/>
               </w:rPr>
               <w:t xml:space="preserve">—</w:t>
             </w:r>
             <w:r>
               <w:rPr>
-                <w:rFonts w:ascii="Times New Roman" w:hAnsi="Times New Roman" w:hint="default"/>
+                <w:rFonts w:eastAsia="宋体" w:ascii="Times New Roman" w:hAnsi="Times New Roman"/>
                 <w:sz w:val="21"/>
               </w:rPr>
               <w:t xml:space="preserve">2025</w:t>
             </w:r>
             <w:r>
               <w:rPr>
-                <w:rFonts w:ascii="宋体" w:eastAsia="宋体" w:hAnsi="宋体" w:cs="宋体"/>
-                <w:b/>
-                <w:bCs/>
+                <w:rFonts w:ascii="Times New Roman" w:eastAsia="宋体" w:hAnsi="Times New Roman" w:cs="宋体"/>
                 <w:sz w:val="21"/>
               </w:rPr>
               <w:t xml:space="preserve">年暑期社会实践专项优秀等级</w:t>
@@ -921,7 +998,7 @@
           <w:vanish/>
           <w:sz w:val="21"/>
         </w:rPr>
-        <w:spacing w:line="240" w:lineRule="auto" w:before="0" w:after="0"/>
+        <w:spacing w:line="290" w:lineRule="atLeast" w:before="0" w:after="0"/>
       </w:pPr>
     </w:p>
     <w:p>
@@ -930,7 +1007,7 @@
           <w:vanish/>
           <w:sz w:val="2"/>
         </w:rPr>
-        <w:spacing w:line="240" w:lineRule="auto" w:before="0" w:after="0"/>
+        <w:spacing w:line="290" w:lineRule="atLeast" w:before="0" w:after="0"/>
       </w:pPr>
     </w:p>
     <w:p>
@@ -938,7 +1015,7 @@
         <w:rPr>
           <w:vanish/>
         </w:rPr>
-        <w:spacing w:line="240" w:lineRule="auto" w:before="0" w:after="0"/>
+        <w:spacing w:line="290" w:lineRule="atLeast" w:before="0" w:after="0"/>
       </w:pPr>
     </w:p>
     <w:p>
@@ -947,7 +1024,7 @@
           <w:vanish/>
           <w:sz w:val="21"/>
         </w:rPr>
-        <w:spacing w:line="240" w:lineRule="auto" w:before="0" w:after="0"/>
+        <w:spacing w:line="290" w:lineRule="atLeast" w:before="0" w:after="0"/>
       </w:pPr>
     </w:p>
     <w:p>
@@ -956,7 +1033,7 @@
           <w:vanish/>
           <w:sz w:val="21"/>
         </w:rPr>
-        <w:spacing w:line="240" w:lineRule="auto" w:before="0" w:after="0"/>
+        <w:spacing w:line="290" w:lineRule="atLeast" w:before="0" w:after="0"/>
       </w:pPr>
     </w:p>
     <w:p>
@@ -965,7 +1042,7 @@
           <w:vanish/>
           <w:sz w:val="2"/>
         </w:rPr>
-        <w:spacing w:line="240" w:lineRule="auto" w:before="0" w:after="0"/>
+        <w:spacing w:line="290" w:lineRule="atLeast" w:before="0" w:after="0"/>
       </w:pPr>
     </w:p>
     <w:tbl>
@@ -1019,7 +1096,7 @@
           </w:tcPr>
           <w:p>
             <w:pPr>
-              <w:spacing w:line="240" w:lineRule="auto" w:before="0" w:after="0"/>
+              <w:spacing w:line="290" w:lineRule="atLeast" w:before="0" w:after="0"/>
               <w:rPr>
                 <w:rFonts w:ascii="Times New Roman" w:hAnsi="Times New Roman"/>
                 <w:b/>
@@ -1070,7 +1147,7 @@
           </w:tcPr>
           <w:p>
             <w:pPr>
-              <w:spacing w:line="240" w:lineRule="auto" w:before="0" w:after="0"/>
+              <w:spacing w:line="290" w:lineRule="atLeast" w:before="0" w:after="0"/>
               <w:rPr>
                 <w:rFonts w:ascii="Times New Roman" w:hAnsi="Times New Roman"/>
                 <w:sz w:val="21"/>
@@ -1098,7 +1175,7 @@
           </w:tcPr>
           <w:p>
             <w:pPr>
-              <w:spacing w:line="240" w:lineRule="auto" w:before="0" w:after="0"/>
+              <w:spacing w:line="290" w:lineRule="atLeast" w:before="0" w:after="0"/>
               <w:rPr>
                 <w:rFonts w:ascii="Times New Roman" w:hAnsi="Times New Roman"/>
                 <w:sz w:val="21"/>
@@ -1106,7 +1183,7 @@
             </w:pPr>
             <w:r>
               <w:rPr>
-                <w:rFonts w:ascii="宋体" w:eastAsia="宋体" w:hAnsi="宋体" w:cs="宋体"/>
+                <w:rFonts w:ascii="Times New Roman" w:eastAsia="宋体" w:hAnsi="Times New Roman" w:cs="宋体"/>
                 <w:b/>
                 <w:bCs/>
                 <w:sz w:val="21"/>
@@ -1129,7 +1206,7 @@
           </w:tcPr>
           <w:p>
             <w:pPr>
-              <w:spacing w:line="240" w:lineRule="auto" w:before="0" w:after="0"/>
+              <w:spacing w:line="290" w:lineRule="atLeast" w:before="0" w:after="0"/>
               <w:rPr>
                 <w:rFonts w:ascii="Times New Roman" w:eastAsia="等线" w:hAnsi="Times New Roman"/>
                 <w:b/>
@@ -1139,7 +1216,7 @@
             </w:pPr>
             <w:r>
               <w:rPr>
-                <w:rFonts w:ascii="宋体" w:eastAsia="宋体" w:hAnsi="宋体" w:cs="宋体"/>
+                <w:rFonts w:ascii="Times New Roman" w:eastAsia="宋体" w:hAnsi="Times New Roman" w:cs="宋体"/>
                 <w:b/>
                 <w:bCs/>
                 <w:sz w:val="21"/>
@@ -1161,7 +1238,7 @@
           </w:tcPr>
           <w:p>
             <w:pPr>
-              <w:spacing w:line="240" w:lineRule="auto" w:before="0" w:after="0"/>
+              <w:spacing w:line="290" w:lineRule="atLeast" w:before="0" w:after="0"/>
               <w:rPr>
                 <w:rFonts w:ascii="Times New Roman" w:eastAsia="等线" w:hAnsi="Times New Roman" w:hint="default"/>
                 <w:b/>
@@ -1171,7 +1248,7 @@
             </w:pPr>
             <w:r>
               <w:rPr>
-                <w:rFonts w:ascii="宋体" w:eastAsia="宋体" w:hAnsi="宋体" w:cs="宋体"/>
+                <w:rFonts w:ascii="Times New Roman" w:eastAsia="宋体" w:hAnsi="Times New Roman" w:cs="宋体"/>
                 <w:b/>
                 <w:bCs/>
                 <w:sz w:val="21"/>
@@ -1206,7 +1283,7 @@
           </w:tcPr>
           <w:p>
             <w:pPr>
-              <w:spacing w:line="240" w:lineRule="auto" w:before="0" w:after="0"/>
+              <w:spacing w:line="290" w:lineRule="atLeast" w:before="0" w:after="0"/>
               <w:rPr>
                 <w:rFonts w:ascii="Times New Roman" w:hAnsi="Times New Roman"/>
                 <w:sz w:val="21"/>
@@ -1238,7 +1315,7 @@
                 <w:ilvl w:val="0"/>
                 <w:numId w:val="9"/>
               </w:numPr>
-              <w:spacing w:line="240" w:lineRule="auto" w:before="0" w:after="0"/>
+              <w:spacing w:line="290" w:lineRule="atLeast" w:before="0" w:after="0"/>
               <w:rPr>
                 <w:rFonts w:ascii="Times New Roman" w:eastAsia="宋体" w:hAnsi="Times New Roman" w:cs="宋体" w:hint="default"/>
                 <w:sz w:val="21"/>
@@ -1246,89 +1323,77 @@
             </w:pPr>
             <w:r>
               <w:rPr>
-                <w:rFonts w:ascii="宋体" w:eastAsia="宋体" w:hAnsi="宋体" w:cs="宋体"/>
-                <w:b/>
-                <w:bCs/>
+                <w:rFonts w:ascii="Times New Roman" w:eastAsia="宋体" w:hAnsi="Times New Roman" w:cs="宋体"/>
                 <w:sz w:val="21"/>
               </w:rPr>
               <w:t xml:space="preserve">针对老龄化小区自提点布局零散、配送效率低的问题，调研</w:t>
             </w:r>
             <w:r>
               <w:rPr>
-                <w:rFonts w:ascii="Times New Roman" w:hAnsi="Times New Roman" w:hint="default"/>
+                <w:rFonts w:eastAsia="宋体" w:ascii="Times New Roman" w:hAnsi="Times New Roman"/>
                 <w:sz w:val="21"/>
               </w:rPr>
               <w:t xml:space="preserve">15</w:t>
             </w:r>
             <w:r>
               <w:rPr>
-                <w:rFonts w:ascii="宋体" w:eastAsia="宋体" w:hAnsi="宋体" w:cs="宋体"/>
-                <w:b/>
-                <w:bCs/>
+                <w:rFonts w:ascii="Times New Roman" w:eastAsia="宋体" w:hAnsi="Times New Roman" w:cs="宋体"/>
                 <w:sz w:val="21"/>
               </w:rPr>
               <w:t xml:space="preserve">个候选点位与日均</w:t>
             </w:r>
             <w:r>
               <w:rPr>
-                <w:rFonts w:ascii="Times New Roman" w:hAnsi="Times New Roman" w:hint="default"/>
+                <w:rFonts w:eastAsia="宋体" w:ascii="Times New Roman" w:hAnsi="Times New Roman"/>
                 <w:sz w:val="21"/>
               </w:rPr>
               <w:t xml:space="preserve">345</w:t>
             </w:r>
             <w:r>
               <w:rPr>
-                <w:rFonts w:ascii="宋体" w:eastAsia="宋体" w:hAnsi="宋体" w:cs="宋体"/>
-                <w:b/>
-                <w:bCs/>
+                <w:rFonts w:ascii="Times New Roman" w:eastAsia="宋体" w:hAnsi="Times New Roman" w:cs="宋体"/>
                 <w:sz w:val="21"/>
               </w:rPr>
               <w:t xml:space="preserve">单真实需求，设计</w:t>
             </w:r>
             <w:r>
               <w:rPr>
-                <w:rFonts w:ascii="Times New Roman" w:hAnsi="Times New Roman" w:hint="default"/>
+                <w:rFonts w:eastAsia="宋体" w:ascii="Times New Roman" w:hAnsi="Times New Roman"/>
                 <w:sz w:val="21"/>
               </w:rPr>
               <w:t xml:space="preserve">"2</w:t>
             </w:r>
             <w:r>
               <w:rPr>
-                <w:rFonts w:ascii="宋体" w:eastAsia="宋体" w:hAnsi="宋体" w:cs="宋体"/>
-                <w:b/>
-                <w:bCs/>
+                <w:rFonts w:ascii="Times New Roman" w:eastAsia="宋体" w:hAnsi="Times New Roman" w:cs="宋体"/>
                 <w:sz w:val="21"/>
               </w:rPr>
               <w:t xml:space="preserve">核心点</w:t>
             </w:r>
             <w:r>
               <w:rPr>
-                <w:rFonts w:ascii="Times New Roman" w:hAnsi="Times New Roman" w:hint="default"/>
+                <w:rFonts w:eastAsia="宋体" w:ascii="Times New Roman" w:hAnsi="Times New Roman"/>
                 <w:sz w:val="21"/>
               </w:rPr>
               <w:t xml:space="preserve">+4</w:t>
             </w:r>
             <w:r>
               <w:rPr>
-                <w:rFonts w:ascii="宋体" w:eastAsia="宋体" w:hAnsi="宋体" w:cs="宋体"/>
-                <w:b/>
-                <w:bCs/>
+                <w:rFonts w:ascii="Times New Roman" w:eastAsia="宋体" w:hAnsi="Times New Roman" w:cs="宋体"/>
                 <w:sz w:val="21"/>
               </w:rPr>
               <w:t xml:space="preserve">动态临时点</w:t>
             </w:r>
             <w:r>
               <w:rPr>
-                <w:rFonts w:ascii="Times New Roman" w:hAnsi="Times New Roman" w:hint="default"/>
+                <w:rFonts w:eastAsia="宋体" w:ascii="Times New Roman" w:hAnsi="Times New Roman"/>
                 <w:sz w:val="21"/>
               </w:rPr>
               <w:t xml:space="preserve">"</w:t>
             </w:r>
             <w:r>
               <w:rPr>
-                <w:rFonts w:ascii="宋体" w:eastAsia="宋体" w:hAnsi="宋体" w:cs="宋体"/>
-                <w:b/>
-                <w:bCs/>
+                <w:rFonts w:ascii="Times New Roman" w:eastAsia="宋体" w:hAnsi="Times New Roman" w:cs="宋体"/>
                 <w:sz w:val="21"/>
               </w:rPr>
               <w:t xml:space="preserve">的弹性运营方案</w:t>
@@ -1340,7 +1405,7 @@
                 <w:ilvl w:val="0"/>
                 <w:numId w:val="9"/>
               </w:numPr>
-              <w:spacing w:line="240" w:lineRule="auto" w:before="0" w:after="0"/>
+              <w:spacing w:line="290" w:lineRule="atLeast" w:before="0" w:after="0"/>
               <w:rPr>
                 <w:rFonts w:ascii="Times New Roman" w:eastAsia="宋体" w:hAnsi="Times New Roman" w:cs="宋体" w:hint="default"/>
                 <w:sz w:val="21"/>
@@ -1348,121 +1413,105 @@
             </w:pPr>
             <w:r>
               <w:rPr>
-                <w:rFonts w:ascii="宋体" w:eastAsia="宋体" w:hAnsi="宋体" w:cs="宋体"/>
-                <w:b/>
-                <w:bCs/>
+                <w:rFonts w:ascii="Times New Roman" w:eastAsia="宋体" w:hAnsi="Times New Roman" w:cs="宋体"/>
                 <w:sz w:val="21"/>
               </w:rPr>
               <w:t xml:space="preserve">将年龄分层服务半径与电梯等待时间纳入优化模型，用</w:t>
             </w:r>
             <w:r>
               <w:rPr>
-                <w:rFonts w:ascii="Times New Roman" w:hAnsi="Times New Roman" w:hint="default"/>
+                <w:rFonts w:eastAsia="宋体" w:ascii="Times New Roman" w:hAnsi="Times New Roman"/>
                 <w:sz w:val="21"/>
               </w:rPr>
               <w:t xml:space="preserve">Python</w:t>
             </w:r>
             <w:r>
               <w:rPr>
-                <w:rFonts w:ascii="宋体" w:eastAsia="宋体" w:hAnsi="宋体" w:cs="宋体"/>
-                <w:b/>
-                <w:bCs/>
+                <w:rFonts w:ascii="Times New Roman" w:eastAsia="宋体" w:hAnsi="Times New Roman" w:cs="宋体"/>
                 <w:sz w:val="21"/>
               </w:rPr>
               <w:t xml:space="preserve">完成方案测算：总运营成本降低</w:t>
             </w:r>
             <w:r>
               <w:rPr>
-                <w:rFonts w:ascii="Times New Roman" w:hAnsi="Times New Roman" w:hint="default"/>
+                <w:rFonts w:eastAsia="宋体" w:ascii="Times New Roman" w:hAnsi="Times New Roman"/>
                 <w:sz w:val="21"/>
               </w:rPr>
               <w:t xml:space="preserve">18.7%</w:t>
             </w:r>
             <w:r>
               <w:rPr>
-                <w:rFonts w:ascii="宋体" w:eastAsia="宋体" w:hAnsi="宋体" w:cs="宋体"/>
-                <w:b/>
-                <w:bCs/>
+                <w:rFonts w:ascii="Times New Roman" w:eastAsia="宋体" w:hAnsi="Times New Roman" w:cs="宋体"/>
                 <w:sz w:val="21"/>
               </w:rPr>
               <w:t xml:space="preserve">，老年人服务覆盖率</w:t>
             </w:r>
             <w:r>
               <w:rPr>
-                <w:rFonts w:ascii="Times New Roman" w:hAnsi="Times New Roman" w:hint="default"/>
+                <w:rFonts w:eastAsia="宋体" w:ascii="Times New Roman" w:hAnsi="Times New Roman"/>
                 <w:sz w:val="21"/>
               </w:rPr>
               <w:t xml:space="preserve">53.4%</w:t>
             </w:r>
             <w:r>
               <w:rPr>
-                <w:rFonts w:ascii="宋体" w:eastAsia="宋体" w:hAnsi="宋体" w:cs="宋体"/>
-                <w:b/>
-                <w:bCs/>
+                <w:rFonts w:ascii="Times New Roman" w:eastAsia="宋体" w:hAnsi="Times New Roman" w:cs="宋体"/>
                 <w:sz w:val="21"/>
               </w:rPr>
               <w:t xml:space="preserve">→</w:t>
             </w:r>
             <w:r>
               <w:rPr>
-                <w:rFonts w:ascii="Times New Roman" w:hAnsi="Times New Roman" w:hint="default"/>
+                <w:rFonts w:eastAsia="宋体" w:ascii="Times New Roman" w:hAnsi="Times New Roman"/>
                 <w:sz w:val="21"/>
               </w:rPr>
               <w:t xml:space="preserve">87.3%</w:t>
             </w:r>
             <w:r>
               <w:rPr>
-                <w:rFonts w:ascii="宋体" w:eastAsia="宋体" w:hAnsi="宋体" w:cs="宋体"/>
-                <w:b/>
-                <w:bCs/>
+                <w:rFonts w:ascii="Times New Roman" w:eastAsia="宋体" w:hAnsi="Times New Roman" w:cs="宋体"/>
                 <w:sz w:val="21"/>
               </w:rPr>
               <w:t xml:space="preserve">，平均配送时长缩短</w:t>
             </w:r>
             <w:r>
               <w:rPr>
-                <w:rFonts w:ascii="Times New Roman" w:hAnsi="Times New Roman" w:hint="default"/>
+                <w:rFonts w:eastAsia="宋体" w:ascii="Times New Roman" w:hAnsi="Times New Roman"/>
                 <w:sz w:val="21"/>
               </w:rPr>
               <w:t xml:space="preserve">22.3%</w:t>
             </w:r>
             <w:r>
               <w:rPr>
-                <w:rFonts w:ascii="宋体" w:eastAsia="宋体" w:hAnsi="宋体" w:cs="宋体"/>
-                <w:b/>
-                <w:bCs/>
+                <w:rFonts w:ascii="Times New Roman" w:eastAsia="宋体" w:hAnsi="Times New Roman" w:cs="宋体"/>
                 <w:sz w:val="21"/>
               </w:rPr>
               <w:t xml:space="preserve">；方案可快速响应周末</w:t>
             </w:r>
             <w:r>
               <w:rPr>
-                <w:rFonts w:ascii="Times New Roman" w:hAnsi="Times New Roman" w:hint="default"/>
+                <w:rFonts w:eastAsia="宋体" w:ascii="Times New Roman" w:hAnsi="Times New Roman"/>
                 <w:sz w:val="21"/>
               </w:rPr>
               <w:t xml:space="preserve">29.9%</w:t>
             </w:r>
             <w:r>
               <w:rPr>
-                <w:rFonts w:ascii="宋体" w:eastAsia="宋体" w:hAnsi="宋体" w:cs="宋体"/>
-                <w:b/>
-                <w:bCs/>
+                <w:rFonts w:ascii="Times New Roman" w:eastAsia="宋体" w:hAnsi="Times New Roman" w:cs="宋体"/>
                 <w:sz w:val="21"/>
               </w:rPr>
               <w:t xml:space="preserve">、促销日</w:t>
             </w:r>
             <w:r>
               <w:rPr>
-                <w:rFonts w:ascii="Times New Roman" w:hAnsi="Times New Roman" w:hint="default"/>
+                <w:rFonts w:eastAsia="宋体" w:ascii="Times New Roman" w:hAnsi="Times New Roman"/>
                 <w:sz w:val="21"/>
               </w:rPr>
               <w:t xml:space="preserve">50.7%</w:t>
             </w:r>
             <w:r>
               <w:rPr>
-                <w:rFonts w:ascii="宋体" w:eastAsia="宋体" w:hAnsi="宋体" w:cs="宋体"/>
-                <w:b/>
-                <w:bCs/>
+                <w:rFonts w:ascii="Times New Roman" w:eastAsia="宋体" w:hAnsi="Times New Roman" w:cs="宋体"/>
                 <w:sz w:val="21"/>
               </w:rPr>
               <w:t xml:space="preserve">的需求波动</w:t>
@@ -1495,7 +1544,7 @@
           </w:tcPr>
           <w:p>
             <w:pPr>
-              <w:spacing w:line="240" w:lineRule="auto" w:before="0" w:after="0"/>
+              <w:spacing w:line="290" w:lineRule="atLeast" w:before="0" w:after="0"/>
               <w:rPr>
                 <w:rFonts w:ascii="Times New Roman" w:hAnsi="Times New Roman"/>
                 <w:sz w:val="21"/>
@@ -1523,7 +1572,7 @@
           </w:tcPr>
           <w:p>
             <w:pPr>
-              <w:spacing w:line="240" w:lineRule="auto" w:before="0" w:after="0"/>
+              <w:spacing w:line="290" w:lineRule="atLeast" w:before="0" w:after="0"/>
               <w:rPr>
                 <w:rFonts w:ascii="Times New Roman" w:hAnsi="Times New Roman"/>
                 <w:sz w:val="21"/>
@@ -1531,7 +1580,7 @@
             </w:pPr>
             <w:r>
               <w:rPr>
-                <w:rFonts w:ascii="宋体" w:eastAsia="宋体" w:hAnsi="宋体" w:cs="宋体"/>
+                <w:rFonts w:ascii="Times New Roman" w:eastAsia="宋体" w:hAnsi="Times New Roman" w:cs="宋体"/>
                 <w:b/>
                 <w:bCs/>
                 <w:sz w:val="21"/>
@@ -1540,7 +1589,7 @@
             </w:r>
             <w:r>
               <w:rPr>
-                <w:rFonts w:ascii="宋体" w:eastAsia="宋体" w:hAnsi="宋体" w:cs="宋体"/>
+                <w:rFonts w:ascii="Times New Roman" w:eastAsia="宋体" w:hAnsi="Times New Roman" w:cs="宋体"/>
                 <w:b/>
                 <w:bCs/>
                 <w:sz w:val="21"/>
@@ -1563,7 +1612,7 @@
           </w:tcPr>
           <w:p>
             <w:pPr>
-              <w:spacing w:line="240" w:lineRule="auto" w:before="0" w:after="0"/>
+              <w:spacing w:line="290" w:lineRule="atLeast" w:before="0" w:after="0"/>
               <w:rPr>
                 <w:rFonts w:ascii="Times New Roman" w:eastAsia="等线" w:hAnsi="Times New Roman"/>
                 <w:b/>
@@ -1573,7 +1622,7 @@
             </w:pPr>
             <w:r>
               <w:rPr>
-                <w:rFonts w:ascii="宋体" w:eastAsia="宋体" w:hAnsi="宋体" w:cs="宋体"/>
+                <w:rFonts w:ascii="Times New Roman" w:eastAsia="宋体" w:hAnsi="Times New Roman" w:cs="宋体"/>
                 <w:b/>
                 <w:bCs/>
                 <w:sz w:val="21"/>
@@ -1595,7 +1644,7 @@
           </w:tcPr>
           <w:p>
             <w:pPr>
-              <w:spacing w:line="240" w:lineRule="auto" w:before="0" w:after="0"/>
+              <w:spacing w:line="290" w:lineRule="atLeast" w:before="0" w:after="0"/>
               <w:rPr>
                 <w:rFonts w:ascii="Times New Roman" w:eastAsia="等线" w:hAnsi="Times New Roman" w:hint="default"/>
                 <w:b/>
@@ -1605,7 +1654,7 @@
             </w:pPr>
             <w:r>
               <w:rPr>
-                <w:rFonts w:ascii="宋体" w:eastAsia="宋体" w:hAnsi="宋体" w:cs="宋体"/>
+                <w:rFonts w:ascii="Times New Roman" w:eastAsia="宋体" w:hAnsi="Times New Roman" w:cs="宋体"/>
                 <w:b/>
                 <w:bCs/>
                 <w:sz w:val="21"/>
@@ -1640,7 +1689,7 @@
           </w:tcPr>
           <w:p>
             <w:pPr>
-              <w:spacing w:line="240" w:lineRule="auto" w:before="0" w:after="0"/>
+              <w:spacing w:line="290" w:lineRule="atLeast" w:before="0" w:after="0"/>
               <w:rPr>
                 <w:rFonts w:ascii="Times New Roman" w:hAnsi="Times New Roman"/>
                 <w:sz w:val="21"/>
@@ -1672,7 +1721,7 @@
                 <w:ilvl w:val="0"/>
                 <w:numId w:val="9"/>
               </w:numPr>
-              <w:spacing w:line="240" w:lineRule="auto" w:before="0" w:after="0"/>
+              <w:spacing w:line="290" w:lineRule="atLeast" w:before="0" w:after="0"/>
               <w:rPr>
                 <w:rFonts w:ascii="Times New Roman" w:eastAsia="宋体" w:hAnsi="Times New Roman" w:cs="宋体" w:hint="default"/>
                 <w:sz w:val="21"/>
@@ -1680,25 +1729,21 @@
             </w:pPr>
             <w:r>
               <w:rPr>
-                <w:rFonts w:ascii="宋体" w:eastAsia="宋体" w:hAnsi="宋体" w:cs="宋体"/>
-                <w:b/>
-                <w:bCs/>
+                <w:rFonts w:ascii="Times New Roman" w:eastAsia="宋体" w:hAnsi="Times New Roman" w:cs="宋体"/>
                 <w:sz w:val="21"/>
               </w:rPr>
               <w:t xml:space="preserve">以账套主管角色使用用友</w:t>
             </w:r>
             <w:r>
               <w:rPr>
-                <w:rFonts w:ascii="Times New Roman" w:hAnsi="Times New Roman" w:hint="default"/>
+                <w:rFonts w:eastAsia="宋体" w:ascii="Times New Roman" w:hAnsi="Times New Roman"/>
                 <w:sz w:val="21"/>
               </w:rPr>
               <w:t xml:space="preserve">U8+</w:t>
             </w:r>
             <w:r>
               <w:rPr>
-                <w:rFonts w:ascii="宋体" w:eastAsia="宋体" w:hAnsi="宋体" w:cs="宋体"/>
-                <w:b/>
-                <w:bCs/>
+                <w:rFonts w:ascii="Times New Roman" w:eastAsia="宋体" w:hAnsi="Times New Roman" w:cs="宋体"/>
                 <w:sz w:val="21"/>
               </w:rPr>
               <w:t xml:space="preserve">，以模拟贸易企业为对象，独立完成采购订单→到货入库→销售订单→发货出库→库存调拨→盘点→存货核算→收付款凭证全流程操作</w:t>
@@ -1710,7 +1755,7 @@
                 <w:ilvl w:val="0"/>
                 <w:numId w:val="9"/>
               </w:numPr>
-              <w:spacing w:line="240" w:lineRule="auto" w:before="0" w:after="0"/>
+              <w:spacing w:line="290" w:lineRule="atLeast" w:before="0" w:after="0"/>
               <w:rPr>
                 <w:rFonts w:ascii="Times New Roman" w:eastAsia="宋体" w:hAnsi="Times New Roman" w:cs="宋体" w:hint="default"/>
                 <w:sz w:val="21"/>
@@ -1718,9 +1763,7 @@
             </w:pPr>
             <w:r>
               <w:rPr>
-                <w:rFonts w:ascii="宋体" w:eastAsia="宋体" w:hAnsi="宋体" w:cs="宋体"/>
-                <w:b/>
-                <w:bCs/>
+                <w:rFonts w:ascii="Times New Roman" w:eastAsia="宋体" w:hAnsi="Times New Roman" w:cs="宋体"/>
                 <w:sz w:val="21"/>
               </w:rPr>
               <w:t xml:space="preserve">掌握采购、销售、库存、存货、财务五大模块间的数据流转与单据联动逻辑，能快速上手供应链系统的订单跟进与数据录入工作</w:t>
@@ -1753,7 +1796,7 @@
           </w:tcPr>
           <w:p>
             <w:pPr>
-              <w:spacing w:line="240" w:lineRule="auto" w:before="0" w:after="0"/>
+              <w:spacing w:line="290" w:lineRule="atLeast" w:before="0" w:after="0"/>
               <w:rPr>
                 <w:rFonts w:ascii="Times New Roman" w:hAnsi="Times New Roman"/>
                 <w:sz w:val="21"/>
@@ -1781,7 +1824,7 @@
           </w:tcPr>
           <w:p>
             <w:pPr>
-              <w:spacing w:line="240" w:lineRule="auto" w:before="0" w:after="0"/>
+              <w:spacing w:line="290" w:lineRule="atLeast" w:before="0" w:after="0"/>
               <w:rPr>
                 <w:rFonts w:ascii="Times New Roman" w:hAnsi="Times New Roman"/>
                 <w:sz w:val="21"/>
@@ -1789,7 +1832,7 @@
             </w:pPr>
             <w:r>
               <w:rPr>
-                <w:rFonts w:ascii="宋体" w:eastAsia="宋体" w:hAnsi="宋体" w:cs="宋体"/>
+                <w:rFonts w:ascii="Times New Roman" w:eastAsia="宋体" w:hAnsi="Times New Roman" w:cs="宋体"/>
                 <w:b/>
                 <w:bCs/>
                 <w:sz w:val="21"/>
@@ -1812,7 +1855,7 @@
           </w:tcPr>
           <w:p>
             <w:pPr>
-              <w:spacing w:line="240" w:lineRule="auto" w:before="0" w:after="0"/>
+              <w:spacing w:line="290" w:lineRule="atLeast" w:before="0" w:after="0"/>
               <w:rPr>
                 <w:rFonts w:ascii="Times New Roman" w:eastAsia="等线" w:hAnsi="Times New Roman"/>
                 <w:b/>
@@ -1822,7 +1865,7 @@
             </w:pPr>
             <w:r>
               <w:rPr>
-                <w:rFonts w:ascii="宋体" w:eastAsia="宋体" w:hAnsi="宋体" w:cs="宋体"/>
+                <w:rFonts w:ascii="Times New Roman" w:eastAsia="宋体" w:hAnsi="Times New Roman" w:cs="宋体"/>
                 <w:b/>
                 <w:bCs/>
                 <w:sz w:val="21"/>
@@ -1844,7 +1887,7 @@
           </w:tcPr>
           <w:p>
             <w:pPr>
-              <w:spacing w:line="240" w:lineRule="auto" w:before="0" w:after="0"/>
+              <w:spacing w:line="290" w:lineRule="atLeast" w:before="0" w:after="0"/>
               <w:rPr>
                 <w:rFonts w:ascii="Times New Roman" w:eastAsia="等线" w:hAnsi="Times New Roman" w:hint="default"/>
                 <w:b/>
@@ -1854,7 +1897,7 @@
             </w:pPr>
             <w:r>
               <w:rPr>
-                <w:rFonts w:ascii="宋体" w:eastAsia="宋体" w:hAnsi="宋体" w:cs="宋体"/>
+                <w:rFonts w:ascii="Times New Roman" w:eastAsia="宋体" w:hAnsi="Times New Roman" w:cs="宋体"/>
                 <w:b/>
                 <w:bCs/>
                 <w:sz w:val="21"/>
@@ -1889,7 +1932,7 @@
           </w:tcPr>
           <w:p>
             <w:pPr>
-              <w:spacing w:line="240" w:lineRule="auto" w:before="0" w:after="0"/>
+              <w:spacing w:line="290" w:lineRule="atLeast" w:before="0" w:after="0"/>
               <w:rPr>
                 <w:rFonts w:ascii="Times New Roman" w:hAnsi="Times New Roman"/>
                 <w:sz w:val="21"/>
@@ -1921,7 +1964,7 @@
                 <w:ilvl w:val="0"/>
                 <w:numId w:val="9"/>
               </w:numPr>
-              <w:spacing w:line="240" w:lineRule="auto" w:before="0" w:after="0"/>
+              <w:spacing w:line="290" w:lineRule="atLeast" w:before="0" w:after="0"/>
               <w:rPr>
                 <w:rFonts w:ascii="Times New Roman" w:eastAsia="宋体" w:hAnsi="Times New Roman" w:cs="宋体" w:hint="default"/>
                 <w:sz w:val="21"/>
@@ -1929,554 +1972,38 @@
             </w:pPr>
             <w:r>
               <w:rPr>
-                <w:rFonts w:ascii="宋体" w:eastAsia="宋体" w:hAnsi="宋体" w:cs="宋体"/>
-                <w:b/>
-                <w:bCs/>
+                <w:rFonts w:ascii="Times New Roman" w:eastAsia="宋体" w:hAnsi="Times New Roman" w:cs="宋体"/>
                 <w:sz w:val="21"/>
               </w:rPr>
               <w:t xml:space="preserve">基于</w:t>
             </w:r>
             <w:r>
               <w:rPr>
-                <w:rFonts w:ascii="Times New Roman" w:hAnsi="Times New Roman" w:hint="default"/>
+                <w:rFonts w:eastAsia="宋体" w:ascii="Times New Roman" w:hAnsi="Times New Roman"/>
                 <w:sz w:val="21"/>
               </w:rPr>
               <w:t xml:space="preserve">45211</w:t>
             </w:r>
             <w:r>
               <w:rPr>
-                <w:rFonts w:ascii="宋体" w:eastAsia="宋体" w:hAnsi="宋体" w:cs="宋体"/>
-                <w:b/>
-                <w:bCs/>
+                <w:rFonts w:ascii="Times New Roman" w:eastAsia="宋体" w:hAnsi="Times New Roman" w:cs="宋体"/>
                 <w:sz w:val="21"/>
               </w:rPr>
               <w:t xml:space="preserve">条银行营销数据，用</w:t>
             </w:r>
             <w:r>
               <w:rPr>
-                <w:rFonts w:ascii="Times New Roman" w:hAnsi="Times New Roman" w:hint="default"/>
+                <w:rFonts w:eastAsia="宋体" w:ascii="Times New Roman" w:hAnsi="Times New Roman"/>
                 <w:sz w:val="21"/>
               </w:rPr>
               <w:t xml:space="preserve">R</w:t>
             </w:r>
             <w:r>
               <w:rPr>
-                <w:rFonts w:ascii="宋体" w:eastAsia="宋体" w:hAnsi="宋体" w:cs="宋体"/>
-                <w:b/>
-                <w:bCs/>
+                <w:rFonts w:ascii="Times New Roman" w:eastAsia="宋体" w:hAnsi="Times New Roman" w:cs="宋体"/>
                 <w:sz w:val="21"/>
               </w:rPr>
               <w:t xml:space="preserve">完成数据清洗与多维度分层统计，通过帕累托分析识别高价值客群特征，用转化瀑布图定位营销流失关键环节，独立输出分析报告</w:t>
-            </w:r>
-          </w:p>
-        </w:tc>
-      </w:tr>
-      <w:tr>
-        <w:trPr>
-          <w:gridAfter w:val="2"/>
-          <w:wAfter w:w="880" w:type="dxa"/>
-          <w:jc w:val="center"/>
-        </w:trPr>
-        <w:tc>
-          <w:tcPr>
-            <w:tcW w:w="695" w:type="dxa"/>
-            <w:tcBorders>
-              <w:top w:val="nil"/>
-              <w:left w:val="nil"/>
-              <w:bottom w:val="nil"/>
-              <w:right w:val="nil"/>
-            </w:tcBorders>
-            <w:tcMar>
-              <w:top w:w="0" w:type="dxa"/>
-              <w:left w:w="113" w:type="dxa"/>
-              <w:bottom w:w="0" w:type="dxa"/>
-              <w:right w:w="85" w:type="dxa"/>
-            </w:tcMar>
-            <w:vAlign w:val="center"/>
-          </w:tcPr>
-          <w:p>
-            <w:pPr>
-              <w:spacing w:line="240" w:lineRule="auto" w:before="0" w:after="0"/>
-              <w:rPr>
-                <w:rFonts w:ascii="Times New Roman" w:hAnsi="Times New Roman"/>
-                <w:sz w:val="21"/>
-              </w:rPr>
-            </w:pPr>
-          </w:p>
-        </w:tc>
-        <w:tc>
-          <w:tcPr>
-            <w:tcW w:w="4600" w:type="dxa"/>
-            <w:gridSpan w:val="4"/>
-            <w:tcBorders>
-              <w:top w:val="nil"/>
-              <w:left w:val="nil"/>
-              <w:bottom w:val="nil"/>
-              <w:right w:val="nil"/>
-            </w:tcBorders>
-            <w:tcMar>
-              <w:top w:w="0" w:type="dxa"/>
-              <w:left w:w="85" w:type="dxa"/>
-              <w:bottom w:w="0" w:type="dxa"/>
-              <w:right w:w="85" w:type="dxa"/>
-            </w:tcMar>
-            <w:vAlign w:val="center"/>
-          </w:tcPr>
-          <w:p>
-            <w:pPr>
-              <w:spacing w:line="240" w:lineRule="auto" w:before="0" w:after="0"/>
-              <w:rPr>
-                <w:rFonts w:ascii="Times New Roman" w:hAnsi="Times New Roman"/>
-                <w:sz w:val="21"/>
-              </w:rPr>
-            </w:pPr>
-            <w:r>
-              <w:rPr>
-                <w:rFonts w:ascii="宋体" w:eastAsia="宋体" w:hAnsi="宋体" w:cs="宋体"/>
-                <w:b/>
-                <w:bCs/>
-                <w:sz w:val="21"/>
-              </w:rPr>
-              <w:t xml:space="preserve">ERP</w:t>
-            </w:r>
-            <w:r>
-              <w:rPr>
-                <w:rFonts w:ascii="宋体" w:eastAsia="宋体" w:hAnsi="宋体" w:cs="宋体"/>
-                <w:b/>
-                <w:bCs/>
-                <w:sz w:val="21"/>
-              </w:rPr>
-              <w:t xml:space="preserve">供应链全流程模拟操作</w:t>
-            </w:r>
-          </w:p>
-        </w:tc>
-        <w:tc>
-          <w:tcPr>
-            <w:tcW w:w="2693" w:type="dxa"/>
-            <w:gridSpan w:val="2"/>
-            <w:tcBorders>
-              <w:top w:val="nil"/>
-              <w:left w:val="nil"/>
-              <w:bottom w:val="nil"/>
-              <w:right w:val="nil"/>
-            </w:tcBorders>
-            <w:vAlign w:val="center"/>
-          </w:tcPr>
-          <w:p>
-            <w:pPr>
-              <w:spacing w:line="240" w:lineRule="auto" w:before="0" w:after="0"/>
-              <w:rPr>
-                <w:rFonts w:ascii="Times New Roman" w:eastAsia="等线" w:hAnsi="Times New Roman"/>
-                <w:b/>
-                <w:bCs/>
-                <w:sz w:val="21"/>
-              </w:rPr>
-            </w:pPr>
-            <w:r>
-              <w:rPr>
-                <w:rFonts w:ascii="宋体" w:eastAsia="宋体" w:hAnsi="宋体" w:cs="宋体"/>
-                <w:b/>
-                <w:bCs/>
-                <w:sz w:val="21"/>
-              </w:rPr>
-              <w:t xml:space="preserve">课程实验・账套主管</w:t>
-            </w:r>
-          </w:p>
-        </w:tc>
-        <w:tc>
-          <w:tcPr>
-            <w:tcW w:w="2755" w:type="dxa"/>
-            <w:tcBorders>
-              <w:top w:val="nil"/>
-              <w:left w:val="nil"/>
-              <w:bottom w:val="nil"/>
-              <w:right w:val="nil"/>
-            </w:tcBorders>
-            <w:vAlign w:val="center"/>
-          </w:tcPr>
-          <w:p>
-            <w:pPr>
-              <w:spacing w:line="240" w:lineRule="auto" w:before="0" w:after="0"/>
-              <w:rPr>
-                <w:rFonts w:ascii="Times New Roman" w:eastAsia="等线" w:hAnsi="Times New Roman" w:hint="default"/>
-                <w:b/>
-                <w:bCs/>
-                <w:sz w:val="21"/>
-              </w:rPr>
-            </w:pPr>
-            <w:r>
-              <w:rPr>
-                <w:rFonts w:ascii="宋体" w:eastAsia="宋体" w:hAnsi="宋体" w:cs="宋体"/>
-                <w:b/>
-                <w:bCs/>
-                <w:sz w:val="21"/>
-              </w:rPr>
-              <w:t xml:space="preserve">2025.03-2025.07</w:t>
-            </w:r>
-          </w:p>
-        </w:tc>
-      </w:tr>
-      <w:tr>
-        <w:trPr>
-          <w:gridAfter w:val="2"/>
-          <w:wAfter w:w="880" w:type="dxa"/>
-          <w:jc w:val="center"/>
-        </w:trPr>
-        <w:tc>
-          <w:tcPr>
-            <w:tcW w:w="695" w:type="dxa"/>
-            <w:tcBorders>
-              <w:top w:val="nil"/>
-              <w:left w:val="nil"/>
-              <w:bottom w:val="nil"/>
-              <w:right w:val="nil"/>
-            </w:tcBorders>
-            <w:tcMar>
-              <w:top w:w="0" w:type="dxa"/>
-              <w:left w:w="113" w:type="dxa"/>
-              <w:bottom w:w="0" w:type="dxa"/>
-              <w:right w:w="85" w:type="dxa"/>
-            </w:tcMar>
-            <w:vAlign w:val="center"/>
-          </w:tcPr>
-          <w:p>
-            <w:pPr>
-              <w:spacing w:line="240" w:lineRule="auto" w:before="0" w:after="0"/>
-              <w:rPr>
-                <w:rFonts w:ascii="Times New Roman" w:hAnsi="Times New Roman"/>
-                <w:sz w:val="21"/>
-              </w:rPr>
-            </w:pPr>
-          </w:p>
-        </w:tc>
-        <w:tc>
-          <w:tcPr>
-            <w:tcW w:w="10048" w:type="dxa"/>
-            <w:gridSpan w:val="7"/>
-            <w:tcBorders>
-              <w:top w:val="nil"/>
-              <w:left w:val="nil"/>
-              <w:bottom w:val="nil"/>
-              <w:right w:val="nil"/>
-            </w:tcBorders>
-            <w:tcMar>
-              <w:top w:w="0" w:type="dxa"/>
-              <w:left w:w="85" w:type="dxa"/>
-              <w:bottom w:w="0" w:type="dxa"/>
-              <w:right w:w="85" w:type="dxa"/>
-            </w:tcMar>
-            <w:vAlign w:val="center"/>
-          </w:tcPr>
-          <w:p>
-            <w:pPr>
-              <w:numPr>
-                <w:ilvl w:val="0"/>
-                <w:numId w:val="9"/>
-              </w:numPr>
-              <w:spacing w:line="240" w:lineRule="auto" w:before="0" w:after="0"/>
-              <w:rPr>
-                <w:rFonts w:ascii="Times New Roman" w:eastAsia="宋体" w:hAnsi="Times New Roman" w:cs="宋体" w:hint="default"/>
-                <w:sz w:val="21"/>
-              </w:rPr>
-            </w:pPr>
-            <w:r>
-              <w:rPr>
-                <w:rFonts w:ascii="Times New Roman" w:eastAsia="宋体" w:hAnsi="Times New Roman" w:cs="宋体"/>
-                <w:b/>
-                <w:bCs/>
-                <w:sz w:val="21"/>
-              </w:rPr>
-              <w:t xml:space="preserve">以账套主管角色，以模拟箱包贸易企业为对象，独立完成采购订单→到货入库→销售订单→发货出库→库存调拨→盘点→存货核算→收付款凭证全流程实操</w:t>
-            </w:r>
-          </w:p>
-          <w:p>
-            <w:pPr>
-              <w:numPr>
-                <w:ilvl w:val="0"/>
-                <w:numId w:val="9"/>
-              </w:numPr>
-              <w:spacing w:line="240" w:lineRule="auto" w:before="0" w:after="0"/>
-              <w:rPr>
-                <w:rFonts w:ascii="Times New Roman" w:eastAsia="宋体" w:hAnsi="Times New Roman" w:cs="宋体" w:hint="default"/>
-                <w:sz w:val="21"/>
-              </w:rPr>
-            </w:pPr>
-            <w:r>
-              <w:rPr>
-                <w:rFonts w:ascii="Times New Roman" w:eastAsia="宋体" w:hAnsi="Times New Roman" w:cs="宋体"/>
-                <w:b/>
-                <w:bCs/>
-                <w:sz w:val="21"/>
-              </w:rPr>
-              <w:t xml:space="preserve">梳理采购、销售、库存等模块间的数据流转与单据关联逻辑，理解</w:t>
-            </w:r>
-            <w:r>
-              <w:rPr>
-                <w:rFonts w:ascii="Times New Roman" w:hAnsi="Times New Roman" w:hint="default"/>
-                <w:sz w:val="21"/>
-              </w:rPr>
-              <w:t xml:space="preserve">ERP</w:t>
-            </w:r>
-            <w:r>
-              <w:rPr>
-                <w:rFonts w:ascii="Times New Roman" w:eastAsia="宋体" w:hAnsi="Times New Roman" w:cs="宋体"/>
-                <w:b/>
-                <w:bCs/>
-                <w:sz w:val="21"/>
-              </w:rPr>
-              <w:t xml:space="preserve">系统供应链业务标准化运作机制</w:t>
-            </w:r>
-          </w:p>
-        </w:tc>
-      </w:tr>
-      <w:tr>
-        <w:trPr>
-          <w:gridAfter w:val="2"/>
-          <w:wAfter w:w="880" w:type="dxa"/>
-          <w:jc w:val="center"/>
-        </w:trPr>
-        <w:tc>
-          <w:tcPr>
-            <w:tcW w:w="695" w:type="dxa"/>
-            <w:tcBorders>
-              <w:top w:val="nil"/>
-              <w:left w:val="nil"/>
-              <w:bottom w:val="nil"/>
-              <w:right w:val="nil"/>
-            </w:tcBorders>
-            <w:tcMar>
-              <w:top w:w="0" w:type="dxa"/>
-              <w:left w:w="113" w:type="dxa"/>
-              <w:bottom w:w="0" w:type="dxa"/>
-              <w:right w:w="85" w:type="dxa"/>
-            </w:tcMar>
-            <w:vAlign w:val="center"/>
-          </w:tcPr>
-          <w:p>
-            <w:pPr>
-              <w:spacing w:line="240" w:lineRule="auto" w:before="0" w:after="0"/>
-              <w:rPr>
-                <w:rFonts w:ascii="Times New Roman" w:hAnsi="Times New Roman"/>
-                <w:sz w:val="21"/>
-              </w:rPr>
-            </w:pPr>
-          </w:p>
-        </w:tc>
-        <w:tc>
-          <w:tcPr>
-            <w:tcW w:w="4600" w:type="dxa"/>
-            <w:gridSpan w:val="4"/>
-            <w:tcBorders>
-              <w:top w:val="nil"/>
-              <w:left w:val="nil"/>
-              <w:bottom w:val="nil"/>
-              <w:right w:val="nil"/>
-            </w:tcBorders>
-            <w:tcMar>
-              <w:top w:w="0" w:type="dxa"/>
-              <w:left w:w="85" w:type="dxa"/>
-              <w:bottom w:w="0" w:type="dxa"/>
-              <w:right w:w="85" w:type="dxa"/>
-            </w:tcMar>
-            <w:vAlign w:val="center"/>
-          </w:tcPr>
-          <w:p>
-            <w:pPr>
-              <w:spacing w:line="240" w:lineRule="auto" w:before="0" w:after="0"/>
-              <w:rPr>
-                <w:rFonts w:ascii="Times New Roman" w:hAnsi="Times New Roman"/>
-                <w:sz w:val="21"/>
-              </w:rPr>
-            </w:pPr>
-            <w:r>
-              <w:rPr>
-                <w:rFonts w:ascii="Times New Roman" w:eastAsia="宋体" w:hAnsi="Times New Roman" w:cs="宋体"/>
-                <w:b/>
-                <w:bCs/>
-                <w:sz w:val="21"/>
-              </w:rPr>
-              <w:t xml:space="preserve">ERP</w:t>
-            </w:r>
-            <w:r>
-              <w:rPr>
-                <w:rFonts w:ascii="宋体" w:eastAsia="宋体" w:hAnsi="宋体" w:cs="宋体"/>
-                <w:b/>
-                <w:bCs/>
-                <w:sz w:val="21"/>
-              </w:rPr>
-              <w:t xml:space="preserve">供应链全流程模拟操作</w:t>
-            </w:r>
-          </w:p>
-        </w:tc>
-        <w:tc>
-          <w:tcPr>
-            <w:tcW w:w="2693" w:type="dxa"/>
-            <w:gridSpan w:val="2"/>
-            <w:tcBorders>
-              <w:top w:val="nil"/>
-              <w:left w:val="nil"/>
-              <w:bottom w:val="nil"/>
-              <w:right w:val="nil"/>
-            </w:tcBorders>
-            <w:vAlign w:val="center"/>
-          </w:tcPr>
-          <w:p>
-            <w:pPr>
-              <w:spacing w:line="240" w:lineRule="auto" w:before="0" w:after="0"/>
-              <w:rPr>
-                <w:rFonts w:ascii="Times New Roman" w:eastAsia="等线" w:hAnsi="Times New Roman"/>
-                <w:b/>
-                <w:bCs/>
-                <w:sz w:val="21"/>
-              </w:rPr>
-            </w:pPr>
-            <w:r>
-              <w:rPr>
-                <w:rFonts w:ascii="宋体" w:eastAsia="宋体" w:hAnsi="宋体" w:cs="宋体"/>
-                <w:b/>
-                <w:bCs/>
-                <w:sz w:val="21"/>
-              </w:rPr>
-              <w:t xml:space="preserve">课程实验・账套主管</w:t>
-            </w:r>
-          </w:p>
-        </w:tc>
-        <w:tc>
-          <w:tcPr>
-            <w:tcW w:w="2755" w:type="dxa"/>
-            <w:tcBorders>
-              <w:top w:val="nil"/>
-              <w:left w:val="nil"/>
-              <w:bottom w:val="nil"/>
-              <w:right w:val="nil"/>
-            </w:tcBorders>
-            <w:vAlign w:val="center"/>
-          </w:tcPr>
-          <w:p>
-            <w:pPr>
-              <w:spacing w:line="240" w:lineRule="auto" w:before="0" w:after="0"/>
-              <w:rPr>
-                <w:rFonts w:ascii="Times New Roman" w:eastAsia="等线" w:hAnsi="Times New Roman" w:hint="default"/>
-                <w:b/>
-                <w:bCs/>
-                <w:sz w:val="21"/>
-              </w:rPr>
-            </w:pPr>
-            <w:r>
-              <w:rPr>
-                <w:rFonts w:ascii="Times New Roman" w:eastAsia="宋体" w:hAnsi="Times New Roman" w:cs="宋体"/>
-                <w:b/>
-                <w:bCs/>
-                <w:sz w:val="21"/>
-              </w:rPr>
-              <w:t xml:space="preserve">2025.03-2025.07</w:t>
-            </w:r>
-          </w:p>
-        </w:tc>
-      </w:tr>
-      <w:tr>
-        <w:trPr>
-          <w:gridAfter w:val="2"/>
-          <w:wAfter w:w="880" w:type="dxa"/>
-          <w:jc w:val="center"/>
-        </w:trPr>
-        <w:tc>
-          <w:tcPr>
-            <w:tcW w:w="695" w:type="dxa"/>
-            <w:tcBorders>
-              <w:top w:val="nil"/>
-              <w:left w:val="nil"/>
-              <w:bottom w:val="nil"/>
-              <w:right w:val="nil"/>
-            </w:tcBorders>
-            <w:tcMar>
-              <w:top w:w="0" w:type="dxa"/>
-              <w:left w:w="113" w:type="dxa"/>
-              <w:bottom w:w="0" w:type="dxa"/>
-              <w:right w:w="85" w:type="dxa"/>
-            </w:tcMar>
-            <w:vAlign w:val="center"/>
-          </w:tcPr>
-          <w:p>
-            <w:pPr>
-              <w:spacing w:line="240" w:lineRule="auto" w:before="0" w:after="0"/>
-              <w:rPr>
-                <w:rFonts w:ascii="Times New Roman" w:hAnsi="Times New Roman"/>
-                <w:sz w:val="21"/>
-              </w:rPr>
-            </w:pPr>
-          </w:p>
-        </w:tc>
-        <w:tc>
-          <w:tcPr>
-            <w:tcW w:w="10048" w:type="dxa"/>
-            <w:gridSpan w:val="7"/>
-            <w:tcBorders>
-              <w:top w:val="nil"/>
-              <w:left w:val="nil"/>
-              <w:bottom w:val="nil"/>
-              <w:right w:val="nil"/>
-            </w:tcBorders>
-            <w:tcMar>
-              <w:top w:w="0" w:type="dxa"/>
-              <w:left w:w="85" w:type="dxa"/>
-              <w:bottom w:w="0" w:type="dxa"/>
-              <w:right w:w="85" w:type="dxa"/>
-            </w:tcMar>
-            <w:vAlign w:val="center"/>
-          </w:tcPr>
-          <w:p>
-            <w:pPr>
-              <w:numPr>
-                <w:ilvl w:val="0"/>
-                <w:numId w:val="9"/>
-              </w:numPr>
-              <w:spacing w:line="240" w:lineRule="auto" w:before="0" w:after="0"/>
-              <w:rPr>
-                <w:rFonts w:ascii="Times New Roman" w:eastAsia="宋体" w:hAnsi="Times New Roman" w:cs="宋体" w:hint="default"/>
-                <w:sz w:val="21"/>
-              </w:rPr>
-            </w:pPr>
-            <w:r>
-              <w:rPr>
-                <w:rFonts w:ascii="宋体" w:eastAsia="宋体" w:hAnsi="宋体" w:cs="宋体"/>
-                <w:sz w:val="21"/>
-              </w:rPr>
-              <w:t xml:space="preserve">以账套主管角色，以模拟箱包贸易企业为对象，独立完成采购订单→到货入库→销售订单→发货出库→库存调拨→盘点→存货核算→收付款凭证全流程实操</w:t>
-            </w:r>
-          </w:p>
-          <w:p>
-            <w:pPr>
-              <w:numPr>
-                <w:ilvl w:val="0"/>
-                <w:numId w:val="9"/>
-              </w:numPr>
-              <w:spacing w:line="240" w:lineRule="auto" w:before="0" w:after="0"/>
-              <w:rPr>
-                <w:rFonts w:ascii="Times New Roman" w:eastAsia="宋体" w:hAnsi="Times New Roman" w:cs="宋体" w:hint="default"/>
-                <w:sz w:val="21"/>
-              </w:rPr>
-            </w:pPr>
-            <w:r>
-              <w:rPr>
-                <w:rFonts w:ascii="宋体" w:eastAsia="宋体" w:hAnsi="宋体" w:cs="宋体"/>
-                <w:sz w:val="21"/>
-              </w:rPr>
-              <w:t xml:space="preserve">梳理采购、销售、库存等模块间的数据流转与单据关联逻辑，理解</w:t>
-            </w:r>
-            <w:r>
-              <w:rPr>
-                <w:rFonts w:ascii="Times New Roman" w:hAnsi="Times New Roman" w:hint="default"/>
-                <w:sz w:val="21"/>
-              </w:rPr>
-              <w:t xml:space="preserve">ERP</w:t>
-            </w:r>
-            <w:r>
-              <w:rPr>
-                <w:rFonts w:ascii="宋体" w:eastAsia="宋体" w:hAnsi="宋体" w:cs="宋体"/>
-                <w:sz w:val="21"/>
-              </w:rPr>
-              <w:t xml:space="preserve">系统供应链业务标准化运作机制</w:t>
             </w:r>
           </w:p>
         </w:tc>
@@ -2508,7 +2035,7 @@
           </w:tcPr>
           <w:p>
             <w:pPr>
-              <w:spacing w:line="240" w:lineRule="auto" w:before="0" w:after="0"/>
+              <w:spacing w:line="290" w:lineRule="atLeast" w:before="0" w:after="0"/>
             </w:pPr>
             <w:r>
               <w:rPr>
@@ -2525,7 +2052,7 @@
         <w:rPr>
           <w:vanish/>
         </w:rPr>
-        <w:spacing w:line="240" w:lineRule="auto" w:before="0" w:after="0"/>
+        <w:spacing w:line="290" w:lineRule="atLeast" w:before="0" w:after="0"/>
       </w:pPr>
     </w:p>
     <w:p>
@@ -2534,7 +2061,7 @@
           <w:vanish/>
           <w:sz w:val="21"/>
         </w:rPr>
-        <w:spacing w:line="240" w:lineRule="auto" w:before="0" w:after="0"/>
+        <w:spacing w:line="290" w:lineRule="atLeast" w:before="0" w:after="0"/>
       </w:pPr>
     </w:p>
     <w:tbl>
@@ -2578,7 +2105,7 @@
           </w:tcPr>
           <w:p>
             <w:pPr>
-              <w:spacing w:line="240" w:lineRule="auto" w:before="0" w:after="0"/>
+              <w:spacing w:line="290" w:lineRule="atLeast" w:before="0" w:after="0"/>
               <w:rPr>
                 <w:sz w:val="21"/>
               </w:rPr>
@@ -2604,7 +2131,7 @@
           </w:tcPr>
           <w:p>
             <w:pPr>
-              <w:spacing w:line="240" w:lineRule="auto" w:before="0" w:after="0"/>
+              <w:spacing w:line="290" w:lineRule="atLeast" w:before="0" w:after="0"/>
               <w:rPr>
                 <w:b/>
                 <w:bCs/>
@@ -2613,7 +2140,7 @@
             </w:pPr>
             <w:r>
               <w:rPr>
-                <w:rFonts w:ascii="宋体" w:eastAsia="宋体" w:hAnsi="宋体" w:cs="宋体"/>
+                <w:rFonts w:ascii="Times New Roman" w:eastAsia="宋体" w:hAnsi="Times New Roman" w:cs="宋体"/>
                 <w:b/>
                 <w:bCs/>
                 <w:sz w:val="21"/>
@@ -2635,7 +2162,7 @@
           </w:tcPr>
           <w:p>
             <w:pPr>
-              <w:spacing w:line="240" w:lineRule="auto" w:before="0" w:after="0"/>
+              <w:spacing w:line="290" w:lineRule="atLeast" w:before="0" w:after="0"/>
               <w:rPr>
                 <w:b/>
                 <w:bCs/>
@@ -2644,7 +2171,7 @@
             </w:pPr>
             <w:r>
               <w:rPr>
-                <w:rFonts w:ascii="宋体" w:eastAsia="宋体" w:hAnsi="宋体" w:cs="宋体"/>
+                <w:rFonts w:ascii="Times New Roman" w:eastAsia="宋体" w:hAnsi="Times New Roman" w:cs="宋体"/>
                 <w:b/>
                 <w:bCs/>
                 <w:sz w:val="21"/>
@@ -2666,7 +2193,7 @@
           </w:tcPr>
           <w:p>
             <w:pPr>
-              <w:spacing w:line="240" w:lineRule="auto" w:before="0" w:after="0"/>
+              <w:spacing w:line="290" w:lineRule="atLeast" w:before="0" w:after="0"/>
               <w:rPr>
                 <w:rFonts w:ascii="Times New Roman" w:eastAsia="等线" w:hAnsi="Times New Roman" w:hint="default"/>
                 <w:b/>
@@ -2676,7 +2203,7 @@
             </w:pPr>
             <w:r>
               <w:rPr>
-                <w:rFonts w:ascii="宋体" w:eastAsia="宋体" w:hAnsi="宋体" w:cs="宋体"/>
+                <w:rFonts w:ascii="Times New Roman" w:eastAsia="宋体" w:hAnsi="Times New Roman" w:cs="宋体"/>
                 <w:b/>
                 <w:bCs/>
                 <w:sz w:val="21"/>
@@ -2709,7 +2236,7 @@
           </w:tcPr>
           <w:p>
             <w:pPr>
-              <w:spacing w:line="240" w:lineRule="auto" w:before="0" w:after="0"/>
+              <w:spacing w:line="290" w:lineRule="atLeast" w:before="0" w:after="0"/>
               <w:rPr>
                 <w:rFonts w:ascii="Times New Roman" w:hAnsi="Times New Roman"/>
                 <w:sz w:val="21"/>
@@ -2741,7 +2268,7 @@
                 <w:ilvl w:val="0"/>
                 <w:numId w:val="6"/>
               </w:numPr>
-              <w:spacing w:line="240" w:lineRule="auto" w:before="0" w:after="0"/>
+              <w:spacing w:line="290" w:lineRule="atLeast" w:before="0" w:after="0"/>
               <w:rPr>
                 <w:rFonts w:ascii="Times New Roman" w:eastAsia="宋体" w:hAnsi="Times New Roman" w:cs="宋体" w:hint="default"/>
                 <w:sz w:val="21"/>
@@ -2749,57 +2276,49 @@
             </w:pPr>
             <w:r>
               <w:rPr>
-                <w:rFonts w:ascii="宋体" w:eastAsia="宋体" w:hAnsi="宋体" w:cs="宋体"/>
-                <w:b/>
-                <w:bCs/>
+                <w:rFonts w:ascii="Times New Roman" w:eastAsia="宋体" w:hAnsi="Times New Roman" w:cs="宋体"/>
                 <w:sz w:val="21"/>
               </w:rPr>
               <w:t xml:space="preserve">负责门店数十种原辅料的日常盘点与效期管理，落实</w:t>
             </w:r>
             <w:r>
               <w:rPr>
-                <w:rFonts w:ascii="Times New Roman" w:hAnsi="Times New Roman" w:hint="default"/>
+                <w:rFonts w:eastAsia="宋体" w:ascii="Times New Roman" w:hAnsi="Times New Roman"/>
                 <w:sz w:val="21"/>
               </w:rPr>
               <w:t xml:space="preserve">"</w:t>
             </w:r>
             <w:r>
               <w:rPr>
-                <w:rFonts w:ascii="宋体" w:eastAsia="宋体" w:hAnsi="宋体" w:cs="宋体"/>
-                <w:b/>
-                <w:bCs/>
+                <w:rFonts w:ascii="Times New Roman" w:eastAsia="宋体" w:hAnsi="Times New Roman" w:cs="宋体"/>
                 <w:sz w:val="21"/>
               </w:rPr>
               <w:t xml:space="preserve">日盘</w:t>
             </w:r>
             <w:r>
               <w:rPr>
-                <w:rFonts w:ascii="Times New Roman" w:hAnsi="Times New Roman" w:hint="default"/>
+                <w:rFonts w:eastAsia="宋体" w:ascii="Times New Roman" w:hAnsi="Times New Roman"/>
                 <w:sz w:val="21"/>
               </w:rPr>
               <w:t xml:space="preserve">+</w:t>
             </w:r>
             <w:r>
               <w:rPr>
-                <w:rFonts w:ascii="宋体" w:eastAsia="宋体" w:hAnsi="宋体" w:cs="宋体"/>
-                <w:b/>
-                <w:bCs/>
+                <w:rFonts w:ascii="Times New Roman" w:eastAsia="宋体" w:hAnsi="Times New Roman" w:cs="宋体"/>
                 <w:sz w:val="21"/>
               </w:rPr>
               <w:t xml:space="preserve">效期预警</w:t>
             </w:r>
             <w:r>
               <w:rPr>
-                <w:rFonts w:ascii="Times New Roman" w:hAnsi="Times New Roman" w:hint="default"/>
+                <w:rFonts w:eastAsia="宋体" w:ascii="Times New Roman" w:hAnsi="Times New Roman"/>
                 <w:sz w:val="21"/>
               </w:rPr>
               <w:t xml:space="preserve">"</w:t>
             </w:r>
             <w:r>
               <w:rPr>
-                <w:rFonts w:ascii="宋体" w:eastAsia="宋体" w:hAnsi="宋体" w:cs="宋体"/>
-                <w:b/>
-                <w:bCs/>
+                <w:rFonts w:ascii="Times New Roman" w:eastAsia="宋体" w:hAnsi="Times New Roman" w:cs="宋体"/>
                 <w:sz w:val="21"/>
               </w:rPr>
               <w:t xml:space="preserve">机制，核对交接班出入库单据保持账实一致；根据销售消耗规律提醒仓库解冻备货，降低物料损耗与缺货风险</w:t>
@@ -2830,7 +2349,7 @@
           </w:tcPr>
           <w:p>
             <w:pPr>
-              <w:spacing w:line="240" w:lineRule="auto" w:before="0" w:after="0"/>
+              <w:spacing w:line="290" w:lineRule="atLeast" w:before="0" w:after="0"/>
               <w:rPr>
                 <w:sz w:val="21"/>
               </w:rPr>
@@ -2856,7 +2375,7 @@
           </w:tcPr>
           <w:p>
             <w:pPr>
-              <w:spacing w:line="240" w:lineRule="auto" w:before="0" w:after="0"/>
+              <w:spacing w:line="290" w:lineRule="atLeast" w:before="0" w:after="0"/>
               <w:rPr>
                 <w:b/>
                 <w:bCs/>
@@ -2865,7 +2384,7 @@
             </w:pPr>
             <w:r>
               <w:rPr>
-                <w:rFonts w:ascii="宋体" w:eastAsia="宋体" w:hAnsi="宋体" w:cs="宋体"/>
+                <w:rFonts w:ascii="Times New Roman" w:eastAsia="宋体" w:hAnsi="Times New Roman" w:cs="宋体"/>
                 <w:b/>
                 <w:bCs/>
                 <w:sz w:val="21"/>
@@ -2887,7 +2406,7 @@
           </w:tcPr>
           <w:p>
             <w:pPr>
-              <w:spacing w:line="240" w:lineRule="auto" w:before="0" w:after="0"/>
+              <w:spacing w:line="290" w:lineRule="atLeast" w:before="0" w:after="0"/>
               <w:rPr>
                 <w:b/>
                 <w:bCs/>
@@ -2896,7 +2415,7 @@
             </w:pPr>
             <w:r>
               <w:rPr>
-                <w:rFonts w:ascii="宋体" w:eastAsia="宋体" w:hAnsi="宋体" w:cs="宋体"/>
+                <w:rFonts w:ascii="Times New Roman" w:eastAsia="宋体" w:hAnsi="Times New Roman" w:cs="宋体"/>
                 <w:b/>
                 <w:bCs/>
                 <w:sz w:val="21"/>
@@ -2918,7 +2437,7 @@
           </w:tcPr>
           <w:p>
             <w:pPr>
-              <w:spacing w:line="240" w:lineRule="auto" w:before="0" w:after="0"/>
+              <w:spacing w:line="290" w:lineRule="atLeast" w:before="0" w:after="0"/>
               <w:rPr>
                 <w:rFonts w:ascii="Times New Roman" w:eastAsia="等线" w:hAnsi="Times New Roman" w:hint="default"/>
                 <w:b/>
@@ -2928,7 +2447,7 @@
             </w:pPr>
             <w:r>
               <w:rPr>
-                <w:rFonts w:ascii="宋体" w:eastAsia="宋体" w:hAnsi="宋体" w:cs="宋体"/>
+                <w:rFonts w:ascii="Times New Roman" w:eastAsia="宋体" w:hAnsi="Times New Roman" w:cs="宋体"/>
                 <w:b/>
                 <w:bCs/>
                 <w:sz w:val="21"/>
@@ -2961,7 +2480,7 @@
           </w:tcPr>
           <w:p>
             <w:pPr>
-              <w:spacing w:line="240" w:lineRule="auto" w:before="0" w:after="0"/>
+              <w:spacing w:line="290" w:lineRule="atLeast" w:before="0" w:after="0"/>
               <w:rPr>
                 <w:rFonts w:ascii="Times New Roman" w:hAnsi="Times New Roman"/>
                 <w:sz w:val="21"/>
@@ -2993,7 +2512,7 @@
                 <w:ilvl w:val="0"/>
                 <w:numId w:val="6"/>
               </w:numPr>
-              <w:spacing w:line="240" w:lineRule="auto" w:before="0" w:after="0"/>
+              <w:spacing w:line="290" w:lineRule="atLeast" w:before="0" w:after="0"/>
               <w:rPr>
                 <w:rFonts w:ascii="Times New Roman" w:eastAsia="宋体" w:hAnsi="Times New Roman" w:cs="宋体" w:hint="default"/>
                 <w:sz w:val="21"/>
@@ -3001,105 +2520,91 @@
             </w:pPr>
             <w:r>
               <w:rPr>
-                <w:rFonts w:ascii="宋体" w:eastAsia="宋体" w:hAnsi="宋体" w:cs="宋体"/>
-                <w:b/>
-                <w:bCs/>
+                <w:rFonts w:ascii="Times New Roman" w:eastAsia="宋体" w:hAnsi="Times New Roman" w:cs="宋体"/>
                 <w:sz w:val="21"/>
               </w:rPr>
               <w:t xml:space="preserve">统筹</w:t>
             </w:r>
             <w:r>
               <w:rPr>
-                <w:rFonts w:ascii="Times New Roman" w:hAnsi="Times New Roman" w:hint="default"/>
+                <w:rFonts w:eastAsia="宋体" w:ascii="Times New Roman" w:hAnsi="Times New Roman"/>
                 <w:sz w:val="21"/>
               </w:rPr>
               <w:t xml:space="preserve">200+</w:t>
             </w:r>
             <w:r>
               <w:rPr>
-                <w:rFonts w:ascii="宋体" w:eastAsia="宋体" w:hAnsi="宋体" w:cs="宋体"/>
-                <w:b/>
-                <w:bCs/>
+                <w:rFonts w:ascii="Times New Roman" w:eastAsia="宋体" w:hAnsi="Times New Roman" w:cs="宋体"/>
                 <w:sz w:val="21"/>
               </w:rPr>
               <w:t xml:space="preserve">份申报材料全流程管理，用</w:t>
             </w:r>
             <w:r>
               <w:rPr>
-                <w:rFonts w:ascii="Times New Roman" w:hAnsi="Times New Roman" w:hint="default"/>
+                <w:rFonts w:eastAsia="宋体" w:ascii="Times New Roman" w:hAnsi="Times New Roman"/>
                 <w:sz w:val="21"/>
               </w:rPr>
               <w:t xml:space="preserve">Excel</w:t>
             </w:r>
             <w:r>
               <w:rPr>
-                <w:rFonts w:ascii="宋体" w:eastAsia="宋体" w:hAnsi="宋体" w:cs="宋体"/>
-                <w:b/>
-                <w:bCs/>
+                <w:rFonts w:ascii="Times New Roman" w:eastAsia="宋体" w:hAnsi="Times New Roman" w:cs="宋体"/>
                 <w:sz w:val="21"/>
               </w:rPr>
               <w:t xml:space="preserve">搭建分类台账，建立</w:t>
             </w:r>
             <w:r>
               <w:rPr>
-                <w:rFonts w:ascii="Times New Roman" w:hAnsi="Times New Roman" w:hint="default"/>
+                <w:rFonts w:eastAsia="宋体" w:ascii="Times New Roman" w:hAnsi="Times New Roman"/>
                 <w:sz w:val="21"/>
               </w:rPr>
               <w:t xml:space="preserve">"</w:t>
             </w:r>
             <w:r>
               <w:rPr>
-                <w:rFonts w:ascii="宋体" w:eastAsia="宋体" w:hAnsi="宋体" w:cs="宋体"/>
-                <w:b/>
-                <w:bCs/>
+                <w:rFonts w:ascii="Times New Roman" w:eastAsia="宋体" w:hAnsi="Times New Roman" w:cs="宋体"/>
                 <w:sz w:val="21"/>
               </w:rPr>
               <w:t xml:space="preserve">录入</w:t>
             </w:r>
             <w:r>
               <w:rPr>
-                <w:rFonts w:ascii="Times New Roman" w:hAnsi="Times New Roman" w:hint="default"/>
+                <w:rFonts w:eastAsia="宋体" w:ascii="Times New Roman" w:hAnsi="Times New Roman"/>
                 <w:sz w:val="21"/>
               </w:rPr>
               <w:t xml:space="preserve">-</w:t>
             </w:r>
             <w:r>
               <w:rPr>
-                <w:rFonts w:ascii="宋体" w:eastAsia="宋体" w:hAnsi="宋体" w:cs="宋体"/>
-                <w:b/>
-                <w:bCs/>
+                <w:rFonts w:ascii="Times New Roman" w:eastAsia="宋体" w:hAnsi="Times New Roman" w:cs="宋体"/>
                 <w:sz w:val="21"/>
               </w:rPr>
               <w:t xml:space="preserve">核对</w:t>
             </w:r>
             <w:r>
               <w:rPr>
-                <w:rFonts w:ascii="Times New Roman" w:hAnsi="Times New Roman" w:hint="default"/>
+                <w:rFonts w:eastAsia="宋体" w:ascii="Times New Roman" w:hAnsi="Times New Roman"/>
                 <w:sz w:val="21"/>
               </w:rPr>
               <w:t xml:space="preserve">-</w:t>
             </w:r>
             <w:r>
               <w:rPr>
-                <w:rFonts w:ascii="宋体" w:eastAsia="宋体" w:hAnsi="宋体" w:cs="宋体"/>
-                <w:b/>
-                <w:bCs/>
+                <w:rFonts w:ascii="Times New Roman" w:eastAsia="宋体" w:hAnsi="Times New Roman" w:cs="宋体"/>
                 <w:sz w:val="21"/>
               </w:rPr>
               <w:t xml:space="preserve">提交</w:t>
             </w:r>
             <w:r>
               <w:rPr>
-                <w:rFonts w:ascii="Times New Roman" w:hAnsi="Times New Roman" w:hint="default"/>
+                <w:rFonts w:eastAsia="宋体" w:ascii="Times New Roman" w:hAnsi="Times New Roman"/>
                 <w:sz w:val="21"/>
               </w:rPr>
               <w:t xml:space="preserve">"</w:t>
             </w:r>
             <w:r>
               <w:rPr>
-                <w:rFonts w:ascii="宋体" w:eastAsia="宋体" w:hAnsi="宋体" w:cs="宋体"/>
-                <w:b/>
-                <w:bCs/>
+                <w:rFonts w:ascii="Times New Roman" w:eastAsia="宋体" w:hAnsi="Times New Roman" w:cs="宋体"/>
                 <w:sz w:val="21"/>
               </w:rPr>
               <w:t xml:space="preserve">三级校验机制实现零差错提交</w:t>
@@ -3111,7 +2616,7 @@
                 <w:ilvl w:val="0"/>
                 <w:numId w:val="6"/>
               </w:numPr>
-              <w:spacing w:line="240" w:lineRule="auto" w:before="0" w:after="0"/>
+              <w:spacing w:line="290" w:lineRule="atLeast" w:before="0" w:after="0"/>
               <w:rPr>
                 <w:rFonts w:ascii="Times New Roman" w:eastAsia="宋体" w:hAnsi="Times New Roman" w:cs="宋体" w:hint="default"/>
                 <w:sz w:val="21"/>
@@ -3119,9 +2624,7 @@
             </w:pPr>
             <w:r>
               <w:rPr>
-                <w:rFonts w:ascii="宋体" w:eastAsia="宋体" w:hAnsi="宋体" w:cs="宋体"/>
-                <w:b/>
-                <w:bCs/>
+                <w:rFonts w:ascii="Times New Roman" w:eastAsia="宋体" w:hAnsi="Times New Roman" w:cs="宋体"/>
                 <w:sz w:val="21"/>
               </w:rPr>
               <w:t xml:space="preserve">梳理并标准化资料审核与报批流程，对接各部门同步进度；建立可检索的文档归档体系，提升材料调取效率</w:t>
@@ -3137,7 +2640,7 @@
           <w:vanish/>
           <w:sz w:val="21"/>
         </w:rPr>
-        <w:spacing w:line="240" w:lineRule="auto" w:before="0" w:after="0"/>
+        <w:spacing w:line="290" w:lineRule="atLeast" w:before="0" w:after="0"/>
       </w:pPr>
     </w:p>
     <w:p>
@@ -3147,7 +2650,7 @@
           <w:vanish/>
           <w:sz w:val="21"/>
         </w:rPr>
-        <w:spacing w:line="240" w:lineRule="auto" w:before="0" w:after="0"/>
+        <w:spacing w:line="290" w:lineRule="atLeast" w:before="0" w:after="0"/>
       </w:pPr>
     </w:p>
     <w:p>
@@ -3157,7 +2660,7 @@
           <w:vanish/>
           <w:sz w:val="21"/>
         </w:rPr>
-        <w:spacing w:line="240" w:lineRule="auto" w:before="0" w:after="0"/>
+        <w:spacing w:line="290" w:lineRule="atLeast" w:before="0" w:after="0"/>
       </w:pPr>
     </w:p>
     <w:p>
@@ -3167,7 +2670,7 @@
           <w:vanish/>
           <w:sz w:val="2"/>
         </w:rPr>
-        <w:spacing w:line="240" w:lineRule="auto" w:before="0" w:after="0"/>
+        <w:spacing w:line="290" w:lineRule="atLeast" w:before="0" w:after="0"/>
       </w:pPr>
     </w:p>
     <w:p>
@@ -3176,7 +2679,7 @@
           <w:rFonts w:ascii="Times New Roman" w:hAnsi="Times New Roman"/>
           <w:vanish/>
         </w:rPr>
-        <w:spacing w:line="240" w:lineRule="auto" w:before="0" w:after="0"/>
+        <w:spacing w:line="290" w:lineRule="atLeast" w:before="0" w:after="0"/>
       </w:pPr>
     </w:p>
     <w:p>
@@ -3186,7 +2689,7 @@
           <w:vanish/>
           <w:sz w:val="21"/>
         </w:rPr>
-        <w:spacing w:line="240" w:lineRule="auto" w:before="0" w:after="0"/>
+        <w:spacing w:line="290" w:lineRule="atLeast" w:before="0" w:after="0"/>
       </w:pPr>
     </w:p>
     <w:tbl>
@@ -3228,14 +2731,14 @@
           </w:tcPr>
           <w:p>
             <w:pPr>
-              <w:spacing w:before="0" w:after="0" w:line="240" w:lineRule="auto"/>
+              <w:spacing w:before="0" w:after="0" w:line="290" w:lineRule="atLeast"/>
               <w:rPr>
                 <w:rFonts w:ascii="Times New Roman" w:hAnsi="Times New Roman"/>
               </w:rPr>
             </w:pPr>
             <w:r>
               <w:rPr>
-                <w:rFonts w:ascii="宋体" w:eastAsia="宋体" w:hAnsi="宋体" w:cs="宋体"/>
+                <w:rFonts w:ascii="Times New Roman" w:eastAsia="宋体" w:hAnsi="Times New Roman" w:cs="宋体"/>
                 <w:b/>
                 <w:bCs/>
               </w:rPr>
@@ -3251,7 +2754,7 @@
           <w:rFonts w:ascii="Times New Roman" w:hAnsi="Times New Roman"/>
           <w:vanish/>
         </w:rPr>
-        <w:spacing w:line="240" w:lineRule="auto" w:before="0" w:after="0"/>
+        <w:spacing w:line="290" w:lineRule="atLeast" w:before="0" w:after="0"/>
       </w:pPr>
     </w:p>
     <w:tbl>
@@ -3294,7 +2797,7 @@
           </w:tcPr>
           <w:p>
             <w:pPr>
-              <w:spacing w:before="0" w:after="0" w:line="240" w:lineRule="auto"/>
+              <w:spacing w:before="0" w:after="0" w:line="290" w:lineRule="atLeast"/>
               <w:rPr>
                 <w:rFonts w:ascii="Times New Roman" w:hAnsi="Times New Roman"/>
                 <w:sz w:val="21"/>
@@ -3321,7 +2824,7 @@
           </w:tcPr>
           <w:p>
             <w:pPr>
-              <w:spacing w:line="240" w:lineRule="auto" w:before="0" w:after="0"/>
+              <w:spacing w:line="290" w:lineRule="atLeast" w:before="0" w:after="0"/>
               <w:rPr>
                 <w:rFonts w:ascii="Times New Roman" w:eastAsia="宋体" w:hAnsi="Times New Roman" w:cs="宋体" w:hint="default"/>
                 <w:b/>
@@ -3331,7 +2834,7 @@
             </w:pPr>
             <w:r>
               <w:rPr>
-                <w:rFonts w:ascii="宋体" w:eastAsia="宋体" w:hAnsi="宋体" w:cs="宋体"/>
+                <w:rFonts w:ascii="Times New Roman" w:eastAsia="宋体" w:hAnsi="Times New Roman" w:cs="宋体"/>
                 <w:b/>
                 <w:bCs/>
                 <w:sz w:val="21"/>
@@ -3340,119 +2843,105 @@
             </w:r>
             <w:r>
               <w:rPr>
-                <w:rFonts w:ascii="Times New Roman" w:hAnsi="Times New Roman" w:hint="default"/>
+                <w:rFonts w:eastAsia="宋体" w:ascii="Times New Roman" w:hAnsi="Times New Roman"/>
                 <w:sz w:val="21"/>
               </w:rPr>
               <w:t xml:space="preserve">Excel</w:t>
             </w:r>
             <w:r>
               <w:rPr>
-                <w:rFonts w:ascii="宋体" w:eastAsia="宋体" w:hAnsi="宋体" w:cs="宋体"/>
-                <w:b/>
-                <w:bCs/>
+                <w:rFonts w:ascii="Times New Roman" w:eastAsia="宋体" w:hAnsi="Times New Roman" w:cs="宋体"/>
                 <w:sz w:val="21"/>
               </w:rPr>
               <w:t xml:space="preserve">（数据透视表、</w:t>
             </w:r>
             <w:r>
               <w:rPr>
-                <w:rFonts w:ascii="Times New Roman" w:hAnsi="Times New Roman" w:hint="default"/>
+                <w:rFonts w:eastAsia="宋体" w:ascii="Times New Roman" w:hAnsi="Times New Roman"/>
                 <w:sz w:val="21"/>
               </w:rPr>
               <w:t xml:space="preserve">VLOOKUP</w:t>
             </w:r>
             <w:r>
               <w:rPr>
-                <w:rFonts w:ascii="宋体" w:eastAsia="宋体" w:hAnsi="宋体" w:cs="宋体"/>
-                <w:b/>
-                <w:bCs/>
+                <w:rFonts w:ascii="Times New Roman" w:eastAsia="宋体" w:hAnsi="Times New Roman" w:cs="宋体"/>
                 <w:sz w:val="21"/>
               </w:rPr>
               <w:t xml:space="preserve">、函数公式、图表可视化）、</w:t>
             </w:r>
             <w:r>
               <w:rPr>
-                <w:rFonts w:ascii="Times New Roman" w:hAnsi="Times New Roman" w:hint="default"/>
+                <w:rFonts w:eastAsia="宋体" w:ascii="Times New Roman" w:hAnsi="Times New Roman"/>
                 <w:sz w:val="21"/>
               </w:rPr>
               <w:t xml:space="preserve">PPT</w:t>
             </w:r>
             <w:r>
               <w:rPr>
-                <w:rFonts w:ascii="宋体" w:eastAsia="宋体" w:hAnsi="宋体" w:cs="宋体"/>
-                <w:b/>
-                <w:bCs/>
+                <w:rFonts w:ascii="Times New Roman" w:eastAsia="宋体" w:hAnsi="Times New Roman" w:cs="宋体"/>
                 <w:sz w:val="21"/>
               </w:rPr>
               <w:t xml:space="preserve">；</w:t>
             </w:r>
             <w:r>
               <w:rPr>
-                <w:rFonts w:ascii="Times New Roman" w:hAnsi="Times New Roman" w:hint="default"/>
+                <w:rFonts w:eastAsia="宋体" w:ascii="Times New Roman" w:hAnsi="Times New Roman"/>
                 <w:sz w:val="21"/>
               </w:rPr>
               <w:t xml:space="preserve">Python</w:t>
             </w:r>
             <w:r>
               <w:rPr>
-                <w:rFonts w:ascii="宋体" w:eastAsia="宋体" w:hAnsi="宋体" w:cs="宋体"/>
-                <w:b/>
-                <w:bCs/>
+                <w:rFonts w:ascii="Times New Roman" w:eastAsia="宋体" w:hAnsi="Times New Roman" w:cs="宋体"/>
                 <w:sz w:val="21"/>
               </w:rPr>
               <w:t xml:space="preserve">（</w:t>
             </w:r>
             <w:r>
               <w:rPr>
-                <w:rFonts w:ascii="Times New Roman" w:hAnsi="Times New Roman" w:hint="default"/>
+                <w:rFonts w:eastAsia="宋体" w:ascii="Times New Roman" w:hAnsi="Times New Roman"/>
                 <w:sz w:val="21"/>
               </w:rPr>
               <w:t xml:space="preserve">pandas</w:t>
             </w:r>
             <w:r>
               <w:rPr>
-                <w:rFonts w:ascii="宋体" w:eastAsia="宋体" w:hAnsi="宋体" w:cs="宋体"/>
-                <w:b/>
-                <w:bCs/>
+                <w:rFonts w:ascii="Times New Roman" w:eastAsia="宋体" w:hAnsi="Times New Roman" w:cs="宋体"/>
                 <w:sz w:val="21"/>
               </w:rPr>
               <w:t xml:space="preserve">、</w:t>
             </w:r>
             <w:r>
               <w:rPr>
-                <w:rFonts w:ascii="Times New Roman" w:hAnsi="Times New Roman" w:hint="default"/>
+                <w:rFonts w:eastAsia="宋体" w:ascii="Times New Roman" w:hAnsi="Times New Roman"/>
                 <w:sz w:val="21"/>
               </w:rPr>
               <w:t xml:space="preserve">matplotlib</w:t>
             </w:r>
             <w:r>
               <w:rPr>
-                <w:rFonts w:ascii="宋体" w:eastAsia="宋体" w:hAnsi="宋体" w:cs="宋体"/>
-                <w:b/>
-                <w:bCs/>
+                <w:rFonts w:ascii="Times New Roman" w:eastAsia="宋体" w:hAnsi="Times New Roman" w:cs="宋体"/>
                 <w:sz w:val="21"/>
               </w:rPr>
               <w:t xml:space="preserve">）、</w:t>
             </w:r>
             <w:r>
               <w:rPr>
-                <w:rFonts w:ascii="Times New Roman" w:hAnsi="Times New Roman" w:hint="default"/>
+                <w:rFonts w:eastAsia="宋体" w:ascii="Times New Roman" w:hAnsi="Times New Roman"/>
                 <w:sz w:val="21"/>
               </w:rPr>
               <w:t xml:space="preserve">R</w:t>
             </w:r>
             <w:r>
               <w:rPr>
-                <w:rFonts w:ascii="宋体" w:eastAsia="宋体" w:hAnsi="宋体" w:cs="宋体"/>
-                <w:b/>
-                <w:bCs/>
+                <w:rFonts w:ascii="Times New Roman" w:eastAsia="宋体" w:hAnsi="Times New Roman" w:cs="宋体"/>
                 <w:sz w:val="21"/>
               </w:rPr>
               <w:t xml:space="preserve">、</w:t>
             </w:r>
             <w:r>
               <w:rPr>
-                <w:rFonts w:ascii="Times New Roman" w:hAnsi="Times New Roman" w:hint="default"/>
+                <w:rFonts w:eastAsia="宋体" w:ascii="Times New Roman" w:hAnsi="Times New Roman"/>
                 <w:sz w:val="21"/>
               </w:rPr>
               <w:t xml:space="preserve">SPSS</w:t>
@@ -3460,7 +2949,7 @@
           </w:p>
           <w:p>
             <w:pPr>
-              <w:spacing w:line="240" w:lineRule="auto" w:before="0" w:after="0"/>
+              <w:spacing w:line="290" w:lineRule="atLeast" w:before="0" w:after="0"/>
               <w:rPr>
                 <w:rFonts w:ascii="Times New Roman" w:eastAsia="宋体" w:hAnsi="Times New Roman" w:cs="宋体" w:hint="default"/>
                 <w:b/>
@@ -3470,7 +2959,7 @@
             </w:pPr>
             <w:r>
               <w:rPr>
-                <w:rFonts w:ascii="宋体" w:eastAsia="宋体" w:hAnsi="宋体" w:cs="宋体"/>
+                <w:rFonts w:ascii="Times New Roman" w:eastAsia="宋体" w:hAnsi="Times New Roman" w:cs="宋体"/>
                 <w:b/>
                 <w:bCs/>
                 <w:sz w:val="21"/>
@@ -3479,7 +2968,7 @@
             </w:r>
             <w:r>
               <w:rPr>
-                <w:rFonts w:ascii="宋体" w:eastAsia="宋体" w:hAnsi="宋体" w:cs="宋体"/>
+                <w:rFonts w:ascii="Times New Roman" w:eastAsia="宋体" w:hAnsi="Times New Roman" w:cs="宋体"/>
                 <w:b/>
                 <w:bCs/>
                 <w:sz w:val="21"/>
@@ -3488,73 +2977,63 @@
             </w:r>
             <w:r>
               <w:rPr>
-                <w:rFonts w:ascii="宋体" w:eastAsia="宋体" w:hAnsi="宋体" w:cs="宋体"/>
-                <w:b/>
-                <w:bCs/>
+                <w:rFonts w:ascii="Times New Roman" w:eastAsia="宋体" w:hAnsi="Times New Roman" w:cs="宋体"/>
                 <w:sz w:val="21"/>
               </w:rPr>
               <w:t xml:space="preserve">用友</w:t>
             </w:r>
             <w:r>
               <w:rPr>
-                <w:rFonts w:ascii="Times New Roman" w:hAnsi="Times New Roman" w:hint="default"/>
+                <w:rFonts w:eastAsia="宋体" w:ascii="Times New Roman" w:hAnsi="Times New Roman"/>
                 <w:sz w:val="21"/>
               </w:rPr>
               <w:t xml:space="preserve">U8+</w:t>
             </w:r>
             <w:r>
               <w:rPr>
-                <w:rFonts w:ascii="宋体" w:eastAsia="宋体" w:hAnsi="宋体" w:cs="宋体"/>
-                <w:b/>
-                <w:bCs/>
+                <w:rFonts w:ascii="Times New Roman" w:eastAsia="宋体" w:hAnsi="Times New Roman" w:cs="宋体"/>
                 <w:sz w:val="21"/>
               </w:rPr>
               <w:t xml:space="preserve">（采购</w:t>
             </w:r>
             <w:r>
               <w:rPr>
-                <w:rFonts w:ascii="Times New Roman" w:hAnsi="Times New Roman" w:hint="default"/>
+                <w:rFonts w:eastAsia="宋体" w:ascii="Times New Roman" w:hAnsi="Times New Roman"/>
                 <w:sz w:val="21"/>
               </w:rPr>
               <w:t xml:space="preserve">/</w:t>
             </w:r>
             <w:r>
               <w:rPr>
-                <w:rFonts w:ascii="宋体" w:eastAsia="宋体" w:hAnsi="宋体" w:cs="宋体"/>
-                <w:b/>
-                <w:bCs/>
+                <w:rFonts w:ascii="Times New Roman" w:eastAsia="宋体" w:hAnsi="Times New Roman" w:cs="宋体"/>
                 <w:sz w:val="21"/>
               </w:rPr>
               <w:t xml:space="preserve">销售</w:t>
             </w:r>
             <w:r>
               <w:rPr>
-                <w:rFonts w:ascii="Times New Roman" w:hAnsi="Times New Roman" w:hint="default"/>
+                <w:rFonts w:eastAsia="宋体" w:ascii="Times New Roman" w:hAnsi="Times New Roman"/>
                 <w:sz w:val="21"/>
               </w:rPr>
               <w:t xml:space="preserve">/</w:t>
             </w:r>
             <w:r>
               <w:rPr>
-                <w:rFonts w:ascii="宋体" w:eastAsia="宋体" w:hAnsi="宋体" w:cs="宋体"/>
-                <w:b/>
-                <w:bCs/>
+                <w:rFonts w:ascii="Times New Roman" w:eastAsia="宋体" w:hAnsi="Times New Roman" w:cs="宋体"/>
                 <w:sz w:val="21"/>
               </w:rPr>
               <w:t xml:space="preserve">库存</w:t>
             </w:r>
             <w:r>
               <w:rPr>
-                <w:rFonts w:ascii="Times New Roman" w:hAnsi="Times New Roman" w:hint="default"/>
+                <w:rFonts w:eastAsia="宋体" w:ascii="Times New Roman" w:hAnsi="Times New Roman"/>
                 <w:sz w:val="21"/>
               </w:rPr>
               <w:t xml:space="preserve">/</w:t>
             </w:r>
             <w:r>
               <w:rPr>
-                <w:rFonts w:ascii="宋体" w:eastAsia="宋体" w:hAnsi="宋体" w:cs="宋体"/>
-                <w:b/>
-                <w:bCs/>
+                <w:rFonts w:ascii="Times New Roman" w:eastAsia="宋体" w:hAnsi="Times New Roman" w:cs="宋体"/>
                 <w:sz w:val="21"/>
               </w:rPr>
               <w:t xml:space="preserve">存货核算全流程操作）</w:t>
@@ -3562,7 +3041,7 @@
           </w:p>
           <w:p>
             <w:pPr>
-              <w:spacing w:line="240" w:lineRule="auto" w:before="0" w:after="0"/>
+              <w:spacing w:line="290" w:lineRule="atLeast" w:before="0" w:after="0"/>
               <w:rPr>
                 <w:rFonts w:ascii="Times New Roman" w:eastAsia="宋体" w:hAnsi="Times New Roman" w:cs="宋体" w:hint="default"/>
                 <w:b/>
@@ -3572,7 +3051,7 @@
             </w:pPr>
             <w:r>
               <w:rPr>
-                <w:rFonts w:ascii="宋体" w:eastAsia="宋体" w:hAnsi="宋体" w:cs="宋体"/>
+                <w:rFonts w:ascii="Times New Roman" w:eastAsia="宋体" w:hAnsi="Times New Roman" w:cs="宋体"/>
                 <w:b/>
                 <w:bCs/>
                 <w:sz w:val="21"/>
@@ -3581,16 +3060,14 @@
             </w:r>
             <w:r>
               <w:rPr>
-                <w:rFonts w:ascii="Times New Roman" w:hAnsi="Times New Roman" w:hint="default"/>
+                <w:rFonts w:eastAsia="宋体" w:ascii="Times New Roman" w:hAnsi="Times New Roman"/>
                 <w:sz w:val="21"/>
               </w:rPr>
               <w:t xml:space="preserve">CET-4</w:t>
             </w:r>
             <w:r>
               <w:rPr>
-                <w:rFonts w:ascii="宋体" w:eastAsia="宋体" w:hAnsi="宋体" w:cs="宋体"/>
-                <w:b/>
-                <w:bCs/>
+                <w:rFonts w:ascii="Times New Roman" w:eastAsia="宋体" w:hAnsi="Times New Roman" w:cs="宋体"/>
                 <w:sz w:val="21"/>
               </w:rPr>
               <w:t xml:space="preserve">，可阅读英文专业资料</w:t>
@@ -3598,7 +3075,7 @@
           </w:p>
           <w:p>
             <w:pPr>
-              <w:spacing w:line="240" w:lineRule="auto" w:before="0" w:after="0"/>
+              <w:spacing w:line="290" w:lineRule="atLeast" w:before="0" w:after="0"/>
               <w:rPr>
                 <w:rFonts w:ascii="Times New Roman" w:eastAsia="宋体" w:hAnsi="Times New Roman" w:cs="宋体" w:hint="default"/>
                 <w:b/>
@@ -3608,7 +3085,7 @@
             </w:pPr>
             <w:r>
               <w:rPr>
-                <w:rFonts w:ascii="宋体" w:eastAsia="宋体" w:hAnsi="宋体" w:cs="宋体"/>
+                <w:rFonts w:ascii="Times New Roman" w:eastAsia="宋体" w:hAnsi="Times New Roman" w:cs="宋体"/>
                 <w:b/>
                 <w:bCs/>
                 <w:sz w:val="21"/>
@@ -3617,9 +3094,7 @@
             </w:r>
             <w:r>
               <w:rPr>
-                <w:rFonts w:ascii="宋体" w:eastAsia="宋体" w:hAnsi="宋体" w:cs="宋体"/>
-                <w:b/>
-                <w:bCs/>
+                <w:rFonts w:ascii="Times New Roman" w:eastAsia="宋体" w:hAnsi="Times New Roman" w:cs="宋体"/>
                 <w:sz w:val="21"/>
               </w:rPr>
               <w:t xml:space="preserve">库存盘点与效期管理、数据整理分析、跨部门沟通协调、台账搭建与文档归档、流程标准化</w:t>
@@ -3634,7 +3109,7 @@
           <w:vanish/>
           <w:sz w:val="21"/>
         </w:rPr>
-        <w:spacing w:line="240" w:lineRule="auto" w:before="0" w:after="0"/>
+        <w:spacing w:line="290" w:lineRule="atLeast" w:before="0" w:after="0"/>
       </w:pPr>
     </w:p>
     <w:sectPr>
@@ -5206,43 +4681,43 @@
       </w:rPr>
     </w:lvl>
   </w:abstractNum>
-  <w:num w:numId="1" w16cid:durableId="1211110954">
+  <w:num w:numId="1" w16cid:durableId="45564599">
     <w:abstractNumId w:val="3"/>
   </w:num>
-  <w:num w:numId="2" w16cid:durableId="1998218541">
+  <w:num w:numId="2" w16cid:durableId="453059383">
     <w:abstractNumId w:val="7"/>
   </w:num>
-  <w:num w:numId="3" w16cid:durableId="962229070">
+  <w:num w:numId="3" w16cid:durableId="1083911136">
     <w:abstractNumId w:val="10"/>
   </w:num>
-  <w:num w:numId="4" w16cid:durableId="1218593623">
+  <w:num w:numId="4" w16cid:durableId="1489401990">
     <w:abstractNumId w:val="0"/>
   </w:num>
-  <w:num w:numId="5" w16cid:durableId="494758702">
+  <w:num w:numId="5" w16cid:durableId="52118718">
     <w:abstractNumId w:val="5"/>
   </w:num>
-  <w:num w:numId="6" w16cid:durableId="159974084">
+  <w:num w:numId="6" w16cid:durableId="1965043679">
     <w:abstractNumId w:val="8"/>
   </w:num>
-  <w:num w:numId="7" w16cid:durableId="1119563755">
+  <w:num w:numId="7" w16cid:durableId="855264805">
     <w:abstractNumId w:val="4"/>
   </w:num>
-  <w:num w:numId="8" w16cid:durableId="363284835">
+  <w:num w:numId="8" w16cid:durableId="930704606">
     <w:abstractNumId w:val="2"/>
   </w:num>
-  <w:num w:numId="9" w16cid:durableId="442965038">
+  <w:num w:numId="9" w16cid:durableId="1224945940">
     <w:abstractNumId w:val="11"/>
   </w:num>
-  <w:num w:numId="10" w16cid:durableId="1242376479">
+  <w:num w:numId="10" w16cid:durableId="371344320">
     <w:abstractNumId w:val="9"/>
   </w:num>
-  <w:num w:numId="11" w16cid:durableId="1053963832">
+  <w:num w:numId="11" w16cid:durableId="1810392422">
     <w:abstractNumId w:val="6"/>
   </w:num>
-  <w:num w:numId="12" w16cid:durableId="1338775365">
+  <w:num w:numId="12" w16cid:durableId="1112557520">
     <w:abstractNumId w:val="1"/>
   </w:num>
-  <w:num w:numId="13" w16cid:durableId="2011832182">
+  <w:num w:numId="13" w16cid:durableId="1101874244">
     <w:abstractNumId w:val="5"/>
     <w:lvlOverride w:ilvl="0"/>
     <w:lvlOverride w:ilvl="1"/>
@@ -5815,6 +5290,27 @@
       <w:szCs w:val="24"/>
     </w:rPr>
   </w:style>
+  <w:style w:type="character" w:styleId="a8">
+    <w:name w:val="Hyperlink"/>
+    <w:uiPriority w:val="1"/>
+    <w:unhideWhenUsed/>
+    <w:rsid w:val="008577DB"/>
+    <w:rPr>
+      <w:color w:val="0563C1"/>
+      <w:u w:val="single"/>
+    </w:rPr>
+  </w:style>
+  <w:style w:type="character" w:styleId="a9">
+    <w:name w:val="Unresolved Mention"/>
+    <w:uiPriority w:val="99"/>
+    <w:semiHidden/>
+    <w:unhideWhenUsed/>
+    <w:rsid w:val="008577DB"/>
+    <w:rPr>
+      <w:color w:val="605E5C"/>
+      <w:shd w:val="clear" w:color="auto" w:fill="E1DFDD"/>
+    </w:rPr>
+  </w:style>
 </w:styles>
 </file>
 

--- a/docs/files/f9_文雪_山东北辰机电_供应链实习生（供应链管理）.docx
+++ b/docs/files/f9_文雪_山东北辰机电_供应链实习生（供应链管理）.docx
@@ -443,7 +443,21 @@
                 <w:rFonts w:ascii="Times New Roman" w:eastAsia="宋体" w:hAnsi="Times New Roman" w:cs="宋体"/>
                 <w:sz w:val="21"/>
               </w:rPr>
-              <w:t xml:space="preserve">库存全流程操作经验，瑞幸门店日盘与效期管理经验，理解订单执行到库存盘点的完整链路；沟通协调与文档管理：</w:t>
+              <w:t xml:space="preserve">库存全流程操作经验，瑞幸门店日盘、效期管理与呆滞物料处理经验，理解订单执行、协调供应商</w:t>
+            </w:r>
+            <w:r>
+              <w:rPr>
+                <w:rFonts w:eastAsia="宋体" w:ascii="Times New Roman" w:hAnsi="Times New Roman"/>
+                <w:sz w:val="21"/>
+              </w:rPr>
+              <w:t xml:space="preserve">/</w:t>
+            </w:r>
+            <w:r>
+              <w:rPr>
+                <w:rFonts w:ascii="Times New Roman" w:eastAsia="宋体" w:hAnsi="Times New Roman" w:cs="宋体"/>
+                <w:sz w:val="21"/>
+              </w:rPr>
+              <w:t xml:space="preserve">物流保障交付到库存盘点的完整链路；沟通协调与文档管理：</w:t>
             </w:r>
             <w:r>
               <w:rPr>
